--- a/entregas-0026261/9 APC 0026261-76 ACA Marcos NP prescrição intercorrente. execução de cédula de crédito bancária.docx
+++ b/entregas-0026261/9 APC 0026261-76 ACA Marcos NP prescrição intercorrente. execução de cédula de crédito bancária.docx
@@ -1032,7 +1032,7 @@
           <w:sz w:val="28"/>
           <w:szCs w:val="28"/>
         </w:rPr>
-        <w:t>APELAÇÃO CÍVEL.</w:t>
+        <w:t xml:space="preserve">APELAÇÃO CÍVEL.</w:t>
       </w:r>
       <w:r>
         <w:rPr>
@@ -1048,7 +1048,7 @@
           <w:sz w:val="28"/>
           <w:szCs w:val="28"/>
         </w:rPr>
-        <w:t>DIREITO PROCESSUAL CIVIL. EXECUÇÃO DE TÍTULO EXTRAJUDICIAL. CÉDULA DE</w:t>
+        <w:t xml:space="preserve">DIREITO PROCESSUAL CIVIL. EXECUÇÃO DE TÍTULO EXTRAJUDICIAL. CÉDULA DE</w:t>
       </w:r>
       <w:r>
         <w:rPr>
@@ -1064,15 +1064,33 @@
           <w:sz w:val="28"/>
           <w:szCs w:val="28"/>
         </w:rPr>
-        <w:t>CRÉDITO BANCÁRIO. PRESCRIÇÃO INTERCORRENTE. SUSPENSÃO POR AUSÊNCIA DE BENS.</w:t>
-      </w:r>
-      <w:r>
-        <w:rPr>
-          <w:rFonts w:ascii="Arial" w:hAnsi="Arial" w:cs="Arial"/>
-          <w:sz w:val="28"/>
-          <w:szCs w:val="28"/>
-        </w:rPr>
-        <w:t xml:space="preserve"> INDEFERIMENTO DE REITERAÇÃO DE DILIGÊNCIAS</w:t>
+        <w:t xml:space="preserve">CRÉDITO BANCÁRIO. PRESCRIÇÃO INTERCORRENTE. </w:t>
+      </w:r>
+      <w:r>
+        <w:rPr>
+          <w:rFonts w:ascii="Arial" w:hAnsi="Arial" w:cs="Arial"/>
+          <w:color w:val="808080"/>
+          <w:sz w:val="28"/>
+          <w:szCs w:val="28"/>
+        </w:rPr>
+        <w:t xml:space="preserve">DILIGÊNCIAS</w:t>
+      </w:r>
+      <w:r>
+        <w:rPr>
+          <w:rFonts w:ascii="Arial" w:hAnsi="Arial" w:cs="Arial"/>
+          <w:sz w:val="28"/>
+          <w:szCs w:val="28"/>
+        </w:rPr>
+        <w:t xml:space="preserve"> </w:t>
+      </w:r>
+      <w:r>
+        <w:rPr>
+          <w:rFonts w:ascii="Arial" w:hAnsi="Arial" w:cs="Arial"/>
+          <w:color w:val="808080"/>
+          <w:sz w:val="28"/>
+          <w:szCs w:val="28"/>
+        </w:rPr>
+        <w:t xml:space="preserve">INFRUTÍFERAS</w:t>
       </w:r>
       <w:r>
         <w:rPr>
@@ -1088,15 +1106,15 @@
           <w:sz w:val="28"/>
           <w:szCs w:val="28"/>
         </w:rPr>
-        <w:t>AUSÊNCIA DE INTERRUPÇÃO DO PRAZO</w:t>
-      </w:r>
-      <w:r>
-        <w:rPr>
-          <w:rFonts w:ascii="Arial" w:hAnsi="Arial" w:cs="Arial"/>
-          <w:sz w:val="28"/>
-          <w:szCs w:val="28"/>
-        </w:rPr>
-        <w:t>. RECURSO NÃO PROVIDO.</w:t>
+        <w:t xml:space="preserve">AUSÊNCIA DE INTERRUPÇÃO</w:t>
+      </w:r>
+      <w:r>
+        <w:rPr>
+          <w:rFonts w:ascii="Arial" w:hAnsi="Arial" w:cs="Arial"/>
+          <w:sz w:val="28"/>
+          <w:szCs w:val="28"/>
+        </w:rPr>
+        <w:t xml:space="preserve">. RECURSO NÃO PROVIDO.</w:t>
       </w:r>
     </w:p>
     <w:p>
@@ -1204,15 +1222,6 @@
       <w:r>
         <w:rPr>
           <w:rFonts w:ascii="Arial" w:hAnsi="Arial" w:cs="Arial"/>
-          <w:color w:val="808080"/>
-          <w:sz w:val="28"/>
-          <w:szCs w:val="28"/>
-        </w:rPr>
-        <w:t xml:space="preserve">, executado</w:t>
-      </w:r>
-      <w:r>
-        <w:rPr>
-          <w:rFonts w:ascii="Arial" w:hAnsi="Arial" w:cs="Arial"/>
           <w:sz w:val="28"/>
           <w:szCs w:val="28"/>
         </w:rPr>
@@ -1356,24 +1365,177 @@
           <w:sz w:val="28"/>
           <w:szCs w:val="28"/>
         </w:rPr>
-        <w:t xml:space="preserve"> sustentando inexistência de inércia</w:t>
-      </w:r>
-      <w:r>
-        <w:rPr>
-          <w:rFonts w:ascii="Arial" w:hAnsi="Arial" w:cs="Arial"/>
-          <w:sz w:val="28"/>
-          <w:szCs w:val="28"/>
-        </w:rPr>
-        <w:t xml:space="preserve">, notadamente porque renovou o pedido de diligências junto aos sistemas informatizados disponíveis ao Juízo</w:t>
-      </w:r>
-      <w:r>
-        <w:rPr>
-          <w:rFonts w:ascii="Arial" w:hAnsi="Arial" w:cs="Arial"/>
-          <w:color w:val="808080"/>
-          <w:sz w:val="28"/>
-          <w:szCs w:val="28"/>
-        </w:rPr>
-        <w:t xml:space="preserve">, e requereu a cassação ou, subsidiariamente, a anulação da sentença</w:t>
+        <w:t xml:space="preserve"> </w:t>
+      </w:r>
+      <w:r>
+        <w:rPr>
+          <w:rFonts w:ascii="Arial" w:hAnsi="Arial" w:cs="Arial"/>
+          <w:color w:val="808080"/>
+          <w:sz w:val="28"/>
+          <w:szCs w:val="28"/>
+        </w:rPr>
+        <w:t xml:space="preserve">alegando</w:t>
+      </w:r>
+      <w:r>
+        <w:rPr>
+          <w:rFonts w:ascii="Arial" w:hAnsi="Arial" w:cs="Arial"/>
+          <w:sz w:val="28"/>
+          <w:szCs w:val="28"/>
+        </w:rPr>
+        <w:t xml:space="preserve"> inexistência de inércia</w:t>
+      </w:r>
+      <w:r>
+        <w:rPr>
+          <w:rFonts w:ascii="Arial" w:hAnsi="Arial" w:cs="Arial"/>
+          <w:sz w:val="28"/>
+          <w:szCs w:val="28"/>
+        </w:rPr>
+        <w:t xml:space="preserve">, </w:t>
+      </w:r>
+      <w:r>
+        <w:rPr>
+          <w:rFonts w:ascii="Arial" w:hAnsi="Arial" w:cs="Arial"/>
+          <w:color w:val="808080"/>
+          <w:sz w:val="28"/>
+          <w:szCs w:val="28"/>
+        </w:rPr>
+        <w:t xml:space="preserve">pois</w:t>
+      </w:r>
+      <w:r>
+        <w:rPr>
+          <w:rFonts w:ascii="Arial" w:hAnsi="Arial" w:cs="Arial"/>
+          <w:sz w:val="28"/>
+          <w:szCs w:val="28"/>
+        </w:rPr>
+        <w:t xml:space="preserve"> </w:t>
+      </w:r>
+      <w:r>
+        <w:rPr>
+          <w:rFonts w:ascii="Arial" w:hAnsi="Arial" w:cs="Arial"/>
+          <w:color w:val="808080"/>
+          <w:sz w:val="28"/>
+          <w:szCs w:val="28"/>
+        </w:rPr>
+        <w:t xml:space="preserve">requereu</w:t>
+      </w:r>
+      <w:r>
+        <w:rPr>
+          <w:rFonts w:ascii="Arial" w:hAnsi="Arial" w:cs="Arial"/>
+          <w:sz w:val="28"/>
+          <w:szCs w:val="28"/>
+        </w:rPr>
+        <w:t xml:space="preserve"> diligências </w:t>
+      </w:r>
+      <w:r>
+        <w:rPr>
+          <w:rFonts w:ascii="Arial" w:hAnsi="Arial" w:cs="Arial"/>
+          <w:color w:val="808080"/>
+          <w:sz w:val="28"/>
+          <w:szCs w:val="28"/>
+        </w:rPr>
+        <w:t xml:space="preserve">patrimoniais,</w:t>
+      </w:r>
+      <w:r>
+        <w:rPr>
+          <w:rFonts w:ascii="Arial" w:hAnsi="Arial" w:cs="Arial"/>
+          <w:sz w:val="28"/>
+          <w:szCs w:val="28"/>
+        </w:rPr>
+        <w:t xml:space="preserve"> </w:t>
+      </w:r>
+      <w:r>
+        <w:rPr>
+          <w:rFonts w:ascii="Arial" w:hAnsi="Arial" w:cs="Arial"/>
+          <w:color w:val="808080"/>
+          <w:sz w:val="28"/>
+          <w:szCs w:val="28"/>
+        </w:rPr>
+        <w:t xml:space="preserve">e</w:t>
+      </w:r>
+      <w:r>
+        <w:rPr>
+          <w:rFonts w:ascii="Arial" w:hAnsi="Arial" w:cs="Arial"/>
+          <w:sz w:val="28"/>
+          <w:szCs w:val="28"/>
+        </w:rPr>
+        <w:t xml:space="preserve"> </w:t>
+      </w:r>
+      <w:r>
+        <w:rPr>
+          <w:rFonts w:ascii="Arial" w:hAnsi="Arial" w:cs="Arial"/>
+          <w:color w:val="808080"/>
+          <w:sz w:val="28"/>
+          <w:szCs w:val="28"/>
+        </w:rPr>
+        <w:t xml:space="preserve">pediu</w:t>
+      </w:r>
+      <w:r>
+        <w:rPr>
+          <w:rFonts w:ascii="Arial" w:hAnsi="Arial" w:cs="Arial"/>
+          <w:sz w:val="28"/>
+          <w:szCs w:val="28"/>
+        </w:rPr>
+        <w:t xml:space="preserve"> </w:t>
+      </w:r>
+      <w:r>
+        <w:rPr>
+          <w:rFonts w:ascii="Arial" w:hAnsi="Arial" w:cs="Arial"/>
+          <w:color w:val="808080"/>
+          <w:sz w:val="28"/>
+          <w:szCs w:val="28"/>
+        </w:rPr>
+        <w:t xml:space="preserve">a</w:t>
+      </w:r>
+      <w:r>
+        <w:rPr>
+          <w:rFonts w:ascii="Arial" w:hAnsi="Arial" w:cs="Arial"/>
+          <w:sz w:val="28"/>
+          <w:szCs w:val="28"/>
+        </w:rPr>
+        <w:t xml:space="preserve"> </w:t>
+      </w:r>
+      <w:r>
+        <w:rPr>
+          <w:rFonts w:ascii="Arial" w:hAnsi="Arial" w:cs="Arial"/>
+          <w:color w:val="808080"/>
+          <w:sz w:val="28"/>
+          <w:szCs w:val="28"/>
+        </w:rPr>
+        <w:t xml:space="preserve">cassação</w:t>
+      </w:r>
+      <w:r>
+        <w:rPr>
+          <w:rFonts w:ascii="Arial" w:hAnsi="Arial" w:cs="Arial"/>
+          <w:sz w:val="28"/>
+          <w:szCs w:val="28"/>
+        </w:rPr>
+        <w:t xml:space="preserve"> </w:t>
+      </w:r>
+      <w:r>
+        <w:rPr>
+          <w:rFonts w:ascii="Arial" w:hAnsi="Arial" w:cs="Arial"/>
+          <w:color w:val="808080"/>
+          <w:sz w:val="28"/>
+          <w:szCs w:val="28"/>
+        </w:rPr>
+        <w:t xml:space="preserve">ou,</w:t>
+      </w:r>
+      <w:r>
+        <w:rPr>
+          <w:rFonts w:ascii="Arial" w:hAnsi="Arial" w:cs="Arial"/>
+          <w:sz w:val="28"/>
+          <w:szCs w:val="28"/>
+        </w:rPr>
+        <w:t xml:space="preserve"> </w:t>
+      </w:r>
+      <w:r>
+        <w:rPr>
+          <w:rFonts w:ascii="Arial" w:hAnsi="Arial" w:cs="Arial"/>
+          <w:color w:val="808080"/>
+          <w:sz w:val="28"/>
+          <w:szCs w:val="28"/>
+        </w:rPr>
+        <w:t xml:space="preserve">subsidiariamente, a anulação da sentença</w:t>
       </w:r>
       <w:r>
         <w:rPr>
@@ -1793,7 +1955,41 @@
           <w:sz w:val="28"/>
           <w:szCs w:val="28"/>
         </w:rPr>
-        <w:t xml:space="preserve">A prescrição intercorrente começa a fluir automaticamente após o término do prazo de suspensão de um ano </w:t>
+        <w:t xml:space="preserve">A prescrição intercorrente </w:t>
+      </w:r>
+      <w:r>
+        <w:rPr>
+          <w:rFonts w:ascii="Arial" w:hAnsi="Arial" w:cs="Arial"/>
+          <w:color w:val="808080"/>
+          <w:sz w:val="28"/>
+          <w:szCs w:val="28"/>
+        </w:rPr>
+        <w:t xml:space="preserve">corre</w:t>
+      </w:r>
+      <w:r>
+        <w:rPr>
+          <w:rFonts w:ascii="Arial" w:hAnsi="Arial" w:cs="Arial"/>
+          <w:sz w:val="28"/>
+          <w:szCs w:val="28"/>
+        </w:rPr>
+        <w:t xml:space="preserve"> automaticamente após o </w:t>
+      </w:r>
+      <w:r>
+        <w:rPr>
+          <w:rFonts w:ascii="Arial" w:hAnsi="Arial" w:cs="Arial"/>
+          <w:color w:val="808080"/>
+          <w:sz w:val="28"/>
+          <w:szCs w:val="28"/>
+        </w:rPr>
+        <w:t xml:space="preserve">ano</w:t>
+      </w:r>
+      <w:r>
+        <w:rPr>
+          <w:rFonts w:ascii="Arial" w:hAnsi="Arial" w:cs="Arial"/>
+          <w:sz w:val="28"/>
+          <w:szCs w:val="28"/>
+        </w:rPr>
+        <w:t xml:space="preserve"> de suspensão </w:t>
       </w:r>
       <w:r>
         <w:rPr>
@@ -1912,6 +2108,179 @@
       <w:r>
         <w:rPr>
           <w:rFonts w:ascii="Arial" w:hAnsi="Arial" w:cs="Arial"/>
+          <w:color w:val="808080"/>
+          <w:sz w:val="28"/>
+          <w:szCs w:val="28"/>
+        </w:rPr>
+        <w:t xml:space="preserve">Diligências</w:t>
+      </w:r>
+      <w:r>
+        <w:rPr>
+          <w:rFonts w:ascii="Arial" w:hAnsi="Arial" w:cs="Arial"/>
+          <w:sz w:val="28"/>
+          <w:szCs w:val="28"/>
+        </w:rPr>
+        <w:t xml:space="preserve"> </w:t>
+      </w:r>
+      <w:r>
+        <w:rPr>
+          <w:rFonts w:ascii="Arial" w:hAnsi="Arial" w:cs="Arial"/>
+          <w:color w:val="808080"/>
+          <w:sz w:val="28"/>
+          <w:szCs w:val="28"/>
+        </w:rPr>
+        <w:t xml:space="preserve">infrutíferas</w:t>
+      </w:r>
+      <w:r>
+        <w:rPr>
+          <w:rFonts w:ascii="Arial" w:hAnsi="Arial" w:cs="Arial"/>
+          <w:sz w:val="28"/>
+          <w:szCs w:val="28"/>
+        </w:rPr>
+        <w:t xml:space="preserve"> </w:t>
+      </w:r>
+      <w:r>
+        <w:rPr>
+          <w:rFonts w:ascii="Arial" w:hAnsi="Arial" w:cs="Arial"/>
+          <w:color w:val="808080"/>
+          <w:sz w:val="28"/>
+          <w:szCs w:val="28"/>
+        </w:rPr>
+        <w:t xml:space="preserve">ou</w:t>
+      </w:r>
+      <w:r>
+        <w:rPr>
+          <w:rFonts w:ascii="Arial" w:hAnsi="Arial" w:cs="Arial"/>
+          <w:sz w:val="28"/>
+          <w:szCs w:val="28"/>
+        </w:rPr>
+        <w:t xml:space="preserve"> </w:t>
+      </w:r>
+      <w:r>
+        <w:rPr>
+          <w:rFonts w:ascii="Arial" w:hAnsi="Arial" w:cs="Arial"/>
+          <w:color w:val="808080"/>
+          <w:sz w:val="28"/>
+          <w:szCs w:val="28"/>
+        </w:rPr>
+        <w:t xml:space="preserve">indeferidas</w:t>
+      </w:r>
+      <w:r>
+        <w:rPr>
+          <w:rFonts w:ascii="Arial" w:hAnsi="Arial" w:cs="Arial"/>
+          <w:sz w:val="28"/>
+          <w:szCs w:val="28"/>
+        </w:rPr>
+        <w:t xml:space="preserve"> e o </w:t>
+      </w:r>
+      <w:r>
+        <w:rPr>
+          <w:rFonts w:ascii="Arial" w:hAnsi="Arial" w:cs="Arial"/>
+          <w:color w:val="808080"/>
+          <w:sz w:val="28"/>
+          <w:szCs w:val="28"/>
+        </w:rPr>
+        <w:t xml:space="preserve">mero</w:t>
+      </w:r>
+      <w:r>
+        <w:rPr>
+          <w:rFonts w:ascii="Arial" w:hAnsi="Arial" w:cs="Arial"/>
+          <w:sz w:val="28"/>
+          <w:szCs w:val="28"/>
+        </w:rPr>
+        <w:t xml:space="preserve"> peticionamento</w:t>
+      </w:r>
+      <w:r>
+        <w:rPr>
+          <w:rFonts w:ascii="Arial" w:hAnsi="Arial" w:cs="Arial"/>
+          <w:sz w:val="28"/>
+          <w:szCs w:val="28"/>
+        </w:rPr>
+        <w:t xml:space="preserve"> </w:t>
+      </w:r>
+      <w:r>
+        <w:rPr>
+          <w:rFonts w:ascii="Arial" w:hAnsi="Arial" w:cs="Arial"/>
+          <w:sz w:val="28"/>
+          <w:szCs w:val="28"/>
+        </w:rPr>
+        <w:t xml:space="preserve">não interrompem </w:t>
+      </w:r>
+      <w:r>
+        <w:rPr>
+          <w:rFonts w:ascii="Arial" w:hAnsi="Arial" w:cs="Arial"/>
+          <w:color w:val="808080"/>
+          <w:sz w:val="28"/>
+          <w:szCs w:val="28"/>
+        </w:rPr>
+        <w:t xml:space="preserve">a</w:t>
+      </w:r>
+      <w:r>
+        <w:rPr>
+          <w:rFonts w:ascii="Arial" w:hAnsi="Arial" w:cs="Arial"/>
+          <w:sz w:val="28"/>
+          <w:szCs w:val="28"/>
+        </w:rPr>
+        <w:t xml:space="preserve"> prescrição intercorrente</w:t>
+      </w:r>
+      <w:r>
+        <w:rPr>
+          <w:rFonts w:ascii="Arial" w:hAnsi="Arial" w:cs="Arial"/>
+          <w:color w:val="808080"/>
+          <w:sz w:val="28"/>
+          <w:szCs w:val="28"/>
+        </w:rPr>
+        <w:t xml:space="preserve">, sendo necessária a efetiva constrição patrimonial</w:t>
+      </w:r>
+      <w:r>
+        <w:rPr>
+          <w:rFonts w:ascii="Arial" w:hAnsi="Arial" w:cs="Arial"/>
+          <w:sz w:val="28"/>
+          <w:szCs w:val="28"/>
+        </w:rPr>
+        <w:t xml:space="preserve"> (Tema 568/STJ).</w:t>
+      </w:r>
+      <w:commentRangeEnd w:id="7"/>
+      <w:r>
+        <w:rPr>
+          <w:rStyle w:val="CommentReference"/>
+        </w:rPr>
+        <w:commentReference w:id="7"/>
+      </w:r>
+    </w:p>
+    <w:p>
+      <w:pPr>
+        <w:pStyle w:val="ListParagraph"/>
+        <w:spacing w:after="0" w:line="360" w:lineRule="auto"/>
+        <w:ind w:left="0"/>
+        <w:jc w:val="both"/>
+        <w:rPr>
+          <w:rFonts w:ascii="Arial" w:hAnsi="Arial" w:cs="Arial"/>
+          <w:sz w:val="28"/>
+          <w:szCs w:val="28"/>
+        </w:rPr>
+      </w:pPr>
+      <w:r>
+        <w:rPr>
+          <w:rFonts w:ascii="Arial" w:hAnsi="Arial" w:cs="Arial"/>
+          <w:color w:val="808080"/>
+          <w:sz w:val="28"/>
+          <w:szCs w:val="28"/>
+        </w:rPr>
+        <w:t xml:space="preserve">8</w:t>
+      </w:r>
+      <w:r>
+        <w:rPr>
+          <w:rFonts w:ascii="Arial" w:hAnsi="Arial" w:cs="Arial"/>
+          <w:sz w:val="28"/>
+          <w:szCs w:val="28"/>
+        </w:rPr>
+        <w:t xml:space="preserve">. </w:t>
+      </w:r>
+      <w:r>
+        <w:rPr>
+          <w:rFonts w:ascii="Arial" w:hAnsi="Arial" w:cs="Arial"/>
+          <w:color w:val="808080"/>
           <w:sz w:val="28"/>
           <w:szCs w:val="28"/>
         </w:rPr>
@@ -1923,23 +2292,6 @@
           <w:sz w:val="28"/>
           <w:szCs w:val="28"/>
         </w:rPr>
-        <w:t xml:space="preserve"> reiteração de diligências </w:t>
-      </w:r>
-      <w:r>
-        <w:rPr>
-          <w:rFonts w:ascii="Arial" w:hAnsi="Arial" w:cs="Arial"/>
-          <w:color w:val="808080"/>
-          <w:sz w:val="28"/>
-          <w:szCs w:val="28"/>
-        </w:rPr>
-        <w:t xml:space="preserve">infrutíferas</w:t>
-      </w:r>
-      <w:r>
-        <w:rPr>
-          <w:rFonts w:ascii="Arial" w:hAnsi="Arial" w:cs="Arial"/>
-          <w:sz w:val="28"/>
-          <w:szCs w:val="28"/>
-        </w:rPr>
         <w:t xml:space="preserve"> </w:t>
       </w:r>
       <w:r>
@@ -1949,23 +2301,68 @@
           <w:sz w:val="28"/>
           <w:szCs w:val="28"/>
         </w:rPr>
-        <w:t xml:space="preserve">ou indeferidas</w:t>
-      </w:r>
-      <w:r>
-        <w:rPr>
-          <w:rFonts w:ascii="Arial" w:hAnsi="Arial" w:cs="Arial"/>
-          <w:sz w:val="28"/>
-          <w:szCs w:val="28"/>
-        </w:rPr>
-        <w:t xml:space="preserve"> e o simples peticionamento requerendo a </w:t>
-      </w:r>
-      <w:r>
-        <w:rPr>
-          <w:rFonts w:ascii="Arial" w:hAnsi="Arial" w:cs="Arial"/>
-          <w:sz w:val="28"/>
-          <w:szCs w:val="28"/>
-        </w:rPr>
-        <w:t xml:space="preserve">penhora</w:t>
+        <w:t xml:space="preserve">execução</w:t>
+      </w:r>
+      <w:r>
+        <w:rPr>
+          <w:rFonts w:ascii="Arial" w:hAnsi="Arial" w:cs="Arial"/>
+          <w:sz w:val="28"/>
+          <w:szCs w:val="28"/>
+        </w:rPr>
+        <w:t xml:space="preserve"> foi </w:t>
+      </w:r>
+      <w:r>
+        <w:rPr>
+          <w:rFonts w:ascii="Arial" w:hAnsi="Arial" w:cs="Arial"/>
+          <w:color w:val="808080"/>
+          <w:sz w:val="28"/>
+          <w:szCs w:val="28"/>
+        </w:rPr>
+        <w:t xml:space="preserve">suspensa</w:t>
+      </w:r>
+      <w:r>
+        <w:rPr>
+          <w:rFonts w:ascii="Arial" w:hAnsi="Arial" w:cs="Arial"/>
+          <w:sz w:val="28"/>
+          <w:szCs w:val="28"/>
+        </w:rPr>
+        <w:t xml:space="preserve"> em </w:t>
+      </w:r>
+      <w:r>
+        <w:rPr>
+          <w:rFonts w:ascii="Arial" w:hAnsi="Arial" w:cs="Arial"/>
+          <w:color w:val="808080"/>
+          <w:sz w:val="28"/>
+          <w:szCs w:val="28"/>
+        </w:rPr>
+        <w:t xml:space="preserve">04</w:t>
+      </w:r>
+      <w:r>
+        <w:rPr>
+          <w:rFonts w:ascii="Arial" w:hAnsi="Arial" w:cs="Arial"/>
+          <w:color w:val="000000" w:themeColor="text1"/>
+          <w:sz w:val="28"/>
+          <w:szCs w:val="28"/>
+        </w:rPr>
+        <w:t xml:space="preserve">/11</w:t>
+      </w:r>
+      <w:r>
+        <w:rPr>
+          <w:rFonts w:ascii="Arial" w:hAnsi="Arial" w:cs="Arial"/>
+          <w:color w:val="000000" w:themeColor="text1"/>
+          <w:sz w:val="28"/>
+          <w:szCs w:val="28"/>
+        </w:rPr>
+        <w:t xml:space="preserve">/2021</w:t>
+      </w:r>
+      <w:r>
+        <w:rPr>
+          <w:rFonts w:ascii="Arial" w:hAnsi="Arial" w:cs="Arial"/>
+          <w:color w:val="808080"/>
+          <w:sz w:val="28"/>
+          <w:szCs w:val="28"/>
+        </w:rPr>
+        <w:t xml:space="preserve">,</w:t>
       </w:r>
       <w:r>
         <w:rPr>
@@ -1978,34 +2375,188 @@
       <w:r>
         <w:rPr>
           <w:rFonts w:ascii="Arial" w:hAnsi="Arial" w:cs="Arial"/>
-          <w:sz w:val="28"/>
-          <w:szCs w:val="28"/>
-        </w:rPr>
-        <w:t xml:space="preserve">não interrompem o prazo da prescrição intercorrente</w:t>
-      </w:r>
-      <w:r>
-        <w:rPr>
-          <w:rFonts w:ascii="Arial" w:hAnsi="Arial" w:cs="Arial"/>
-          <w:color w:val="808080"/>
-          <w:sz w:val="28"/>
-          <w:szCs w:val="28"/>
-        </w:rPr>
-        <w:t xml:space="preserve">, sendo necessária a efetiva constrição patrimonial</w:t>
-      </w:r>
-      <w:r>
-        <w:rPr>
-          <w:rFonts w:ascii="Arial" w:hAnsi="Arial" w:cs="Arial"/>
-          <w:sz w:val="28"/>
-          <w:szCs w:val="28"/>
-        </w:rPr>
-        <w:t xml:space="preserve"> (Tema 568/STJ).</w:t>
-      </w:r>
-      <w:commentRangeEnd w:id="7"/>
-      <w:r>
-        <w:rPr>
-          <w:rStyle w:val="CommentReference"/>
-        </w:rPr>
-        <w:commentReference w:id="7"/>
+          <w:color w:val="808080"/>
+          <w:sz w:val="28"/>
+          <w:szCs w:val="28"/>
+        </w:rPr>
+        <w:t xml:space="preserve">o</w:t>
+      </w:r>
+      <w:r>
+        <w:rPr>
+          <w:rFonts w:ascii="Arial" w:hAnsi="Arial" w:cs="Arial"/>
+          <w:sz w:val="28"/>
+          <w:szCs w:val="28"/>
+        </w:rPr>
+        <w:t xml:space="preserve"> prazo</w:t>
+      </w:r>
+      <w:r>
+        <w:rPr>
+          <w:rFonts w:ascii="Arial" w:hAnsi="Arial" w:cs="Arial"/>
+          <w:sz w:val="28"/>
+          <w:szCs w:val="28"/>
+        </w:rPr>
+        <w:t xml:space="preserve"> </w:t>
+      </w:r>
+      <w:r>
+        <w:rPr>
+          <w:rFonts w:ascii="Arial" w:hAnsi="Arial" w:cs="Arial"/>
+          <w:sz w:val="28"/>
+          <w:szCs w:val="28"/>
+        </w:rPr>
+        <w:t xml:space="preserve">voltou a correr em </w:t>
+      </w:r>
+      <w:r>
+        <w:rPr>
+          <w:rFonts w:ascii="Arial" w:hAnsi="Arial" w:cs="Arial"/>
+          <w:color w:val="000000" w:themeColor="text1"/>
+          <w:sz w:val="28"/>
+          <w:szCs w:val="28"/>
+        </w:rPr>
+        <w:t xml:space="preserve">17/11</w:t>
+      </w:r>
+      <w:r>
+        <w:rPr>
+          <w:rFonts w:ascii="Arial" w:hAnsi="Arial" w:cs="Arial"/>
+          <w:color w:val="000000" w:themeColor="text1"/>
+          <w:sz w:val="28"/>
+          <w:szCs w:val="28"/>
+        </w:rPr>
+        <w:t xml:space="preserve">/2022</w:t>
+      </w:r>
+      <w:r>
+        <w:rPr>
+          <w:rFonts w:ascii="Arial" w:hAnsi="Arial" w:cs="Arial"/>
+          <w:sz w:val="28"/>
+          <w:szCs w:val="28"/>
+        </w:rPr>
+        <w:t xml:space="preserve"> </w:t>
+      </w:r>
+      <w:r>
+        <w:rPr>
+          <w:rFonts w:ascii="Arial" w:hAnsi="Arial" w:cs="Arial"/>
+          <w:color w:val="808080"/>
+          <w:sz w:val="28"/>
+          <w:szCs w:val="28"/>
+        </w:rPr>
+        <w:t xml:space="preserve">e,</w:t>
+      </w:r>
+      <w:r>
+        <w:rPr>
+          <w:rFonts w:ascii="Arial" w:hAnsi="Arial" w:cs="Arial"/>
+          <w:sz w:val="28"/>
+          <w:szCs w:val="28"/>
+        </w:rPr>
+        <w:t xml:space="preserve"> </w:t>
+      </w:r>
+      <w:r>
+        <w:rPr>
+          <w:rFonts w:ascii="Arial" w:hAnsi="Arial" w:cs="Arial"/>
+          <w:color w:val="808080"/>
+          <w:sz w:val="28"/>
+          <w:szCs w:val="28"/>
+        </w:rPr>
+        <w:t xml:space="preserve">sem</w:t>
+      </w:r>
+      <w:r>
+        <w:rPr>
+          <w:rFonts w:ascii="Arial" w:hAnsi="Arial" w:cs="Arial"/>
+          <w:sz w:val="28"/>
+          <w:szCs w:val="28"/>
+        </w:rPr>
+        <w:t xml:space="preserve"> </w:t>
+      </w:r>
+      <w:r>
+        <w:rPr>
+          <w:rFonts w:ascii="Arial" w:hAnsi="Arial" w:cs="Arial"/>
+          <w:color w:val="808080"/>
+          <w:sz w:val="28"/>
+          <w:szCs w:val="28"/>
+        </w:rPr>
+        <w:t xml:space="preserve">localização</w:t>
+      </w:r>
+      <w:r>
+        <w:rPr>
+          <w:rFonts w:ascii="Arial" w:hAnsi="Arial" w:cs="Arial"/>
+          <w:sz w:val="28"/>
+          <w:szCs w:val="28"/>
+        </w:rPr>
+        <w:t xml:space="preserve"> de</w:t>
+      </w:r>
+      <w:r>
+        <w:rPr>
+          <w:rFonts w:ascii="Arial" w:hAnsi="Arial" w:cs="Arial"/>
+          <w:sz w:val="28"/>
+          <w:szCs w:val="28"/>
+        </w:rPr>
+        <w:t xml:space="preserve"> </w:t>
+      </w:r>
+      <w:r>
+        <w:rPr>
+          <w:rFonts w:ascii="Arial" w:hAnsi="Arial" w:cs="Arial"/>
+          <w:color w:val="808080"/>
+          <w:sz w:val="28"/>
+          <w:szCs w:val="28"/>
+        </w:rPr>
+        <w:t xml:space="preserve">bens</w:t>
+      </w:r>
+      <w:r>
+        <w:rPr>
+          <w:rFonts w:ascii="Arial" w:hAnsi="Arial" w:cs="Arial"/>
+          <w:sz w:val="28"/>
+          <w:szCs w:val="28"/>
+        </w:rPr>
+        <w:t xml:space="preserve">, a prescrição </w:t>
+      </w:r>
+      <w:r>
+        <w:rPr>
+          <w:rFonts w:ascii="Arial" w:hAnsi="Arial" w:cs="Arial"/>
+          <w:sz w:val="28"/>
+          <w:szCs w:val="28"/>
+        </w:rPr>
+        <w:t xml:space="preserve">se consumou </w:t>
+      </w:r>
+      <w:r>
+        <w:rPr>
+          <w:rFonts w:ascii="Arial" w:hAnsi="Arial" w:cs="Arial"/>
+          <w:color w:val="808080"/>
+          <w:sz w:val="28"/>
+          <w:szCs w:val="28"/>
+        </w:rPr>
+        <w:t xml:space="preserve">em</w:t>
+      </w:r>
+      <w:r>
+        <w:rPr>
+          <w:rFonts w:ascii="Arial" w:hAnsi="Arial" w:cs="Arial"/>
+          <w:sz w:val="28"/>
+          <w:szCs w:val="28"/>
+        </w:rPr>
+        <w:t xml:space="preserve"> </w:t>
+      </w:r>
+      <w:r>
+        <w:rPr>
+          <w:rFonts w:ascii="Arial" w:hAnsi="Arial" w:cs="Arial"/>
+          <w:color w:val="000000" w:themeColor="text1"/>
+          <w:sz w:val="28"/>
+          <w:szCs w:val="28"/>
+        </w:rPr>
+        <w:t xml:space="preserve">17/11</w:t>
+      </w:r>
+      <w:r>
+        <w:rPr>
+          <w:rFonts w:ascii="Arial" w:hAnsi="Arial" w:cs="Arial"/>
+          <w:color w:val="000000" w:themeColor="text1"/>
+          <w:sz w:val="28"/>
+          <w:szCs w:val="28"/>
+        </w:rPr>
+        <w:t xml:space="preserve">/2025</w:t>
+      </w:r>
+      <w:r>
+        <w:rPr>
+          <w:rFonts w:ascii="Arial" w:hAnsi="Arial" w:cs="Arial"/>
+          <w:sz w:val="28"/>
+          <w:szCs w:val="28"/>
+        </w:rPr>
+        <w:t xml:space="preserve">.</w:t>
       </w:r>
     </w:p>
     <w:p>
@@ -2027,215 +2578,7 @@
           <w:sz w:val="28"/>
           <w:szCs w:val="28"/>
         </w:rPr>
-        <w:t xml:space="preserve">8</w:t>
-      </w:r>
-      <w:r>
-        <w:rPr>
-          <w:rFonts w:ascii="Arial" w:hAnsi="Arial" w:cs="Arial"/>
-          <w:sz w:val="28"/>
-          <w:szCs w:val="28"/>
-        </w:rPr>
-        <w:t xml:space="preserve">. </w:t>
-      </w:r>
-      <w:r>
-        <w:rPr>
-          <w:rFonts w:ascii="Arial" w:hAnsi="Arial" w:cs="Arial"/>
-          <w:sz w:val="28"/>
-          <w:szCs w:val="28"/>
-        </w:rPr>
-        <w:t xml:space="preserve">O feito executivo foi suspenso por ausência de bens penhoráveis em </w:t>
-      </w:r>
-      <w:r>
-        <w:rPr>
-          <w:rFonts w:ascii="Arial" w:hAnsi="Arial" w:cs="Arial"/>
-          <w:color w:val="808080"/>
-          <w:sz w:val="28"/>
-          <w:szCs w:val="28"/>
-        </w:rPr>
-        <w:t xml:space="preserve">04</w:t>
-      </w:r>
-      <w:r>
-        <w:rPr>
-          <w:rFonts w:ascii="Arial" w:hAnsi="Arial" w:cs="Arial"/>
-          <w:color w:val="000000" w:themeColor="text1"/>
-          <w:sz w:val="28"/>
-          <w:szCs w:val="28"/>
-        </w:rPr>
-        <w:t xml:space="preserve">/11</w:t>
-      </w:r>
-      <w:r>
-        <w:rPr>
-          <w:rFonts w:ascii="Arial" w:hAnsi="Arial" w:cs="Arial"/>
-          <w:color w:val="000000" w:themeColor="text1"/>
-          <w:sz w:val="28"/>
-          <w:szCs w:val="28"/>
-        </w:rPr>
-        <w:t xml:space="preserve">/2021</w:t>
-      </w:r>
-      <w:r>
-        <w:rPr>
-          <w:rFonts w:ascii="Arial" w:hAnsi="Arial" w:cs="Arial"/>
-          <w:sz w:val="28"/>
-          <w:szCs w:val="28"/>
-        </w:rPr>
-        <w:t xml:space="preserve">. O prazo prescricional</w:t>
-      </w:r>
-      <w:r>
-        <w:rPr>
-          <w:rFonts w:ascii="Arial" w:hAnsi="Arial" w:cs="Arial"/>
-          <w:sz w:val="28"/>
-          <w:szCs w:val="28"/>
-        </w:rPr>
-        <w:t xml:space="preserve"> </w:t>
-      </w:r>
-      <w:r>
-        <w:rPr>
-          <w:rFonts w:ascii="Arial" w:hAnsi="Arial" w:cs="Arial"/>
-          <w:sz w:val="28"/>
-          <w:szCs w:val="28"/>
-        </w:rPr>
-        <w:t xml:space="preserve">voltou a correr em </w:t>
-      </w:r>
-      <w:r>
-        <w:rPr>
-          <w:rFonts w:ascii="Arial" w:hAnsi="Arial" w:cs="Arial"/>
-          <w:color w:val="000000" w:themeColor="text1"/>
-          <w:sz w:val="28"/>
-          <w:szCs w:val="28"/>
-        </w:rPr>
-        <w:t xml:space="preserve">17/11</w:t>
-      </w:r>
-      <w:r>
-        <w:rPr>
-          <w:rFonts w:ascii="Arial" w:hAnsi="Arial" w:cs="Arial"/>
-          <w:color w:val="000000" w:themeColor="text1"/>
-          <w:sz w:val="28"/>
-          <w:szCs w:val="28"/>
-        </w:rPr>
-        <w:t xml:space="preserve">/2022</w:t>
-      </w:r>
-      <w:r>
-        <w:rPr>
-          <w:rFonts w:ascii="Arial" w:hAnsi="Arial" w:cs="Arial"/>
-          <w:sz w:val="28"/>
-          <w:szCs w:val="28"/>
-        </w:rPr>
-        <w:t xml:space="preserve">. Após essa data não foram localizados bens </w:t>
-      </w:r>
-      <w:r>
-        <w:rPr>
-          <w:rFonts w:ascii="Arial" w:hAnsi="Arial" w:cs="Arial"/>
-          <w:color w:val="808080"/>
-          <w:sz w:val="28"/>
-          <w:szCs w:val="28"/>
-        </w:rPr>
-        <w:t xml:space="preserve">do</w:t>
-      </w:r>
-      <w:r>
-        <w:rPr>
-          <w:rFonts w:ascii="Arial" w:hAnsi="Arial" w:cs="Arial"/>
-          <w:sz w:val="28"/>
-          <w:szCs w:val="28"/>
-        </w:rPr>
-        <w:t xml:space="preserve"> </w:t>
-      </w:r>
-      <w:r>
-        <w:rPr>
-          <w:rFonts w:ascii="Arial" w:hAnsi="Arial" w:cs="Arial"/>
-          <w:color w:val="808080"/>
-          <w:sz w:val="28"/>
-          <w:szCs w:val="28"/>
-        </w:rPr>
-        <w:t xml:space="preserve">executado</w:t>
-      </w:r>
-      <w:r>
-        <w:rPr>
-          <w:rFonts w:ascii="Arial" w:hAnsi="Arial" w:cs="Arial"/>
-          <w:sz w:val="28"/>
-          <w:szCs w:val="28"/>
-        </w:rPr>
-        <w:t xml:space="preserve"> capazes de</w:t>
-      </w:r>
-      <w:r>
-        <w:rPr>
-          <w:rFonts w:ascii="Arial" w:hAnsi="Arial" w:cs="Arial"/>
-          <w:sz w:val="28"/>
-          <w:szCs w:val="28"/>
-        </w:rPr>
-        <w:t xml:space="preserve"> </w:t>
-      </w:r>
-      <w:r>
-        <w:rPr>
-          <w:rFonts w:ascii="Arial" w:hAnsi="Arial" w:cs="Arial"/>
-          <w:sz w:val="28"/>
-          <w:szCs w:val="28"/>
-        </w:rPr>
-        <w:t xml:space="preserve">satisfazer o crédito exequendo. Assim, a prescrição intercorrente se consumou </w:t>
-      </w:r>
-      <w:r>
-        <w:rPr>
-          <w:rFonts w:ascii="Arial" w:hAnsi="Arial" w:cs="Arial"/>
-          <w:color w:val="808080"/>
-          <w:sz w:val="28"/>
-          <w:szCs w:val="28"/>
-        </w:rPr>
-        <w:t xml:space="preserve">em</w:t>
-      </w:r>
-      <w:r>
-        <w:rPr>
-          <w:rFonts w:ascii="Arial" w:hAnsi="Arial" w:cs="Arial"/>
-          <w:sz w:val="28"/>
-          <w:szCs w:val="28"/>
-        </w:rPr>
-        <w:t xml:space="preserve"> </w:t>
-      </w:r>
-      <w:r>
-        <w:rPr>
-          <w:rFonts w:ascii="Arial" w:hAnsi="Arial" w:cs="Arial"/>
-          <w:color w:val="000000" w:themeColor="text1"/>
-          <w:sz w:val="28"/>
-          <w:szCs w:val="28"/>
-        </w:rPr>
-        <w:t xml:space="preserve">17/11</w:t>
-      </w:r>
-      <w:r>
-        <w:rPr>
-          <w:rFonts w:ascii="Arial" w:hAnsi="Arial" w:cs="Arial"/>
-          <w:color w:val="000000" w:themeColor="text1"/>
-          <w:sz w:val="28"/>
-          <w:szCs w:val="28"/>
-        </w:rPr>
-        <w:t xml:space="preserve">/2025</w:t>
-      </w:r>
-      <w:r>
-        <w:rPr>
-          <w:rFonts w:ascii="Arial" w:hAnsi="Arial" w:cs="Arial"/>
-          <w:sz w:val="28"/>
-          <w:szCs w:val="28"/>
-        </w:rPr>
-        <w:t xml:space="preserve">.</w:t>
-      </w:r>
-    </w:p>
-    <w:p>
-      <w:pPr>
-        <w:pStyle w:val="ListParagraph"/>
-        <w:spacing w:after="0" w:line="360" w:lineRule="auto"/>
-        <w:ind w:left="0"/>
-        <w:jc w:val="both"/>
-        <w:rPr>
-          <w:rFonts w:ascii="Arial" w:hAnsi="Arial" w:cs="Arial"/>
-          <w:sz w:val="28"/>
-          <w:szCs w:val="28"/>
-        </w:rPr>
-      </w:pPr>
-      <w:r>
-        <w:rPr>
-          <w:rFonts w:ascii="Arial" w:hAnsi="Arial" w:cs="Arial"/>
-          <w:color w:val="808080"/>
-          <w:sz w:val="28"/>
-          <w:szCs w:val="28"/>
-        </w:rPr>
-        <w:t xml:space="preserve">9. Não cabe determinar nova manifestação do Juízo de origem sobre as diligências indeferidas, por serem indiferentes à conclusão alcançada.</w:t>
+        <w:t xml:space="preserve">9. Não cabe nova manifestação do Juízo de origem sobre as diligências indeferidas.</w:t>
       </w:r>
     </w:p>
     <w:p>
@@ -2563,7 +2906,7 @@
           <w:sz w:val="26"/>
           <w:szCs w:val="26"/>
         </w:rPr>
-        <w:t xml:space="preserve"> </w:t>
+        <w:t xml:space="preserve"> STJ</w:t>
       </w:r>
       <w:r>
         <w:rPr>
@@ -2572,7 +2915,7 @@
           <w:sz w:val="26"/>
           <w:szCs w:val="26"/>
         </w:rPr>
-        <w:t xml:space="preserve">TJDFT, Acórdão 2103829, </w:t>
+        <w:t xml:space="preserve">, </w:t>
       </w:r>
       <w:r>
         <w:rPr>
@@ -2582,7 +2925,7 @@
           <w:sz w:val="26"/>
           <w:szCs w:val="26"/>
         </w:rPr>
-        <w:t xml:space="preserve">Processo nº</w:t>
+        <w:t xml:space="preserve">REsp</w:t>
       </w:r>
       <w:r>
         <w:rPr>
@@ -2591,16 +2934,7 @@
           <w:sz w:val="26"/>
           <w:szCs w:val="26"/>
         </w:rPr>
-        <w:t xml:space="preserve"> 0085184-37.2009.8.07.0001, Rel. Des. Aiston Henrique de Sousa, 4ª Turma Cível, j. </w:t>
-      </w:r>
-      <w:r>
-        <w:rPr>
-          <w:rFonts w:ascii="Arial" w:hAnsi="Arial" w:eastAsia="Arial" w:cs="Arial"/>
-          <w:color w:val="000000" w:themeColor="text1"/>
-          <w:sz w:val="26"/>
-          <w:szCs w:val="26"/>
-        </w:rPr>
-        <w:t xml:space="preserve">11/</w:t>
+        <w:t xml:space="preserve"> </w:t>
       </w:r>
       <w:r>
         <w:rPr>
@@ -2610,16 +2944,7 @@
           <w:sz w:val="26"/>
           <w:szCs w:val="26"/>
         </w:rPr>
-        <w:t xml:space="preserve">03</w:t>
-      </w:r>
-      <w:r>
-        <w:rPr>
-          <w:rFonts w:ascii="Arial" w:hAnsi="Arial" w:eastAsia="Arial" w:cs="Arial"/>
-          <w:color w:val="000000" w:themeColor="text1"/>
-          <w:sz w:val="26"/>
-          <w:szCs w:val="26"/>
-        </w:rPr>
-        <w:t xml:space="preserve">/2026;</w:t>
+        <w:t xml:space="preserve">nº</w:t>
       </w:r>
       <w:r>
         <w:rPr>
@@ -2638,7 +2963,7 @@
           <w:sz w:val="26"/>
           <w:szCs w:val="26"/>
         </w:rPr>
-        <w:t xml:space="preserve">STJ</w:t>
+        <w:t xml:space="preserve">1</w:t>
       </w:r>
       <w:r>
         <w:rPr>
@@ -2647,7 +2972,7 @@
           <w:sz w:val="26"/>
           <w:szCs w:val="26"/>
         </w:rPr>
-        <w:t xml:space="preserve">, </w:t>
+        <w:t xml:space="preserve">.</w:t>
       </w:r>
       <w:r>
         <w:rPr>
@@ -2657,7 +2982,7 @@
           <w:sz w:val="26"/>
           <w:szCs w:val="26"/>
         </w:rPr>
-        <w:t xml:space="preserve">REsp</w:t>
+        <w:t xml:space="preserve">340</w:t>
       </w:r>
       <w:r>
         <w:rPr>
@@ -2666,7 +2991,7 @@
           <w:sz w:val="26"/>
           <w:szCs w:val="26"/>
         </w:rPr>
-        <w:t xml:space="preserve"> </w:t>
+        <w:t xml:space="preserve">.</w:t>
       </w:r>
       <w:r>
         <w:rPr>
@@ -2676,7 +3001,7 @@
           <w:sz w:val="26"/>
           <w:szCs w:val="26"/>
         </w:rPr>
-        <w:t xml:space="preserve">nº</w:t>
+        <w:t xml:space="preserve">553/RS</w:t>
       </w:r>
       <w:r>
         <w:rPr>
@@ -2685,7 +3010,7 @@
           <w:sz w:val="26"/>
           <w:szCs w:val="26"/>
         </w:rPr>
-        <w:t xml:space="preserve"> </w:t>
+        <w:t xml:space="preserve">, Rel. </w:t>
       </w:r>
       <w:r>
         <w:rPr>
@@ -2695,7 +3020,7 @@
           <w:sz w:val="26"/>
           <w:szCs w:val="26"/>
         </w:rPr>
-        <w:t xml:space="preserve">1</w:t>
+        <w:t xml:space="preserve">Min</w:t>
       </w:r>
       <w:r>
         <w:rPr>
@@ -2704,7 +3029,7 @@
           <w:sz w:val="26"/>
           <w:szCs w:val="26"/>
         </w:rPr>
-        <w:t xml:space="preserve">.</w:t>
+        <w:t xml:space="preserve">. </w:t>
       </w:r>
       <w:r>
         <w:rPr>
@@ -2714,7 +3039,7 @@
           <w:sz w:val="26"/>
           <w:szCs w:val="26"/>
         </w:rPr>
-        <w:t xml:space="preserve">340</w:t>
+        <w:t xml:space="preserve">Mauro</w:t>
       </w:r>
       <w:r>
         <w:rPr>
@@ -2723,7 +3048,7 @@
           <w:sz w:val="26"/>
           <w:szCs w:val="26"/>
         </w:rPr>
-        <w:t xml:space="preserve">.</w:t>
+        <w:t xml:space="preserve"> </w:t>
       </w:r>
       <w:r>
         <w:rPr>
@@ -2733,7 +3058,7 @@
           <w:sz w:val="26"/>
           <w:szCs w:val="26"/>
         </w:rPr>
-        <w:t xml:space="preserve">553/RS</w:t>
+        <w:t xml:space="preserve">Campbell</w:t>
       </w:r>
       <w:r>
         <w:rPr>
@@ -2742,16 +3067,7 @@
           <w:sz w:val="26"/>
           <w:szCs w:val="26"/>
         </w:rPr>
-        <w:t xml:space="preserve">, Rel</w:t>
-      </w:r>
-      <w:r>
-        <w:rPr>
-          <w:rFonts w:ascii="Arial" w:hAnsi="Arial" w:eastAsia="Arial" w:cs="Arial"/>
-          <w:color w:val="000000" w:themeColor="text1"/>
-          <w:sz w:val="26"/>
-          <w:szCs w:val="26"/>
-        </w:rPr>
-        <w:t xml:space="preserve">. </w:t>
+        <w:t xml:space="preserve"> </w:t>
       </w:r>
       <w:r>
         <w:rPr>
@@ -2761,45 +3077,7 @@
           <w:sz w:val="26"/>
           <w:szCs w:val="26"/>
         </w:rPr>
-        <w:t xml:space="preserve">Min</w:t>
-      </w:r>
-      <w:r>
-        <w:rPr>
-          <w:rFonts w:ascii="Arial" w:hAnsi="Arial" w:eastAsia="Arial" w:cs="Arial"/>
-          <w:color w:val="000000" w:themeColor="text1"/>
-          <w:sz w:val="26"/>
-          <w:szCs w:val="26"/>
-        </w:rPr>
-        <w:t xml:space="preserve">. </w:t>
-      </w:r>
-      <w:r>
-        <w:rPr>
-          <w:rFonts w:ascii="Arial" w:hAnsi="Arial" w:eastAsia="Arial" w:cs="Arial"/>
-          <w:i w:val="0"/>
-          <w:color w:val="808080"/>
-          <w:sz w:val="26"/>
-          <w:szCs w:val="26"/>
-        </w:rPr>
-        <w:t xml:space="preserve">Mauro</w:t>
-      </w:r>
-      <w:r>
-        <w:rPr>
-          <w:rFonts w:ascii="Arial" w:hAnsi="Arial" w:eastAsia="Arial" w:cs="Arial"/>
-          <w:color w:val="000000" w:themeColor="text1"/>
-          <w:sz w:val="26"/>
-          <w:szCs w:val="26"/>
-        </w:rPr>
-        <w:t xml:space="preserve"> </w:t>
-      </w:r>
-      <w:r>
-        <w:rPr>
-          <w:rFonts w:ascii="Arial" w:hAnsi="Arial" w:eastAsia="Arial" w:cs="Arial"/>
-          <w:i w:val="0"/>
-          <w:color w:val="808080"/>
-          <w:sz w:val="26"/>
-          <w:szCs w:val="26"/>
-        </w:rPr>
-        <w:t xml:space="preserve">Campbell Marques</w:t>
+        <w:t xml:space="preserve">Marques</w:t>
       </w:r>
       <w:r>
         <w:rPr>
@@ -4870,7 +5148,16 @@
           <w:sz w:val="28"/>
           <w:szCs w:val="28"/>
         </w:rPr>
-        <w:t xml:space="preserve">: </w:t>
+        <w:t xml:space="preserve">:</w:t>
+      </w:r>
+      <w:r>
+        <w:rPr>
+          <w:rFonts w:ascii="Arial" w:hAnsi="Arial" w:cs="Arial"/>
+          <w:color w:val="000000" w:themeColor="text1"/>
+          <w:sz w:val="28"/>
+          <w:szCs w:val="28"/>
+        </w:rPr>
+        <w:t xml:space="preserve"> </w:t>
       </w:r>
       <w:r>
         <w:rPr>
@@ -4889,25 +5176,34 @@
           <w:sz w:val="28"/>
           <w:szCs w:val="28"/>
         </w:rPr>
+        <w:t xml:space="preserve"> não </w:t>
+      </w:r>
+      <w:r>
+        <w:rPr>
+          <w:rFonts w:ascii="Arial" w:hAnsi="Arial" w:cs="Arial"/>
+          <w:color w:val="808080"/>
+          <w:sz w:val="28"/>
+          <w:szCs w:val="28"/>
+        </w:rPr>
+        <w:t xml:space="preserve">houve</w:t>
+      </w:r>
+      <w:r>
+        <w:rPr>
+          <w:rFonts w:ascii="Arial" w:hAnsi="Arial" w:cs="Arial"/>
+          <w:color w:val="000000" w:themeColor="text1"/>
+          <w:sz w:val="28"/>
+          <w:szCs w:val="28"/>
+        </w:rPr>
         <w:t xml:space="preserve"> </w:t>
       </w:r>
       <w:r>
         <w:rPr>
           <w:rFonts w:ascii="Arial" w:hAnsi="Arial" w:cs="Arial"/>
-          <w:color w:val="000000" w:themeColor="text1"/>
-          <w:sz w:val="28"/>
-          <w:szCs w:val="28"/>
-        </w:rPr>
-        <w:t xml:space="preserve">a configuração da prescrição pressupõe demonstração de inércia do credor, não verificada no caso</w:t>
-      </w:r>
-      <w:r>
-        <w:rPr>
-          <w:rFonts w:ascii="Arial" w:hAnsi="Arial" w:cs="Arial"/>
-          <w:color w:val="808080"/>
-          <w:sz w:val="28"/>
-          <w:szCs w:val="28"/>
-        </w:rPr>
-        <w:t xml:space="preserve">;</w:t>
+          <w:color w:val="808080"/>
+          <w:sz w:val="28"/>
+          <w:szCs w:val="28"/>
+        </w:rPr>
+        <w:t xml:space="preserve">inércia,</w:t>
       </w:r>
       <w:r>
         <w:rPr>
@@ -4921,12 +5217,11 @@
       <w:r>
         <w:rPr>
           <w:rFonts w:ascii="Arial" w:hAnsi="Arial" w:cs="Arial"/>
-          <w:b/>
-          <w:color w:val="808080"/>
-          <w:sz w:val="28"/>
-          <w:szCs w:val="28"/>
-        </w:rPr>
-        <w:t xml:space="preserve">2)</w:t>
+          <w:color w:val="808080"/>
+          <w:sz w:val="28"/>
+          <w:szCs w:val="28"/>
+        </w:rPr>
+        <w:t xml:space="preserve">pois</w:t>
       </w:r>
       <w:r>
         <w:rPr>
@@ -4946,7 +5241,7 @@
           <w:sz w:val="28"/>
           <w:szCs w:val="28"/>
         </w:rPr>
-        <w:t xml:space="preserve">promoveu sucessivos requerimentos destinados à localização de bens penhoráveis, postulando a realização de pesquisas patrimoniais pelos sistemas disponibilizados ao Poder Judiciário, sempre buscando a satisfação do crédito exequendo</w:t>
+        <w:t xml:space="preserve">promoveu sucessivos </w:t>
       </w:r>
       <w:r>
         <w:rPr>
@@ -4957,35 +5252,7 @@
           <w:sz w:val="28"/>
           <w:szCs w:val="28"/>
         </w:rPr>
-        <w:t xml:space="preserve">;</w:t>
-      </w:r>
-      <w:r>
-        <w:rPr>
-          <w:rFonts w:ascii="Arial" w:hAnsi="Arial" w:cs="Arial"/>
-          <w:color w:val="000000" w:themeColor="text1"/>
-          <w:sz w:val="28"/>
-          <w:szCs w:val="28"/>
-        </w:rPr>
-        <w:t xml:space="preserve"> </w:t>
-      </w:r>
-      <w:r>
-        <w:rPr>
-          <w:rFonts w:ascii="Arial" w:hAnsi="Arial" w:cs="Arial"/>
-          <w:b/>
-          <w:color w:val="808080"/>
-          <w:sz w:val="28"/>
-          <w:szCs w:val="28"/>
-        </w:rPr>
-        <w:t xml:space="preserve">3)</w:t>
-      </w:r>
-      <w:r>
-        <w:rPr>
-          <w:rFonts w:ascii="Arial" w:hAnsi="Arial" w:cs="Arial"/>
-          <w:color w:val="000000" w:themeColor="text1"/>
-          <w:sz w:val="28"/>
-          <w:szCs w:val="28"/>
-        </w:rPr>
-        <w:t xml:space="preserve"> </w:t>
+        <w:t xml:space="preserve">pedidos</w:t>
       </w:r>
       <w:r>
         <w:rPr>
@@ -4996,7 +5263,7 @@
           <w:sz w:val="28"/>
           <w:szCs w:val="28"/>
         </w:rPr>
-        <w:t xml:space="preserve">a circunstância de tais diligências terem sido infrutíferas não autoriza concluir pela ocorrência de abandono da execução</w:t>
+        <w:t xml:space="preserve"> de pesquisas patrimoniais</w:t>
       </w:r>
       <w:r>
         <w:rPr>
@@ -5007,470 +5274,7 @@
           <w:sz w:val="28"/>
           <w:szCs w:val="28"/>
         </w:rPr>
-        <w:t xml:space="preserve"> (ID 89383876)</w:t>
-      </w:r>
-      <w:r>
-        <w:rPr>
-          <w:rFonts w:ascii="Arial" w:hAnsi="Arial" w:cs="Arial"/>
-          <w:color w:val="000000" w:themeColor="text1"/>
-          <w:sz w:val="28"/>
-          <w:szCs w:val="28"/>
-        </w:rPr>
-        <w:t xml:space="preserve">.</w:t>
-      </w:r>
-      <w:commentRangeEnd w:id="13"/>
-      <w:r>
-        <w:rPr>
-          <w:rStyle w:val="CommentReference"/>
-        </w:rPr>
-        <w:commentReference w:id="13"/>
-      </w:r>
-    </w:p>
-    <w:p>
-      <w:pPr>
-        <w:spacing w:after="0" w:line="360" w:lineRule="auto"/>
-        <w:ind w:firstLine="2268"/>
-        <w:jc w:val="both"/>
-        <w:rPr>
-          <w:rFonts w:ascii="Arial" w:hAnsi="Arial" w:cs="Arial"/>
-          <w:color w:val="000000" w:themeColor="text1"/>
-          <w:sz w:val="28"/>
-          <w:szCs w:val="28"/>
-        </w:rPr>
-      </w:pPr>
-    </w:p>
-    <w:p>
-      <w:pPr>
-        <w:spacing w:after="0" w:line="360" w:lineRule="auto"/>
-        <w:ind w:firstLine="2268"/>
-        <w:jc w:val="both"/>
-        <w:rPr>
-          <w:rFonts w:ascii="Arial" w:hAnsi="Arial" w:cs="Arial"/>
-          <w:color w:val="000000" w:themeColor="text1"/>
-          <w:sz w:val="28"/>
-          <w:szCs w:val="28"/>
-        </w:rPr>
-      </w:pPr>
-      <w:r>
-        <w:rPr>
-          <w:rFonts w:ascii="Arial" w:hAnsi="Arial" w:cs="Arial"/>
-          <w:color w:val="808080"/>
-          <w:sz w:val="28"/>
-          <w:szCs w:val="28"/>
-        </w:rPr>
-        <w:t xml:space="preserve">Requer a cassação da r. sentença e o prosseguimento do feito executivo, ou, subsidiariamente, a sua anulação, para novo pronunciamento sobre as diligências promovidas.</w:t>
-      </w:r>
-    </w:p>
-    <w:p>
-      <w:pPr>
-        <w:spacing w:after="0" w:line="360" w:lineRule="auto"/>
-        <w:jc w:val="both"/>
-        <w:rPr>
-          <w:rFonts w:ascii="Arial" w:hAnsi="Arial" w:cs="Arial"/>
-          <w:color w:val="000000" w:themeColor="text1"/>
-          <w:sz w:val="28"/>
-          <w:szCs w:val="28"/>
-        </w:rPr>
-      </w:pPr>
-    </w:p>
-    <w:p>
-      <w:pPr>
-        <w:spacing w:after="0" w:line="360" w:lineRule="auto"/>
-        <w:ind w:firstLine="2268"/>
-        <w:jc w:val="both"/>
-        <w:rPr>
-          <w:rFonts w:ascii="Arial" w:hAnsi="Arial" w:cs="Arial"/>
-          <w:color w:val="000000" w:themeColor="text1"/>
-          <w:sz w:val="28"/>
-          <w:szCs w:val="28"/>
-        </w:rPr>
-      </w:pPr>
-      <w:r>
-        <w:rPr>
-          <w:rFonts w:ascii="Arial" w:hAnsi="Arial" w:cs="Arial"/>
-          <w:color w:val="000000" w:themeColor="text1"/>
-          <w:sz w:val="28"/>
-          <w:szCs w:val="28"/>
-          <w:highlight w:val="yellow"/>
-        </w:rPr>
-        <w:t xml:space="preserve">Sem razão</w:t>
-      </w:r>
-      <w:r>
-        <w:rPr>
-          <w:rFonts w:ascii="Arial" w:hAnsi="Arial" w:cs="Arial"/>
-          <w:color w:val="000000" w:themeColor="text1"/>
-          <w:sz w:val="28"/>
-          <w:szCs w:val="28"/>
-          <w:highlight w:val="yellow"/>
-        </w:rPr>
-        <w:t xml:space="preserve"> </w:t>
-      </w:r>
-      <w:r>
-        <w:rPr>
-          <w:rFonts w:ascii="Arial" w:hAnsi="Arial" w:cs="Arial"/>
-          <w:color w:val="000000" w:themeColor="text1"/>
-          <w:sz w:val="28"/>
-          <w:szCs w:val="28"/>
-          <w:highlight w:val="yellow"/>
-        </w:rPr>
-        <w:t xml:space="preserve">o apelante</w:t>
-      </w:r>
-      <w:r>
-        <w:rPr>
-          <w:rFonts w:ascii="Arial" w:hAnsi="Arial" w:cs="Arial"/>
-          <w:color w:val="000000" w:themeColor="text1"/>
-          <w:sz w:val="28"/>
-          <w:szCs w:val="28"/>
-          <w:highlight w:val="yellow"/>
-        </w:rPr>
-        <w:t xml:space="preserve">.</w:t>
-      </w:r>
-    </w:p>
-    <w:p>
-      <w:pPr>
-        <w:spacing w:after="0" w:line="360" w:lineRule="auto"/>
-        <w:ind w:firstLine="2268"/>
-        <w:jc w:val="both"/>
-        <w:rPr>
-          <w:rFonts w:ascii="Arial" w:hAnsi="Arial" w:cs="Arial"/>
-          <w:color w:val="000000" w:themeColor="text1"/>
-          <w:sz w:val="28"/>
-          <w:szCs w:val="28"/>
-        </w:rPr>
-      </w:pPr>
-    </w:p>
-    <w:p>
-      <w:pPr>
-        <w:spacing w:after="0" w:line="360" w:lineRule="auto"/>
-        <w:ind w:firstLine="2268"/>
-        <w:jc w:val="both"/>
-        <w:rPr/>
-      </w:pPr>
-      <w:commentRangeStart w:id="14"/>
-      <w:r>
-        <w:rPr>
-          <w:rFonts w:ascii="Arial" w:hAnsi="Arial" w:cs="Arial"/>
-          <w:color w:val="000000" w:themeColor="text1"/>
-          <w:sz w:val="28"/>
-          <w:szCs w:val="28"/>
-        </w:rPr>
-        <w:t xml:space="preserve">Trata-se de execução fundada em cédula de crédito bancário (</w:t>
-      </w:r>
-      <w:r>
-        <w:rPr>
-          <w:rFonts w:ascii="Arial" w:hAnsi="Arial" w:cs="Arial"/>
-          <w:color w:val="808080"/>
-          <w:sz w:val="28"/>
-          <w:szCs w:val="28"/>
-        </w:rPr>
-        <w:t xml:space="preserve">ID</w:t>
-      </w:r>
-      <w:r>
-        <w:rPr>
-          <w:rFonts w:ascii="Arial" w:hAnsi="Arial" w:cs="Arial"/>
-          <w:color w:val="000000" w:themeColor="text1"/>
-          <w:sz w:val="28"/>
-          <w:szCs w:val="28"/>
-        </w:rPr>
-        <w:t xml:space="preserve"> </w:t>
-      </w:r>
-      <w:r>
-        <w:rPr>
-          <w:rFonts w:ascii="Arial" w:hAnsi="Arial" w:cs="Arial"/>
-          <w:color w:val="000000" w:themeColor="text1"/>
-          <w:sz w:val="28"/>
-          <w:szCs w:val="28"/>
-        </w:rPr>
-        <w:t xml:space="preserve">89383102</w:t>
-      </w:r>
-      <w:r>
-        <w:rPr>
-          <w:rFonts w:ascii="Arial" w:hAnsi="Arial" w:cs="Arial"/>
-          <w:color w:val="000000" w:themeColor="text1"/>
-          <w:sz w:val="28"/>
-          <w:szCs w:val="28"/>
-        </w:rPr>
-        <w:t xml:space="preserve"> e </w:t>
-      </w:r>
-      <w:r>
-        <w:rPr>
-          <w:rFonts w:ascii="Arial" w:hAnsi="Arial" w:cs="Arial"/>
-          <w:color w:val="000000" w:themeColor="text1"/>
-          <w:sz w:val="28"/>
-          <w:szCs w:val="28"/>
-        </w:rPr>
-        <w:t xml:space="preserve">89383104</w:t>
-      </w:r>
-      <w:r>
-        <w:rPr>
-          <w:rFonts w:ascii="Arial" w:hAnsi="Arial" w:cs="Arial"/>
-          <w:color w:val="000000" w:themeColor="text1"/>
-          <w:sz w:val="28"/>
-          <w:szCs w:val="28"/>
-        </w:rPr>
-        <w:t xml:space="preserve">)</w:t>
-      </w:r>
-      <w:r>
-        <w:rPr>
-          <w:rFonts w:ascii="Arial" w:hAnsi="Arial" w:cs="Arial"/>
-          <w:color w:val="808080"/>
-          <w:sz w:val="28"/>
-          <w:szCs w:val="28"/>
-        </w:rPr>
-        <w:t xml:space="preserve">.</w:t>
-      </w:r>
-    </w:p>
-    <w:p>
-      <w:pPr>
-        <w:spacing w:after="0" w:line="360" w:lineRule="auto"/>
-        <w:ind w:firstLine="2268"/>
-        <w:jc w:val="both"/>
-        <w:rPr/>
-      </w:pPr>
-    </w:p>
-    <w:p>
-      <w:pPr>
-        <w:spacing w:after="0" w:line="360" w:lineRule="auto"/>
-        <w:ind w:firstLine="2268"/>
-        <w:jc w:val="both"/>
-        <w:rPr>
-          <w:rFonts w:ascii="Arial" w:hAnsi="Arial" w:cs="Arial"/>
-          <w:color w:val="000000" w:themeColor="text1"/>
-          <w:sz w:val="28"/>
-          <w:szCs w:val="28"/>
-        </w:rPr>
-      </w:pPr>
-      <w:r>
-        <w:rPr>
-          <w:rFonts w:ascii="Arial" w:hAnsi="Arial" w:cs="Arial"/>
-          <w:color w:val="808080"/>
-          <w:sz w:val="28"/>
-          <w:szCs w:val="28"/>
-        </w:rPr>
-        <w:t xml:space="preserve">Essa</w:t>
-      </w:r>
-      <w:r>
-        <w:rPr>
-          <w:rFonts w:ascii="Arial" w:hAnsi="Arial" w:cs="Arial"/>
-          <w:color w:val="000000" w:themeColor="text1"/>
-          <w:sz w:val="28"/>
-          <w:szCs w:val="28"/>
-        </w:rPr>
-        <w:t xml:space="preserve"> </w:t>
-      </w:r>
-      <w:r>
-        <w:rPr>
-          <w:rFonts w:ascii="Arial" w:hAnsi="Arial" w:cs="Arial"/>
-          <w:color w:val="808080"/>
-          <w:sz w:val="28"/>
-          <w:szCs w:val="28"/>
-        </w:rPr>
-        <w:t xml:space="preserve">pretensão</w:t>
-      </w:r>
-      <w:r>
-        <w:rPr>
-          <w:rFonts w:ascii="Arial" w:hAnsi="Arial" w:cs="Arial"/>
-          <w:color w:val="000000" w:themeColor="text1"/>
-          <w:sz w:val="28"/>
-          <w:szCs w:val="28"/>
-        </w:rPr>
-        <w:t xml:space="preserve"> </w:t>
-      </w:r>
-      <w:r>
-        <w:rPr>
-          <w:rFonts w:ascii="Arial" w:hAnsi="Arial" w:cs="Arial"/>
-          <w:color w:val="808080"/>
-          <w:sz w:val="28"/>
-          <w:szCs w:val="28"/>
-        </w:rPr>
-        <w:t xml:space="preserve">prescreve</w:t>
-      </w:r>
-      <w:r>
-        <w:rPr>
-          <w:rFonts w:ascii="Arial" w:hAnsi="Arial" w:cs="Arial"/>
-          <w:color w:val="000000" w:themeColor="text1"/>
-          <w:sz w:val="28"/>
-          <w:szCs w:val="28"/>
-        </w:rPr>
-        <w:t xml:space="preserve"> </w:t>
-      </w:r>
-      <w:r>
-        <w:rPr>
-          <w:rFonts w:ascii="Arial" w:hAnsi="Arial" w:cs="Arial"/>
-          <w:color w:val="808080"/>
-          <w:sz w:val="28"/>
-          <w:szCs w:val="28"/>
-        </w:rPr>
-        <w:t xml:space="preserve">em</w:t>
-      </w:r>
-      <w:r>
-        <w:rPr>
-          <w:rFonts w:ascii="Arial" w:hAnsi="Arial" w:cs="Arial"/>
-          <w:color w:val="000000" w:themeColor="text1"/>
-          <w:sz w:val="28"/>
-          <w:szCs w:val="28"/>
-        </w:rPr>
-        <w:t xml:space="preserve"> três anos, conforme </w:t>
-      </w:r>
-      <w:r>
-        <w:rPr>
-          <w:rFonts w:ascii="Arial" w:hAnsi="Arial" w:cs="Arial"/>
-          <w:color w:val="808080"/>
-          <w:sz w:val="28"/>
-          <w:szCs w:val="28"/>
-        </w:rPr>
-        <w:t xml:space="preserve">os</w:t>
-      </w:r>
-      <w:r>
-        <w:rPr>
-          <w:rFonts w:ascii="Arial" w:hAnsi="Arial" w:cs="Arial"/>
-          <w:color w:val="000000" w:themeColor="text1"/>
-          <w:sz w:val="28"/>
-          <w:szCs w:val="28"/>
-        </w:rPr>
-        <w:t xml:space="preserve"> </w:t>
-      </w:r>
-      <w:r>
-        <w:rPr>
-          <w:rFonts w:ascii="Arial" w:hAnsi="Arial" w:cs="Arial"/>
-          <w:color w:val="808080"/>
-          <w:sz w:val="28"/>
-          <w:szCs w:val="28"/>
-        </w:rPr>
-        <w:t xml:space="preserve">arts.</w:t>
-      </w:r>
-      <w:r>
-        <w:rPr>
-          <w:rFonts w:ascii="Arial" w:hAnsi="Arial" w:cs="Arial"/>
-          <w:color w:val="000000" w:themeColor="text1"/>
-          <w:sz w:val="28"/>
-          <w:szCs w:val="28"/>
-        </w:rPr>
-        <w:t xml:space="preserve"> 44 da Lei</w:t>
-      </w:r>
-      <w:r>
-        <w:rPr>
-          <w:rFonts w:ascii="Arial" w:hAnsi="Arial" w:cs="Arial"/>
-          <w:color w:val="000000" w:themeColor="text1"/>
-          <w:sz w:val="28"/>
-          <w:szCs w:val="28"/>
-        </w:rPr>
-        <w:t xml:space="preserve"> </w:t>
-      </w:r>
-      <w:r>
-        <w:rPr>
-          <w:rFonts w:ascii="Arial" w:hAnsi="Arial" w:cs="Arial"/>
-          <w:color w:val="000000" w:themeColor="text1"/>
-          <w:sz w:val="28"/>
-          <w:szCs w:val="28"/>
-        </w:rPr>
-        <w:t xml:space="preserve">nº 10.931/2004, 70 da Lei Uniforme de Genebra e 206, §</w:t>
-      </w:r>
-      <w:r>
-        <w:rPr>
-          <w:rFonts w:ascii="Arial" w:hAnsi="Arial" w:cs="Arial"/>
-          <w:color w:val="000000" w:themeColor="text1"/>
-          <w:sz w:val="28"/>
-          <w:szCs w:val="28"/>
-        </w:rPr>
-        <w:t xml:space="preserve"> </w:t>
-      </w:r>
-      <w:r>
-        <w:rPr>
-          <w:rFonts w:ascii="Arial" w:hAnsi="Arial" w:cs="Arial"/>
-          <w:color w:val="000000" w:themeColor="text1"/>
-          <w:sz w:val="28"/>
-          <w:szCs w:val="28"/>
-        </w:rPr>
-        <w:t xml:space="preserve">3º, VIII</w:t>
-      </w:r>
-      <w:r>
-        <w:rPr>
-          <w:rFonts w:ascii="Arial" w:hAnsi="Arial" w:cs="Arial"/>
-          <w:color w:val="808080"/>
-          <w:sz w:val="28"/>
-          <w:szCs w:val="28"/>
-        </w:rPr>
-        <w:t xml:space="preserve">,</w:t>
-      </w:r>
-      <w:r>
-        <w:rPr>
-          <w:rFonts w:ascii="Arial" w:hAnsi="Arial" w:cs="Arial"/>
-          <w:color w:val="000000" w:themeColor="text1"/>
-          <w:sz w:val="28"/>
-          <w:szCs w:val="28"/>
-        </w:rPr>
-        <w:t xml:space="preserve"> do </w:t>
-      </w:r>
-      <w:r>
-        <w:rPr>
-          <w:rFonts w:ascii="Arial" w:hAnsi="Arial" w:cs="Arial"/>
-          <w:color w:val="808080"/>
-          <w:sz w:val="28"/>
-          <w:szCs w:val="28"/>
-        </w:rPr>
-        <w:t xml:space="preserve">CC</w:t>
-      </w:r>
-      <w:r>
-        <w:rPr>
-          <w:rFonts w:ascii="Arial" w:hAnsi="Arial" w:cs="Arial"/>
-          <w:color w:val="000000" w:themeColor="text1"/>
-          <w:sz w:val="28"/>
-          <w:szCs w:val="28"/>
-        </w:rPr>
-        <w:t xml:space="preserve">:</w:t>
-      </w:r>
-      <w:commentRangeEnd w:id="14"/>
-      <w:r>
-        <w:rPr>
-          <w:rStyle w:val="CommentReference"/>
-        </w:rPr>
-        <w:commentReference w:id="14"/>
-      </w:r>
-    </w:p>
-    <w:p>
-      <w:pPr>
-        <w:spacing w:after="0" w:line="360" w:lineRule="auto"/>
-        <w:ind w:firstLine="2268"/>
-        <w:jc w:val="both"/>
-        <w:rPr>
-          <w:rFonts w:ascii="Arial" w:hAnsi="Arial" w:cs="Arial"/>
-          <w:color w:val="000000" w:themeColor="text1"/>
-          <w:sz w:val="28"/>
-          <w:szCs w:val="28"/>
-        </w:rPr>
-      </w:pPr>
-    </w:p>
-    <w:p>
-      <w:pPr>
-        <w:spacing w:after="0" w:line="360" w:lineRule="auto"/>
-        <w:ind w:left="2268"/>
-        <w:jc w:val="both"/>
-        <w:rPr>
-          <w:rFonts w:ascii="Arial" w:hAnsi="Arial" w:cs="Arial"/>
-          <w:color w:val="000000" w:themeColor="text1"/>
-          <w:sz w:val="26"/>
-          <w:szCs w:val="26"/>
-        </w:rPr>
-      </w:pPr>
-      <w:r>
-        <w:rPr>
-          <w:rFonts w:ascii="Arial" w:hAnsi="Arial" w:cs="Arial"/>
-          <w:color w:val="000000" w:themeColor="text1"/>
-          <w:sz w:val="26"/>
-          <w:szCs w:val="26"/>
-        </w:rPr>
-        <w:t xml:space="preserve">“</w:t>
-      </w:r>
-      <w:r>
-        <w:rPr>
-          <w:rFonts w:ascii="Arial" w:hAnsi="Arial" w:cs="Arial"/>
-          <w:i/>
-          <w:color w:val="808080"/>
-          <w:sz w:val="26"/>
-          <w:szCs w:val="26"/>
-        </w:rPr>
-        <w:t xml:space="preserve">Art</w:t>
+        <w:t xml:space="preserve">;</w:t>
       </w:r>
       <w:r>
         <w:rPr>
@@ -5478,75 +5282,22 @@
           <w:i/>
           <w:iCs/>
           <w:color w:val="000000" w:themeColor="text1"/>
-          <w:sz w:val="26"/>
-          <w:szCs w:val="26"/>
-        </w:rPr>
-        <w:t xml:space="preserve">. 44.</w:t>
-      </w:r>
-      <w:r>
-        <w:rPr>
-          <w:rFonts w:ascii="Arial" w:hAnsi="Arial" w:cs="Arial"/>
+          <w:sz w:val="28"/>
+          <w:szCs w:val="28"/>
+        </w:rPr>
+        <w:t xml:space="preserve"> </w:t>
+      </w:r>
+      <w:r>
+        <w:rPr>
+          <w:rFonts w:ascii="Arial" w:hAnsi="Arial" w:cs="Arial"/>
+          <w:b/>
           <w:i/>
           <w:iCs/>
-          <w:color w:val="000000" w:themeColor="text1"/>
-          <w:sz w:val="26"/>
-          <w:szCs w:val="26"/>
-        </w:rPr>
-        <w:t xml:space="preserve"> Aplica-se às Cédulas de Crédito Bancário, no que não contrariar o disposto nesta Lei, a legislação cambial, dispensado o protesto para garantir o direito de cobrança contra endossantes, seus avalistas e terceiros garantidores.</w:t>
-      </w:r>
-      <w:r>
-        <w:rPr>
-          <w:rFonts w:ascii="Arial" w:hAnsi="Arial" w:cs="Arial"/>
-          <w:color w:val="000000" w:themeColor="text1"/>
-          <w:sz w:val="26"/>
-          <w:szCs w:val="26"/>
-        </w:rPr>
-        <w:t xml:space="preserve">”</w:t>
-      </w:r>
-    </w:p>
-    <w:p>
-      <w:pPr>
-        <w:spacing w:after="0" w:line="360" w:lineRule="auto"/>
-        <w:ind w:left="2268"/>
-        <w:jc w:val="both"/>
-        <w:rPr>
-          <w:rFonts w:ascii="Arial" w:hAnsi="Arial" w:cs="Arial"/>
-          <w:color w:val="000000" w:themeColor="text1"/>
-          <w:sz w:val="26"/>
-          <w:szCs w:val="26"/>
-        </w:rPr>
-      </w:pPr>
-    </w:p>
-    <w:p>
-      <w:pPr>
-        <w:spacing w:after="0" w:line="360" w:lineRule="auto"/>
-        <w:ind w:left="2268"/>
-        <w:jc w:val="both"/>
-        <w:rPr>
-          <w:rFonts w:ascii="Arial" w:hAnsi="Arial" w:cs="Arial"/>
-          <w:color w:val="000000" w:themeColor="text1"/>
-          <w:sz w:val="26"/>
-          <w:szCs w:val="26"/>
-        </w:rPr>
-      </w:pPr>
-      <w:r>
-        <w:rPr>
-          <w:rFonts w:ascii="Arial" w:hAnsi="Arial" w:cs="Arial"/>
-          <w:color w:val="000000" w:themeColor="text1"/>
-          <w:sz w:val="26"/>
-          <w:szCs w:val="26"/>
-        </w:rPr>
-        <w:t xml:space="preserve">“</w:t>
-      </w:r>
-      <w:r>
-        <w:rPr>
-          <w:rFonts w:ascii="Arial" w:hAnsi="Arial" w:cs="Arial"/>
-          <w:i/>
-          <w:color w:val="808080"/>
-          <w:sz w:val="26"/>
-          <w:szCs w:val="26"/>
-        </w:rPr>
-        <w:t xml:space="preserve">Art</w:t>
+          <w:color w:val="808080"/>
+          <w:sz w:val="28"/>
+          <w:szCs w:val="28"/>
+        </w:rPr>
+        <w:t xml:space="preserve">2)</w:t>
       </w:r>
       <w:r>
         <w:rPr>
@@ -5554,10 +5305,10 @@
           <w:i/>
           <w:iCs/>
           <w:color w:val="000000" w:themeColor="text1"/>
-          <w:sz w:val="26"/>
-          <w:szCs w:val="26"/>
-        </w:rPr>
-        <w:t xml:space="preserve">. 70</w:t>
+          <w:sz w:val="28"/>
+          <w:szCs w:val="28"/>
+        </w:rPr>
+        <w:t xml:space="preserve"> </w:t>
       </w:r>
       <w:r>
         <w:rPr>
@@ -5565,10 +5316,10 @@
           <w:i/>
           <w:iCs/>
           <w:color w:val="808080"/>
-          <w:sz w:val="26"/>
-          <w:szCs w:val="26"/>
-        </w:rPr>
-        <w:t xml:space="preserve">.</w:t>
+          <w:sz w:val="28"/>
+          <w:szCs w:val="28"/>
+        </w:rPr>
+        <w:t xml:space="preserve">as</w:t>
       </w:r>
       <w:r>
         <w:rPr>
@@ -5576,128 +5327,534 @@
           <w:i/>
           <w:iCs/>
           <w:color w:val="000000" w:themeColor="text1"/>
-          <w:sz w:val="26"/>
-          <w:szCs w:val="26"/>
-        </w:rPr>
-        <w:t xml:space="preserve"> Todas as ações contra </w:t>
+          <w:sz w:val="28"/>
+          <w:szCs w:val="28"/>
+        </w:rPr>
+        <w:t xml:space="preserve"> diligências</w:t>
       </w:r>
       <w:r>
         <w:rPr>
           <w:rFonts w:ascii="Arial" w:hAnsi="Arial" w:cs="Arial"/>
           <w:i/>
           <w:iCs/>
-          <w:color w:val="808080"/>
-          <w:sz w:val="26"/>
-          <w:szCs w:val="26"/>
-        </w:rPr>
-        <w:t xml:space="preserve">o</w:t>
+          <w:color w:val="000000" w:themeColor="text1"/>
+          <w:sz w:val="28"/>
+          <w:szCs w:val="28"/>
+        </w:rPr>
+        <w:t xml:space="preserve"> infrutíferas não </w:t>
       </w:r>
       <w:r>
         <w:rPr>
           <w:rFonts w:ascii="Arial" w:hAnsi="Arial" w:cs="Arial"/>
           <w:i/>
           <w:iCs/>
-          <w:color w:val="000000" w:themeColor="text1"/>
-          <w:sz w:val="26"/>
-          <w:szCs w:val="26"/>
-        </w:rPr>
-        <w:t xml:space="preserve"> aceitante relativas a letras prescrevem em três anos a contar do seu vencimento.</w:t>
-      </w:r>
-      <w:r>
-        <w:rPr>
-          <w:rFonts w:ascii="Arial" w:hAnsi="Arial" w:cs="Arial"/>
-          <w:color w:val="000000" w:themeColor="text1"/>
-          <w:sz w:val="26"/>
-          <w:szCs w:val="26"/>
-        </w:rPr>
-        <w:t xml:space="preserve">”</w:t>
-      </w:r>
-    </w:p>
-    <w:p>
-      <w:pPr>
-        <w:spacing w:after="0" w:line="360" w:lineRule="auto"/>
-        <w:ind w:left="2268"/>
-        <w:jc w:val="both"/>
-        <w:rPr>
-          <w:rFonts w:ascii="Arial" w:hAnsi="Arial" w:cs="Arial"/>
-          <w:color w:val="000000" w:themeColor="text1"/>
-          <w:sz w:val="26"/>
-          <w:szCs w:val="26"/>
-        </w:rPr>
-      </w:pPr>
-    </w:p>
-    <w:p>
-      <w:pPr>
-        <w:spacing w:after="0" w:line="360" w:lineRule="auto"/>
-        <w:ind w:left="2268"/>
-        <w:jc w:val="both"/>
+          <w:color w:val="808080"/>
+          <w:sz w:val="28"/>
+          <w:szCs w:val="28"/>
+        </w:rPr>
+        <w:t xml:space="preserve">implicam</w:t>
+      </w:r>
+      <w:r>
         <w:rPr>
           <w:rFonts w:ascii="Arial" w:hAnsi="Arial" w:cs="Arial"/>
           <w:i/>
           <w:iCs/>
           <w:color w:val="000000" w:themeColor="text1"/>
-          <w:sz w:val="26"/>
-          <w:szCs w:val="26"/>
-        </w:rPr>
-      </w:pPr>
-      <w:r>
-        <w:rPr>
-          <w:rFonts w:ascii="Arial" w:hAnsi="Arial" w:cs="Arial"/>
-          <w:color w:val="000000" w:themeColor="text1"/>
-          <w:sz w:val="26"/>
-          <w:szCs w:val="26"/>
-        </w:rPr>
-        <w:t xml:space="preserve">“</w:t>
-      </w:r>
-      <w:r>
-        <w:rPr>
-          <w:rFonts w:ascii="Arial" w:hAnsi="Arial" w:cs="Arial"/>
-          <w:i/>
-          <w:color w:val="808080"/>
-          <w:sz w:val="26"/>
-          <w:szCs w:val="26"/>
-        </w:rPr>
-        <w:t xml:space="preserve">Art</w:t>
+          <w:sz w:val="28"/>
+          <w:szCs w:val="28"/>
+        </w:rPr>
+        <w:t xml:space="preserve"> abandono da execução</w:t>
       </w:r>
       <w:r>
         <w:rPr>
           <w:rFonts w:ascii="Arial" w:hAnsi="Arial" w:cs="Arial"/>
           <w:i/>
           <w:iCs/>
-          <w:color w:val="000000" w:themeColor="text1"/>
-          <w:sz w:val="26"/>
-          <w:szCs w:val="26"/>
-        </w:rPr>
-        <w:t xml:space="preserve">. 206</w:t>
+          <w:color w:val="808080"/>
+          <w:sz w:val="28"/>
+          <w:szCs w:val="28"/>
+        </w:rPr>
+        <w:t xml:space="preserve"> (ID 89383876)</w:t>
+      </w:r>
+      <w:r>
+        <w:rPr>
+          <w:rFonts w:ascii="Arial" w:hAnsi="Arial" w:cs="Arial"/>
+          <w:color w:val="000000" w:themeColor="text1"/>
+          <w:sz w:val="28"/>
+          <w:szCs w:val="28"/>
+        </w:rPr>
+        <w:t xml:space="preserve">.</w:t>
+      </w:r>
+      <w:commentRangeEnd w:id="13"/>
+      <w:r>
+        <w:rPr>
+          <w:rStyle w:val="CommentReference"/>
+        </w:rPr>
+        <w:commentReference w:id="13"/>
+      </w:r>
+    </w:p>
+    <w:p>
+      <w:pPr>
+        <w:spacing w:after="0" w:line="360" w:lineRule="auto"/>
+        <w:ind w:firstLine="2268"/>
+        <w:jc w:val="both"/>
+        <w:rPr>
+          <w:rFonts w:ascii="Arial" w:hAnsi="Arial" w:cs="Arial"/>
+          <w:color w:val="000000" w:themeColor="text1"/>
+          <w:sz w:val="28"/>
+          <w:szCs w:val="28"/>
+        </w:rPr>
+      </w:pPr>
+    </w:p>
+    <w:p>
+      <w:pPr>
+        <w:spacing w:after="0" w:line="360" w:lineRule="auto"/>
+        <w:ind w:firstLine="2268"/>
+        <w:jc w:val="both"/>
+        <w:rPr>
+          <w:rFonts w:ascii="Arial" w:hAnsi="Arial" w:cs="Arial"/>
+          <w:color w:val="000000" w:themeColor="text1"/>
+          <w:sz w:val="28"/>
+          <w:szCs w:val="28"/>
+        </w:rPr>
+      </w:pPr>
+      <w:r>
+        <w:rPr>
+          <w:rFonts w:ascii="Arial" w:hAnsi="Arial" w:cs="Arial"/>
+          <w:color w:val="808080"/>
+          <w:sz w:val="28"/>
+          <w:szCs w:val="28"/>
+        </w:rPr>
+        <w:t xml:space="preserve">Requer a cassação da r. sentença ou, subsidiariamente, a sua anulação.</w:t>
+      </w:r>
+    </w:p>
+    <w:p>
+      <w:pPr>
+        <w:spacing w:after="0" w:line="360" w:lineRule="auto"/>
+        <w:jc w:val="both"/>
+        <w:rPr>
+          <w:rFonts w:ascii="Arial" w:hAnsi="Arial" w:cs="Arial"/>
+          <w:color w:val="000000" w:themeColor="text1"/>
+          <w:sz w:val="28"/>
+          <w:szCs w:val="28"/>
+        </w:rPr>
+      </w:pPr>
+    </w:p>
+    <w:p>
+      <w:pPr>
+        <w:spacing w:after="0" w:line="360" w:lineRule="auto"/>
+        <w:ind w:firstLine="2268"/>
+        <w:jc w:val="both"/>
+        <w:rPr>
+          <w:rFonts w:ascii="Arial" w:hAnsi="Arial" w:cs="Arial"/>
+          <w:color w:val="000000" w:themeColor="text1"/>
+          <w:sz w:val="28"/>
+          <w:szCs w:val="28"/>
+        </w:rPr>
+      </w:pPr>
+      <w:r>
+        <w:rPr>
+          <w:rFonts w:ascii="Arial" w:hAnsi="Arial" w:cs="Arial"/>
+          <w:color w:val="000000" w:themeColor="text1"/>
+          <w:sz w:val="28"/>
+          <w:szCs w:val="28"/>
+          <w:highlight w:val="yellow"/>
+        </w:rPr>
+        <w:t xml:space="preserve">Sem razão</w:t>
+      </w:r>
+      <w:r>
+        <w:rPr>
+          <w:rFonts w:ascii="Arial" w:hAnsi="Arial" w:cs="Arial"/>
+          <w:color w:val="000000" w:themeColor="text1"/>
+          <w:sz w:val="28"/>
+          <w:szCs w:val="28"/>
+          <w:highlight w:val="yellow"/>
+        </w:rPr>
+        <w:t xml:space="preserve"> </w:t>
+      </w:r>
+      <w:r>
+        <w:rPr>
+          <w:rFonts w:ascii="Arial" w:hAnsi="Arial" w:cs="Arial"/>
+          <w:color w:val="000000" w:themeColor="text1"/>
+          <w:sz w:val="28"/>
+          <w:szCs w:val="28"/>
+          <w:highlight w:val="yellow"/>
+        </w:rPr>
+        <w:t xml:space="preserve">o apelante</w:t>
+      </w:r>
+      <w:r>
+        <w:rPr>
+          <w:rFonts w:ascii="Arial" w:hAnsi="Arial" w:cs="Arial"/>
+          <w:color w:val="000000" w:themeColor="text1"/>
+          <w:sz w:val="28"/>
+          <w:szCs w:val="28"/>
+          <w:highlight w:val="yellow"/>
+        </w:rPr>
+        <w:t xml:space="preserve">.</w:t>
+      </w:r>
+    </w:p>
+    <w:p>
+      <w:pPr>
+        <w:spacing w:after="0" w:line="360" w:lineRule="auto"/>
+        <w:ind w:firstLine="2268"/>
+        <w:jc w:val="both"/>
+        <w:rPr>
+          <w:rFonts w:ascii="Arial" w:hAnsi="Arial" w:cs="Arial"/>
+          <w:color w:val="000000" w:themeColor="text1"/>
+          <w:sz w:val="28"/>
+          <w:szCs w:val="28"/>
+        </w:rPr>
+      </w:pPr>
+    </w:p>
+    <w:p>
+      <w:pPr>
+        <w:spacing w:after="0" w:line="360" w:lineRule="auto"/>
+        <w:ind w:firstLine="2268"/>
+        <w:jc w:val="both"/>
+        <w:rPr>
+          <w:rFonts w:ascii="Arial" w:hAnsi="Arial" w:cs="Arial"/>
+          <w:color w:val="000000" w:themeColor="text1"/>
+          <w:sz w:val="28"/>
+          <w:szCs w:val="28"/>
+        </w:rPr>
+      </w:pPr>
+      <w:commentRangeStart w:id="14"/>
+      <w:r>
+        <w:rPr>
+          <w:rFonts w:ascii="Arial" w:hAnsi="Arial" w:cs="Arial"/>
+          <w:color w:val="808080"/>
+          <w:sz w:val="28"/>
+          <w:szCs w:val="28"/>
+        </w:rPr>
+        <w:t xml:space="preserve">A</w:t>
+      </w:r>
+      <w:r>
+        <w:rPr>
+          <w:rFonts w:ascii="Arial" w:hAnsi="Arial" w:cs="Arial"/>
+          <w:color w:val="000000" w:themeColor="text1"/>
+          <w:sz w:val="28"/>
+          <w:szCs w:val="28"/>
+        </w:rPr>
+        <w:t xml:space="preserve"> execução </w:t>
+      </w:r>
+      <w:r>
+        <w:rPr>
+          <w:rFonts w:ascii="Arial" w:hAnsi="Arial" w:cs="Arial"/>
+          <w:color w:val="808080"/>
+          <w:sz w:val="28"/>
+          <w:szCs w:val="28"/>
+        </w:rPr>
+        <w:t xml:space="preserve">funda-se</w:t>
+      </w:r>
+      <w:r>
+        <w:rPr>
+          <w:rFonts w:ascii="Arial" w:hAnsi="Arial" w:cs="Arial"/>
+          <w:color w:val="000000" w:themeColor="text1"/>
+          <w:sz w:val="28"/>
+          <w:szCs w:val="28"/>
+        </w:rPr>
+        <w:t xml:space="preserve"> em cédula de crédito bancário</w:t>
+      </w:r>
+      <w:r>
+        <w:rPr>
+          <w:rFonts w:ascii="Arial" w:hAnsi="Arial" w:cs="Arial"/>
+          <w:color w:val="000000" w:themeColor="text1"/>
+          <w:sz w:val="28"/>
+          <w:szCs w:val="28"/>
+        </w:rPr>
+        <w:t xml:space="preserve">, </w:t>
+      </w:r>
+      <w:r>
+        <w:rPr>
+          <w:rFonts w:ascii="Arial" w:hAnsi="Arial" w:cs="Arial"/>
+          <w:color w:val="808080"/>
+          <w:sz w:val="28"/>
+          <w:szCs w:val="28"/>
+        </w:rPr>
+        <w:t xml:space="preserve">cuja</w:t>
+      </w:r>
+      <w:r>
+        <w:rPr>
+          <w:rFonts w:ascii="Arial" w:hAnsi="Arial" w:cs="Arial"/>
+          <w:color w:val="000000" w:themeColor="text1"/>
+          <w:sz w:val="28"/>
+          <w:szCs w:val="28"/>
+        </w:rPr>
+        <w:t xml:space="preserve"> </w:t>
+      </w:r>
+      <w:r>
+        <w:rPr>
+          <w:rFonts w:ascii="Arial" w:hAnsi="Arial" w:cs="Arial"/>
+          <w:color w:val="808080"/>
+          <w:sz w:val="28"/>
+          <w:szCs w:val="28"/>
+        </w:rPr>
+        <w:t xml:space="preserve">pretensão</w:t>
+      </w:r>
+      <w:r>
+        <w:rPr>
+          <w:rFonts w:ascii="Arial" w:hAnsi="Arial" w:cs="Arial"/>
+          <w:color w:val="000000" w:themeColor="text1"/>
+          <w:sz w:val="28"/>
+          <w:szCs w:val="28"/>
+        </w:rPr>
+        <w:t xml:space="preserve"> </w:t>
+      </w:r>
+      <w:r>
+        <w:rPr>
+          <w:rFonts w:ascii="Arial" w:hAnsi="Arial" w:cs="Arial"/>
+          <w:color w:val="808080"/>
+          <w:sz w:val="28"/>
+          <w:szCs w:val="28"/>
+        </w:rPr>
+        <w:t xml:space="preserve">prescreve</w:t>
+      </w:r>
+      <w:r>
+        <w:rPr>
+          <w:rFonts w:ascii="Arial" w:hAnsi="Arial" w:cs="Arial"/>
+          <w:color w:val="000000" w:themeColor="text1"/>
+          <w:sz w:val="28"/>
+          <w:szCs w:val="28"/>
+        </w:rPr>
+        <w:t xml:space="preserve"> </w:t>
+      </w:r>
+      <w:r>
+        <w:rPr>
+          <w:rFonts w:ascii="Arial" w:hAnsi="Arial" w:cs="Arial"/>
+          <w:color w:val="808080"/>
+          <w:sz w:val="28"/>
+          <w:szCs w:val="28"/>
+        </w:rPr>
+        <w:t xml:space="preserve">em</w:t>
+      </w:r>
+      <w:r>
+        <w:rPr>
+          <w:rFonts w:ascii="Arial" w:hAnsi="Arial" w:cs="Arial"/>
+          <w:color w:val="000000" w:themeColor="text1"/>
+          <w:sz w:val="28"/>
+          <w:szCs w:val="28"/>
+        </w:rPr>
+        <w:t xml:space="preserve"> três anos, conforme </w:t>
+      </w:r>
+      <w:r>
+        <w:rPr>
+          <w:rFonts w:ascii="Arial" w:hAnsi="Arial" w:cs="Arial"/>
+          <w:color w:val="808080"/>
+          <w:sz w:val="28"/>
+          <w:szCs w:val="28"/>
+        </w:rPr>
+        <w:t xml:space="preserve">os</w:t>
+      </w:r>
+      <w:r>
+        <w:rPr>
+          <w:rFonts w:ascii="Arial" w:hAnsi="Arial" w:cs="Arial"/>
+          <w:color w:val="000000" w:themeColor="text1"/>
+          <w:sz w:val="28"/>
+          <w:szCs w:val="28"/>
+        </w:rPr>
+        <w:t xml:space="preserve"> </w:t>
+      </w:r>
+      <w:r>
+        <w:rPr>
+          <w:rFonts w:ascii="Arial" w:hAnsi="Arial" w:cs="Arial"/>
+          <w:color w:val="808080"/>
+          <w:sz w:val="28"/>
+          <w:szCs w:val="28"/>
+        </w:rPr>
+        <w:t xml:space="preserve">arts.</w:t>
+      </w:r>
+      <w:r>
+        <w:rPr>
+          <w:rFonts w:ascii="Arial" w:hAnsi="Arial" w:cs="Arial"/>
+          <w:color w:val="000000" w:themeColor="text1"/>
+          <w:sz w:val="28"/>
+          <w:szCs w:val="28"/>
+        </w:rPr>
+        <w:t xml:space="preserve"> 44 da Lei</w:t>
+      </w:r>
+      <w:r>
+        <w:rPr>
+          <w:rFonts w:ascii="Arial" w:hAnsi="Arial" w:cs="Arial"/>
+          <w:color w:val="000000" w:themeColor="text1"/>
+          <w:sz w:val="28"/>
+          <w:szCs w:val="28"/>
+        </w:rPr>
+        <w:t xml:space="preserve"> </w:t>
+      </w:r>
+      <w:r>
+        <w:rPr>
+          <w:rFonts w:ascii="Arial" w:hAnsi="Arial" w:cs="Arial"/>
+          <w:color w:val="000000" w:themeColor="text1"/>
+          <w:sz w:val="28"/>
+          <w:szCs w:val="28"/>
+        </w:rPr>
+        <w:t xml:space="preserve">nº 10.931/2004, 70 da </w:t>
+      </w:r>
+      <w:r>
+        <w:rPr>
+          <w:rFonts w:ascii="Arial" w:hAnsi="Arial" w:cs="Arial"/>
+          <w:color w:val="808080"/>
+          <w:sz w:val="28"/>
+          <w:szCs w:val="28"/>
+        </w:rPr>
+        <w:t xml:space="preserve">LUG</w:t>
+      </w:r>
+      <w:r>
+        <w:rPr>
+          <w:rFonts w:ascii="Arial" w:hAnsi="Arial" w:cs="Arial"/>
+          <w:color w:val="000000" w:themeColor="text1"/>
+          <w:sz w:val="28"/>
+          <w:szCs w:val="28"/>
+        </w:rPr>
+        <w:t xml:space="preserve"> e 206, §</w:t>
+      </w:r>
+      <w:r>
+        <w:rPr>
+          <w:rFonts w:ascii="Arial" w:hAnsi="Arial" w:cs="Arial"/>
+          <w:color w:val="000000" w:themeColor="text1"/>
+          <w:sz w:val="28"/>
+          <w:szCs w:val="28"/>
+        </w:rPr>
+        <w:t xml:space="preserve"> </w:t>
+      </w:r>
+      <w:r>
+        <w:rPr>
+          <w:rFonts w:ascii="Arial" w:hAnsi="Arial" w:cs="Arial"/>
+          <w:color w:val="000000" w:themeColor="text1"/>
+          <w:sz w:val="28"/>
+          <w:szCs w:val="28"/>
+        </w:rPr>
+        <w:t xml:space="preserve">3º, VIII</w:t>
+      </w:r>
+      <w:r>
+        <w:rPr>
+          <w:rFonts w:ascii="Arial" w:hAnsi="Arial" w:cs="Arial"/>
+          <w:color w:val="808080"/>
+          <w:sz w:val="28"/>
+          <w:szCs w:val="28"/>
+        </w:rPr>
+        <w:t xml:space="preserve">,</w:t>
+      </w:r>
+      <w:r>
+        <w:rPr>
+          <w:rFonts w:ascii="Arial" w:hAnsi="Arial" w:cs="Arial"/>
+          <w:color w:val="000000" w:themeColor="text1"/>
+          <w:sz w:val="28"/>
+          <w:szCs w:val="28"/>
+        </w:rPr>
+        <w:t xml:space="preserve"> do </w:t>
+      </w:r>
+      <w:r>
+        <w:rPr>
+          <w:rFonts w:ascii="Arial" w:hAnsi="Arial" w:cs="Arial"/>
+          <w:color w:val="808080"/>
+          <w:sz w:val="28"/>
+          <w:szCs w:val="28"/>
+        </w:rPr>
+        <w:t xml:space="preserve">CC</w:t>
+      </w:r>
+      <w:r>
+        <w:rPr>
+          <w:rFonts w:ascii="Arial" w:hAnsi="Arial" w:cs="Arial"/>
+          <w:color w:val="000000" w:themeColor="text1"/>
+          <w:sz w:val="28"/>
+          <w:szCs w:val="28"/>
+        </w:rPr>
+        <w:t xml:space="preserve"> </w:t>
+      </w:r>
+      <w:r>
+        <w:rPr>
+          <w:rFonts w:ascii="Arial" w:hAnsi="Arial" w:cs="Arial"/>
+          <w:color w:val="808080"/>
+          <w:sz w:val="28"/>
+          <w:szCs w:val="28"/>
+        </w:rPr>
+        <w:t xml:space="preserve">(ID 89383102)</w:t>
+      </w:r>
+      <w:r>
+        <w:rPr>
+          <w:rFonts w:ascii="Arial" w:hAnsi="Arial" w:cs="Arial"/>
+          <w:color w:val="000000" w:themeColor="text1"/>
+          <w:sz w:val="28"/>
+          <w:szCs w:val="28"/>
+        </w:rPr>
+        <w:t xml:space="preserve">:</w:t>
+      </w:r>
+      <w:commentRangeEnd w:id="14"/>
+      <w:r>
+        <w:rPr>
+          <w:rStyle w:val="CommentReference"/>
+        </w:rPr>
+        <w:commentReference w:id="14"/>
+      </w:r>
+    </w:p>
+    <w:p>
+      <w:pPr>
+        <w:spacing w:after="0" w:line="360" w:lineRule="auto"/>
+        <w:ind w:firstLine="2268"/>
+        <w:jc w:val="both"/>
+        <w:rPr>
+          <w:rFonts w:ascii="Arial" w:hAnsi="Arial" w:cs="Arial"/>
+          <w:color w:val="000000" w:themeColor="text1"/>
+          <w:sz w:val="28"/>
+          <w:szCs w:val="28"/>
+        </w:rPr>
+      </w:pPr>
+    </w:p>
+    <w:p>
+      <w:pPr>
+        <w:spacing w:after="0" w:line="360" w:lineRule="auto"/>
+        <w:ind w:left="2268"/>
+        <w:jc w:val="both"/>
+        <w:rPr>
+          <w:rFonts w:ascii="Arial" w:hAnsi="Arial" w:cs="Arial"/>
+          <w:color w:val="000000" w:themeColor="text1"/>
+          <w:sz w:val="26"/>
+          <w:szCs w:val="26"/>
+        </w:rPr>
+      </w:pPr>
+      <w:r>
+        <w:rPr>
+          <w:rFonts w:ascii="Arial" w:hAnsi="Arial" w:cs="Arial"/>
+          <w:color w:val="000000" w:themeColor="text1"/>
+          <w:sz w:val="26"/>
+          <w:szCs w:val="26"/>
+        </w:rPr>
+        <w:t xml:space="preserve">“</w:t>
+      </w:r>
+      <w:r>
+        <w:rPr>
+          <w:rFonts w:ascii="Arial" w:hAnsi="Arial" w:cs="Arial"/>
+          <w:i/>
+          <w:color w:val="808080"/>
+          <w:sz w:val="26"/>
+          <w:szCs w:val="26"/>
+        </w:rPr>
+        <w:t xml:space="preserve">Art</w:t>
       </w:r>
       <w:r>
         <w:rPr>
           <w:rFonts w:ascii="Arial" w:hAnsi="Arial" w:cs="Arial"/>
           <w:i/>
           <w:iCs/>
-          <w:color w:val="808080"/>
-          <w:sz w:val="26"/>
-          <w:szCs w:val="26"/>
-        </w:rPr>
-        <w:t xml:space="preserve">.</w:t>
+          <w:color w:val="000000" w:themeColor="text1"/>
+          <w:sz w:val="26"/>
+          <w:szCs w:val="26"/>
+        </w:rPr>
+        <w:t xml:space="preserve">. 70</w:t>
       </w:r>
       <w:r>
         <w:rPr>
           <w:rFonts w:ascii="Arial" w:hAnsi="Arial" w:cs="Arial"/>
           <w:i/>
           <w:iCs/>
-          <w:color w:val="000000" w:themeColor="text1"/>
-          <w:sz w:val="26"/>
-          <w:szCs w:val="26"/>
-        </w:rPr>
-        <w:t xml:space="preserve"> Prescreve:</w:t>
-      </w:r>
-    </w:p>
-    <w:p>
-      <w:pPr>
-        <w:spacing w:after="0" w:line="360" w:lineRule="auto"/>
-        <w:ind w:left="2268"/>
-        <w:jc w:val="both"/>
+          <w:color w:val="808080"/>
+          <w:sz w:val="26"/>
+          <w:szCs w:val="26"/>
+        </w:rPr>
+        <w:t xml:space="preserve">.</w:t>
+      </w:r>
+      <w:r>
         <w:rPr>
           <w:rFonts w:ascii="Arial" w:hAnsi="Arial" w:cs="Arial"/>
           <w:i/>
@@ -5706,24 +5863,20 @@
           <w:sz w:val="26"/>
           <w:szCs w:val="26"/>
         </w:rPr>
-      </w:pPr>
+        <w:t xml:space="preserve"> Todas as ações contra </w:t>
+      </w:r>
       <w:r>
         <w:rPr>
           <w:rFonts w:ascii="Arial" w:hAnsi="Arial" w:cs="Arial"/>
           <w:i/>
           <w:iCs/>
-          <w:color w:val="000000" w:themeColor="text1"/>
-          <w:sz w:val="26"/>
-          <w:szCs w:val="26"/>
-        </w:rPr>
-        <w:t>(...)</w:t>
-      </w:r>
-    </w:p>
-    <w:p>
-      <w:pPr>
-        <w:spacing w:after="0" w:line="360" w:lineRule="auto"/>
-        <w:ind w:left="2268"/>
-        <w:jc w:val="both"/>
+          <w:color w:val="808080"/>
+          <w:sz w:val="26"/>
+          <w:szCs w:val="26"/>
+        </w:rPr>
+        <w:t xml:space="preserve">o</w:t>
+      </w:r>
+      <w:r>
         <w:rPr>
           <w:rFonts w:ascii="Arial" w:hAnsi="Arial" w:cs="Arial"/>
           <w:i/>
@@ -5732,8 +5885,36 @@
           <w:sz w:val="26"/>
           <w:szCs w:val="26"/>
         </w:rPr>
-      </w:pPr>
-      <w:r>
+        <w:t xml:space="preserve"> aceitante relativas a letras prescrevem em três anos a contar do seu vencimento.</w:t>
+      </w:r>
+      <w:r>
+        <w:rPr>
+          <w:rFonts w:ascii="Arial" w:hAnsi="Arial" w:cs="Arial"/>
+          <w:color w:val="000000" w:themeColor="text1"/>
+          <w:sz w:val="26"/>
+          <w:szCs w:val="26"/>
+        </w:rPr>
+        <w:t xml:space="preserve">”</w:t>
+      </w:r>
+    </w:p>
+    <w:p>
+      <w:pPr>
+        <w:spacing w:after="0" w:line="360" w:lineRule="auto"/>
+        <w:ind w:left="2268"/>
+        <w:jc w:val="both"/>
+        <w:rPr>
+          <w:rFonts w:ascii="Arial" w:hAnsi="Arial" w:cs="Arial"/>
+          <w:color w:val="000000" w:themeColor="text1"/>
+          <w:sz w:val="26"/>
+          <w:szCs w:val="26"/>
+        </w:rPr>
+      </w:pPr>
+    </w:p>
+    <w:p>
+      <w:pPr>
+        <w:spacing w:after="0" w:line="360" w:lineRule="auto"/>
+        <w:ind w:left="2268"/>
+        <w:jc w:val="both"/>
         <w:rPr>
           <w:rFonts w:ascii="Arial" w:hAnsi="Arial" w:cs="Arial"/>
           <w:i/>
@@ -5742,14 +5923,27 @@
           <w:sz w:val="26"/>
           <w:szCs w:val="26"/>
         </w:rPr>
-        <w:t>§ 3º Em três anos:</w:t>
-      </w:r>
-    </w:p>
-    <w:p>
-      <w:pPr>
-        <w:spacing w:after="0" w:line="360" w:lineRule="auto"/>
-        <w:ind w:left="2268"/>
-        <w:jc w:val="both"/>
+      </w:pPr>
+      <w:r>
+        <w:rPr>
+          <w:rFonts w:ascii="Arial" w:hAnsi="Arial" w:cs="Arial"/>
+          <w:color w:val="000000" w:themeColor="text1"/>
+          <w:sz w:val="26"/>
+          <w:szCs w:val="26"/>
+        </w:rPr>
+        <w:t xml:space="preserve">“</w:t>
+      </w:r>
+      <w:r>
+        <w:rPr>
+          <w:rFonts w:ascii="Arial" w:hAnsi="Arial" w:cs="Arial"/>
+          <w:i/>
+          <w:color w:val="808080"/>
+          <w:sz w:val="26"/>
+          <w:szCs w:val="26"/>
+        </w:rPr>
+        <w:t xml:space="preserve">Art</w:t>
+      </w:r>
+      <w:r>
         <w:rPr>
           <w:rFonts w:ascii="Arial" w:hAnsi="Arial" w:cs="Arial"/>
           <w:i/>
@@ -5758,31 +5952,19 @@
           <w:sz w:val="26"/>
           <w:szCs w:val="26"/>
         </w:rPr>
-      </w:pPr>
+        <w:t xml:space="preserve">. 206</w:t>
+      </w:r>
       <w:r>
         <w:rPr>
           <w:rFonts w:ascii="Arial" w:hAnsi="Arial" w:cs="Arial"/>
           <w:i/>
           <w:iCs/>
-          <w:color w:val="000000" w:themeColor="text1"/>
-          <w:sz w:val="26"/>
-          <w:szCs w:val="26"/>
-        </w:rPr>
-        <w:t>(...)</w:t>
-      </w:r>
-    </w:p>
-    <w:p>
-      <w:pPr>
-        <w:spacing w:after="0" w:line="360" w:lineRule="auto"/>
-        <w:ind w:left="2268"/>
-        <w:jc w:val="both"/>
-        <w:rPr>
-          <w:rFonts w:ascii="Arial" w:hAnsi="Arial" w:cs="Arial"/>
-          <w:color w:val="000000" w:themeColor="text1"/>
-          <w:sz w:val="26"/>
-          <w:szCs w:val="26"/>
-        </w:rPr>
-      </w:pPr>
+          <w:color w:val="808080"/>
+          <w:sz w:val="26"/>
+          <w:szCs w:val="26"/>
+        </w:rPr>
+        <w:t xml:space="preserve">.</w:t>
+      </w:r>
       <w:r>
         <w:rPr>
           <w:rFonts w:ascii="Arial" w:hAnsi="Arial" w:cs="Arial"/>
@@ -5792,91 +5974,8 @@
           <w:sz w:val="26"/>
           <w:szCs w:val="26"/>
         </w:rPr>
-        <w:t>VIII - a pretensão para haver o pagamento de título de crédito, a contar do vencimento, ressalvadas as disposições de lei especial;</w:t>
-      </w:r>
-      <w:r>
-        <w:rPr>
-          <w:rFonts w:ascii="Arial" w:hAnsi="Arial" w:cs="Arial"/>
-          <w:color w:val="000000" w:themeColor="text1"/>
-          <w:sz w:val="26"/>
-          <w:szCs w:val="26"/>
-        </w:rPr>
-        <w:t>”</w:t>
-      </w:r>
-    </w:p>
-    <w:p>
-      <w:pPr>
-        <w:spacing w:after="0" w:line="360" w:lineRule="auto"/>
-        <w:ind w:firstLine="2268"/>
-        <w:jc w:val="both"/>
-        <w:rPr>
-          <w:rFonts w:ascii="Arial" w:hAnsi="Arial" w:cs="Arial"/>
-          <w:color w:val="000000" w:themeColor="text1"/>
-          <w:sz w:val="28"/>
-          <w:szCs w:val="28"/>
-        </w:rPr>
-      </w:pPr>
-    </w:p>
-    <w:p>
-      <w:pPr>
-        <w:spacing w:after="0" w:line="360" w:lineRule="auto"/>
-        <w:ind w:firstLine="2268"/>
-        <w:jc w:val="both"/>
-        <w:rPr>
-          <w:rFonts w:ascii="Arial" w:hAnsi="Arial" w:cs="Arial"/>
-          <w:color w:val="000000" w:themeColor="text1"/>
-          <w:sz w:val="28"/>
-          <w:szCs w:val="28"/>
-        </w:rPr>
-      </w:pPr>
-      <w:commentRangeStart w:id="15"/>
-      <w:r>
-        <w:rPr>
-          <w:rFonts w:ascii="Arial" w:hAnsi="Arial" w:cs="Arial"/>
-          <w:color w:val="808080"/>
-          <w:sz w:val="28"/>
-          <w:szCs w:val="28"/>
-        </w:rPr>
-        <w:t xml:space="preserve">Nesse</w:t>
-      </w:r>
-      <w:r>
-        <w:rPr>
-          <w:rFonts w:ascii="Arial" w:hAnsi="Arial" w:cs="Arial"/>
-          <w:color w:val="000000" w:themeColor="text1"/>
-          <w:sz w:val="28"/>
-          <w:szCs w:val="28"/>
-        </w:rPr>
-        <w:t xml:space="preserve"> sentido</w:t>
-      </w:r>
-      <w:r>
-        <w:rPr>
-          <w:rFonts w:ascii="Arial" w:hAnsi="Arial" w:cs="Arial"/>
-          <w:color w:val="000000" w:themeColor="text1"/>
-          <w:sz w:val="28"/>
-          <w:szCs w:val="28"/>
-        </w:rPr>
-        <w:t xml:space="preserve">:</w:t>
-      </w:r>
-      <w:commentRangeEnd w:id="15"/>
-      <w:r>
-        <w:rPr>
-          <w:rStyle w:val="CommentReference"/>
-        </w:rPr>
-        <w:commentReference w:id="15"/>
-      </w:r>
-    </w:p>
-    <w:p>
-      <w:pPr>
-        <w:spacing w:after="0" w:line="360" w:lineRule="auto"/>
-        <w:ind w:firstLine="2268"/>
-        <w:jc w:val="both"/>
-        <w:rPr>
-          <w:rFonts w:ascii="Arial" w:hAnsi="Arial" w:cs="Arial"/>
-          <w:color w:val="000000" w:themeColor="text1"/>
-          <w:sz w:val="28"/>
-          <w:szCs w:val="28"/>
-        </w:rPr>
-      </w:pPr>
+        <w:t xml:space="preserve"> Prescreve:</w:t>
+      </w:r>
     </w:p>
     <w:p>
       <w:pPr>
@@ -5896,23 +5995,19 @@
         <w:rPr>
           <w:rFonts w:ascii="Arial" w:hAnsi="Arial" w:cs="Arial"/>
           <w:i/>
-          <w:color w:val="000000" w:themeColor="text1"/>
-          <w:sz w:val="26"/>
-          <w:szCs w:val="26"/>
-        </w:rPr>
-        <w:t xml:space="preserve">“(...)</w:t>
-      </w:r>
-      <w:r>
-        <w:rPr>
-          <w:rFonts w:ascii="Arial" w:hAnsi="Arial" w:cs="Arial"/>
-          <w:i/>
-          <w:color w:val="000000" w:themeColor="text1"/>
-          <w:sz w:val="26"/>
-          <w:szCs w:val="26"/>
-        </w:rPr>
-        <w:t xml:space="preserve"> </w:t>
-      </w:r>
-      <w:r>
+          <w:iCs/>
+          <w:color w:val="000000" w:themeColor="text1"/>
+          <w:sz w:val="26"/>
+          <w:szCs w:val="26"/>
+        </w:rPr>
+        <w:t>(...)</w:t>
+      </w:r>
+    </w:p>
+    <w:p>
+      <w:pPr>
+        <w:spacing w:after="0" w:line="360" w:lineRule="auto"/>
+        <w:ind w:left="2268"/>
+        <w:jc w:val="both"/>
         <w:rPr>
           <w:rFonts w:ascii="Arial" w:hAnsi="Arial" w:cs="Arial"/>
           <w:i/>
@@ -5921,8 +6016,7 @@
           <w:sz w:val="26"/>
           <w:szCs w:val="26"/>
         </w:rPr>
-        <w:t xml:space="preserve">A prescrição intercorrente aplica-se à execução de cédula de crédito bancário, </w:t>
-      </w:r>
+      </w:pPr>
       <w:r>
         <w:rPr>
           <w:rFonts w:ascii="Arial" w:hAnsi="Arial" w:cs="Arial"/>
@@ -5931,11 +6025,15 @@
           <w:color w:val="000000" w:themeColor="text1"/>
           <w:sz w:val="26"/>
           <w:szCs w:val="26"/>
-          <w:u w:val="single"/>
-        </w:rPr>
-        <w:t xml:space="preserve">com prazo de três (3) anos</w:t>
-      </w:r>
-      <w:r>
+        </w:rPr>
+        <w:t>§ 3º Em três anos:</w:t>
+      </w:r>
+    </w:p>
+    <w:p>
+      <w:pPr>
+        <w:spacing w:after="0" w:line="360" w:lineRule="auto"/>
+        <w:ind w:left="2268"/>
+        <w:jc w:val="both"/>
         <w:rPr>
           <w:rFonts w:ascii="Arial" w:hAnsi="Arial" w:cs="Arial"/>
           <w:i/>
@@ -5944,18 +6042,7 @@
           <w:sz w:val="26"/>
           <w:szCs w:val="26"/>
         </w:rPr>
-        <w:t xml:space="preserve">, conforme os arts. 44 e 45-A, da Lei nº 10.931/2004, c/c o art. 206, § 3º, VIII, do Código Civil.</w:t>
-      </w:r>
-      <w:r>
-        <w:rPr>
-          <w:rFonts w:ascii="Arial" w:hAnsi="Arial" w:cs="Arial"/>
-          <w:i/>
-          <w:color w:val="000000" w:themeColor="text1"/>
-          <w:sz w:val="26"/>
-          <w:szCs w:val="26"/>
-        </w:rPr>
-        <w:t xml:space="preserve"> </w:t>
-      </w:r>
+      </w:pPr>
       <w:r>
         <w:rPr>
           <w:rFonts w:ascii="Arial" w:hAnsi="Arial" w:cs="Arial"/>
@@ -5965,8 +6052,21 @@
           <w:sz w:val="26"/>
           <w:szCs w:val="26"/>
         </w:rPr>
-        <w:t xml:space="preserve">(...)</w:t>
-      </w:r>
+        <w:t>(...)</w:t>
+      </w:r>
+    </w:p>
+    <w:p>
+      <w:pPr>
+        <w:spacing w:after="0" w:line="360" w:lineRule="auto"/>
+        <w:ind w:left="2268"/>
+        <w:jc w:val="both"/>
+        <w:rPr>
+          <w:rFonts w:ascii="Arial" w:hAnsi="Arial" w:cs="Arial"/>
+          <w:color w:val="000000" w:themeColor="text1"/>
+          <w:sz w:val="26"/>
+          <w:szCs w:val="26"/>
+        </w:rPr>
+      </w:pPr>
       <w:r>
         <w:rPr>
           <w:rFonts w:ascii="Arial" w:hAnsi="Arial" w:cs="Arial"/>
@@ -5976,9 +6076,97 @@
           <w:sz w:val="26"/>
           <w:szCs w:val="26"/>
         </w:rPr>
-        <w:t xml:space="preserve">.</w:t>
-      </w:r>
-      <w:r>
+        <w:t>VIII - a pretensão para haver o pagamento de título de crédito, a contar do vencimento, ressalvadas as disposições de lei especial;</w:t>
+      </w:r>
+      <w:r>
+        <w:rPr>
+          <w:rFonts w:ascii="Arial" w:hAnsi="Arial" w:cs="Arial"/>
+          <w:color w:val="000000" w:themeColor="text1"/>
+          <w:sz w:val="26"/>
+          <w:szCs w:val="26"/>
+        </w:rPr>
+        <w:t>”</w:t>
+      </w:r>
+    </w:p>
+    <w:p>
+      <w:pPr>
+        <w:spacing w:after="0" w:line="360" w:lineRule="auto"/>
+        <w:ind w:firstLine="2268"/>
+        <w:jc w:val="both"/>
+        <w:rPr>
+          <w:rFonts w:ascii="Arial" w:hAnsi="Arial" w:cs="Arial"/>
+          <w:color w:val="000000" w:themeColor="text1"/>
+          <w:sz w:val="28"/>
+          <w:szCs w:val="28"/>
+        </w:rPr>
+      </w:pPr>
+    </w:p>
+    <w:p>
+      <w:pPr>
+        <w:spacing w:after="0" w:line="360" w:lineRule="auto"/>
+        <w:ind w:firstLine="2268"/>
+        <w:jc w:val="both"/>
+        <w:rPr>
+          <w:rFonts w:ascii="Arial" w:hAnsi="Arial" w:cs="Arial"/>
+          <w:color w:val="000000" w:themeColor="text1"/>
+          <w:sz w:val="28"/>
+          <w:szCs w:val="28"/>
+        </w:rPr>
+      </w:pPr>
+      <w:commentRangeStart w:id="15"/>
+      <w:r>
+        <w:rPr>
+          <w:rFonts w:ascii="Arial" w:hAnsi="Arial" w:cs="Arial"/>
+          <w:color w:val="808080"/>
+          <w:sz w:val="28"/>
+          <w:szCs w:val="28"/>
+        </w:rPr>
+        <w:t xml:space="preserve">Nesse</w:t>
+      </w:r>
+      <w:r>
+        <w:rPr>
+          <w:rFonts w:ascii="Arial" w:hAnsi="Arial" w:cs="Arial"/>
+          <w:color w:val="000000" w:themeColor="text1"/>
+          <w:sz w:val="28"/>
+          <w:szCs w:val="28"/>
+        </w:rPr>
+        <w:t xml:space="preserve"> sentido</w:t>
+      </w:r>
+      <w:r>
+        <w:rPr>
+          <w:rFonts w:ascii="Arial" w:hAnsi="Arial" w:cs="Arial"/>
+          <w:color w:val="000000" w:themeColor="text1"/>
+          <w:sz w:val="28"/>
+          <w:szCs w:val="28"/>
+        </w:rPr>
+        <w:t xml:space="preserve">:</w:t>
+      </w:r>
+      <w:commentRangeEnd w:id="15"/>
+      <w:r>
+        <w:rPr>
+          <w:rStyle w:val="CommentReference"/>
+        </w:rPr>
+        <w:commentReference w:id="15"/>
+      </w:r>
+    </w:p>
+    <w:p>
+      <w:pPr>
+        <w:spacing w:after="0" w:line="360" w:lineRule="auto"/>
+        <w:ind w:firstLine="2268"/>
+        <w:jc w:val="both"/>
+        <w:rPr>
+          <w:rFonts w:ascii="Arial" w:hAnsi="Arial" w:cs="Arial"/>
+          <w:color w:val="000000" w:themeColor="text1"/>
+          <w:sz w:val="28"/>
+          <w:szCs w:val="28"/>
+        </w:rPr>
+      </w:pPr>
+    </w:p>
+    <w:p>
+      <w:pPr>
+        <w:spacing w:after="0" w:line="360" w:lineRule="auto"/>
+        <w:ind w:left="2268"/>
+        <w:jc w:val="both"/>
         <w:rPr>
           <w:rFonts w:ascii="Arial" w:hAnsi="Arial" w:cs="Arial"/>
           <w:i/>
@@ -5987,491 +6175,50 @@
           <w:sz w:val="26"/>
           <w:szCs w:val="26"/>
         </w:rPr>
-        <w:t xml:space="preserve">” (Acórdão 2073134, 0703646-12.2017.8.07.0001, Relator(a): JANSEN FIALHO DE ALMEIDA, 4ª TURMA CÍVEL, data de julgamento: 27/11/2025, publicado no DJe: 11/12/2025)</w:t>
+      </w:pPr>
+      <w:r>
+        <w:rPr>
+          <w:rFonts w:ascii="Arial" w:hAnsi="Arial" w:cs="Arial"/>
+          <w:i/>
+          <w:color w:val="000000" w:themeColor="text1"/>
+          <w:sz w:val="26"/>
+          <w:szCs w:val="26"/>
+        </w:rPr>
+        <w:t xml:space="preserve">“(...)</w:t>
+      </w:r>
+      <w:r>
+        <w:rPr>
+          <w:rFonts w:ascii="Arial" w:hAnsi="Arial" w:cs="Arial"/>
+          <w:i/>
+          <w:color w:val="000000" w:themeColor="text1"/>
+          <w:sz w:val="26"/>
+          <w:szCs w:val="26"/>
+        </w:rPr>
+        <w:t xml:space="preserve"> </w:t>
       </w:r>
       <w:r>
         <w:rPr>
           <w:rFonts w:ascii="Arial" w:hAnsi="Arial" w:cs="Arial"/>
           <w:i/>
           <w:iCs/>
-          <w:color w:val="808080"/>
-          <w:sz w:val="26"/>
-          <w:szCs w:val="26"/>
-        </w:rPr>
-        <w:t xml:space="preserve"> – Grifei</w:t>
-      </w:r>
-    </w:p>
-    <w:p>
-      <w:pPr>
-        <w:spacing w:after="0" w:line="360" w:lineRule="auto"/>
-        <w:jc w:val="both"/>
-        <w:rPr>
-          <w:rFonts w:ascii="Arial" w:hAnsi="Arial" w:cs="Arial"/>
-          <w:color w:val="000000" w:themeColor="text1"/>
-          <w:sz w:val="26"/>
-          <w:szCs w:val="26"/>
-        </w:rPr>
-      </w:pPr>
-    </w:p>
-    <w:p>
-      <w:pPr>
-        <w:spacing w:after="0" w:line="360" w:lineRule="auto"/>
-        <w:ind w:firstLine="2268"/>
-        <w:jc w:val="both"/>
-        <w:rPr>
-          <w:rFonts w:ascii="Arial" w:hAnsi="Arial" w:cs="Arial"/>
-          <w:color w:val="000000" w:themeColor="text1"/>
-          <w:sz w:val="28"/>
-          <w:szCs w:val="28"/>
-        </w:rPr>
-      </w:pPr>
-      <w:commentRangeStart w:id="16"/>
-      <w:r>
-        <w:rPr>
-          <w:rFonts w:ascii="Arial" w:hAnsi="Arial" w:cs="Arial"/>
-          <w:color w:val="808080"/>
-          <w:sz w:val="28"/>
-          <w:szCs w:val="28"/>
-        </w:rPr>
-        <w:t xml:space="preserve">A</w:t>
-      </w:r>
-      <w:r>
-        <w:rPr>
-          <w:rFonts w:ascii="Arial" w:hAnsi="Arial" w:cs="Arial"/>
-          <w:color w:val="000000" w:themeColor="text1"/>
-          <w:sz w:val="28"/>
-          <w:szCs w:val="28"/>
-        </w:rPr>
-        <w:t xml:space="preserve"> execução foi proposta em </w:t>
-      </w:r>
-      <w:r>
-        <w:rPr>
-          <w:rFonts w:ascii="Arial" w:hAnsi="Arial" w:cs="Arial"/>
-          <w:color w:val="000000" w:themeColor="text1"/>
-          <w:sz w:val="28"/>
-          <w:szCs w:val="28"/>
-        </w:rPr>
-        <w:t xml:space="preserve">16/</w:t>
-      </w:r>
-      <w:r>
-        <w:rPr>
-          <w:rFonts w:ascii="Arial" w:hAnsi="Arial" w:cs="Arial"/>
-          <w:color w:val="808080"/>
-          <w:sz w:val="28"/>
-          <w:szCs w:val="28"/>
-        </w:rPr>
-        <w:t xml:space="preserve">07</w:t>
-      </w:r>
-      <w:r>
-        <w:rPr>
-          <w:rFonts w:ascii="Arial" w:hAnsi="Arial" w:cs="Arial"/>
-          <w:color w:val="000000" w:themeColor="text1"/>
-          <w:sz w:val="28"/>
-          <w:szCs w:val="28"/>
-        </w:rPr>
-        <w:t xml:space="preserve">/</w:t>
-      </w:r>
-      <w:r>
-        <w:rPr>
-          <w:rFonts w:ascii="Arial" w:hAnsi="Arial" w:cs="Arial"/>
-          <w:color w:val="808080"/>
-          <w:sz w:val="28"/>
-          <w:szCs w:val="28"/>
-        </w:rPr>
-        <w:t xml:space="preserve">2013 e suspensa, por ausência de bens penhoráveis, em 04/11/2021</w:t>
-      </w:r>
-      <w:r>
-        <w:rPr>
-          <w:rFonts w:ascii="Arial" w:hAnsi="Arial" w:cs="Arial"/>
-          <w:color w:val="000000" w:themeColor="text1"/>
-          <w:sz w:val="28"/>
-          <w:szCs w:val="28"/>
-        </w:rPr>
-        <w:t xml:space="preserve"> (</w:t>
-      </w:r>
-      <w:r>
-        <w:rPr>
-          <w:rFonts w:ascii="Arial" w:hAnsi="Arial" w:cs="Arial"/>
-          <w:color w:val="808080"/>
-          <w:sz w:val="28"/>
-          <w:szCs w:val="28"/>
-        </w:rPr>
-        <w:t xml:space="preserve">CPC 921 III e § 1º; </w:t>
-      </w:r>
-      <w:r>
-        <w:rPr>
-          <w:rFonts w:ascii="Arial" w:hAnsi="Arial" w:cs="Arial"/>
-          <w:color w:val="000000" w:themeColor="text1"/>
-          <w:sz w:val="28"/>
-          <w:szCs w:val="28"/>
-        </w:rPr>
-        <w:t xml:space="preserve">ID </w:t>
-      </w:r>
-      <w:r>
-        <w:rPr>
-          <w:rFonts w:ascii="Arial" w:hAnsi="Arial" w:cs="Arial"/>
-          <w:color w:val="000000" w:themeColor="text1"/>
-          <w:sz w:val="28"/>
-          <w:szCs w:val="28"/>
-        </w:rPr>
-        <w:t xml:space="preserve">89383102</w:t>
-      </w:r>
-      <w:r>
-        <w:rPr>
-          <w:rFonts w:ascii="Arial" w:hAnsi="Arial" w:cs="Arial"/>
-          <w:color w:val="808080"/>
-          <w:sz w:val="28"/>
-          <w:szCs w:val="28"/>
-        </w:rPr>
-        <w:t xml:space="preserve"> e 89383849</w:t>
-      </w:r>
-      <w:r>
-        <w:rPr>
-          <w:rFonts w:ascii="Arial" w:hAnsi="Arial" w:cs="Arial"/>
-          <w:color w:val="000000" w:themeColor="text1"/>
-          <w:sz w:val="28"/>
-          <w:szCs w:val="28"/>
-        </w:rPr>
-        <w:t xml:space="preserve">).</w:t>
-      </w:r>
-      <w:commentRangeEnd w:id="16"/>
-      <w:r>
-        <w:rPr>
-          <w:rStyle w:val="CommentReference"/>
-        </w:rPr>
-        <w:commentReference w:id="16"/>
-      </w:r>
-    </w:p>
-    <w:p>
-      <w:pPr>
-        <w:spacing w:after="0" w:line="360" w:lineRule="auto"/>
-        <w:ind w:firstLine="2268"/>
-        <w:jc w:val="both"/>
-        <w:rPr>
-          <w:rFonts w:ascii="Arial" w:hAnsi="Arial" w:cs="Arial"/>
-          <w:color w:val="000000" w:themeColor="text1"/>
-          <w:sz w:val="28"/>
-          <w:szCs w:val="28"/>
-        </w:rPr>
-      </w:pPr>
-    </w:p>
-    <w:p>
-      <w:pPr>
-        <w:spacing w:after="0" w:line="360" w:lineRule="auto"/>
-        <w:ind w:firstLine="2268"/>
-        <w:jc w:val="both"/>
-        <w:rPr>
-          <w:rFonts w:ascii="Arial" w:hAnsi="Arial" w:cs="Arial"/>
-          <w:color w:val="000000" w:themeColor="text1"/>
-          <w:sz w:val="28"/>
-          <w:szCs w:val="28"/>
-        </w:rPr>
-      </w:pPr>
-      <w:r>
-        <w:rPr>
-          <w:rFonts w:ascii="Arial" w:hAnsi="Arial" w:cs="Arial"/>
-          <w:color w:val="000000" w:themeColor="text1"/>
-          <w:sz w:val="28"/>
-          <w:szCs w:val="28"/>
-        </w:rPr>
-        <w:t xml:space="preserve">O prazo prescricional voltou a correr automaticamente em </w:t>
-      </w:r>
-      <w:r>
-        <w:rPr>
-          <w:rFonts w:ascii="Arial" w:hAnsi="Arial" w:cs="Arial"/>
-          <w:color w:val="000000" w:themeColor="text1"/>
-          <w:sz w:val="28"/>
-          <w:szCs w:val="28"/>
-        </w:rPr>
-        <w:t xml:space="preserve">17/11</w:t>
-      </w:r>
-      <w:r>
-        <w:rPr>
-          <w:rFonts w:ascii="Arial" w:hAnsi="Arial" w:cs="Arial"/>
-          <w:color w:val="000000" w:themeColor="text1"/>
-          <w:sz w:val="28"/>
-          <w:szCs w:val="28"/>
-        </w:rPr>
-        <w:t xml:space="preserve">/2022 </w:t>
-      </w:r>
-      <w:r>
-        <w:rPr>
-          <w:rFonts w:ascii="Arial" w:hAnsi="Arial" w:cs="Arial"/>
-          <w:color w:val="808080"/>
-          <w:sz w:val="28"/>
-          <w:szCs w:val="28"/>
-        </w:rPr>
-        <w:t xml:space="preserve">e, depois dessa data, não foram localizados bens do executado capazes de satisfazer o crédito exequendo </w:t>
-      </w:r>
-      <w:r>
-        <w:rPr>
-          <w:rFonts w:ascii="Arial" w:hAnsi="Arial" w:cs="Arial"/>
-          <w:color w:val="000000" w:themeColor="text1"/>
-          <w:sz w:val="28"/>
-          <w:szCs w:val="28"/>
-        </w:rPr>
-        <w:t xml:space="preserve">(ID </w:t>
-      </w:r>
-      <w:r>
-        <w:rPr>
-          <w:rFonts w:ascii="Arial" w:hAnsi="Arial" w:cs="Arial"/>
-          <w:color w:val="000000" w:themeColor="text1"/>
-          <w:sz w:val="28"/>
-          <w:szCs w:val="28"/>
-        </w:rPr>
-        <w:t xml:space="preserve">89383854</w:t>
-      </w:r>
-      <w:r>
-        <w:rPr>
-          <w:rFonts w:ascii="Arial" w:hAnsi="Arial" w:cs="Arial"/>
-          <w:color w:val="000000" w:themeColor="text1"/>
-          <w:sz w:val="28"/>
-          <w:szCs w:val="28"/>
-        </w:rPr>
-        <w:t xml:space="preserve">).</w:t>
-      </w:r>
-    </w:p>
-    <w:p>
-      <w:pPr>
-        <w:spacing w:after="0" w:line="360" w:lineRule="auto"/>
-        <w:ind w:firstLine="2268"/>
-        <w:jc w:val="both"/>
-        <w:rPr>
-          <w:rFonts w:ascii="Arial" w:hAnsi="Arial" w:cs="Arial"/>
-          <w:color w:val="000000" w:themeColor="text1"/>
-          <w:sz w:val="28"/>
-          <w:szCs w:val="28"/>
-        </w:rPr>
-      </w:pPr>
-    </w:p>
-    <w:p>
-      <w:pPr>
-        <w:spacing w:after="0" w:line="360" w:lineRule="auto"/>
-        <w:ind w:firstLine="2268"/>
-        <w:jc w:val="both"/>
-        <w:rPr>
-          <w:rFonts w:ascii="Arial" w:hAnsi="Arial" w:cs="Arial"/>
-          <w:color w:val="000000" w:themeColor="text1"/>
-          <w:sz w:val="28"/>
-          <w:szCs w:val="28"/>
-        </w:rPr>
-      </w:pPr>
-      <w:r>
-        <w:rPr>
-          <w:rFonts w:ascii="Arial" w:hAnsi="Arial" w:cs="Arial"/>
-          <w:color w:val="808080"/>
-          <w:sz w:val="28"/>
-          <w:szCs w:val="28"/>
-          <w:highlight w:val="yellow"/>
-        </w:rPr>
-        <w:t xml:space="preserve">Assim</w:t>
-      </w:r>
-      <w:r>
-        <w:rPr>
-          <w:rFonts w:ascii="Arial" w:hAnsi="Arial" w:cs="Arial"/>
-          <w:color w:val="000000" w:themeColor="text1"/>
-          <w:sz w:val="28"/>
-          <w:szCs w:val="28"/>
-          <w:highlight w:val="yellow"/>
-        </w:rPr>
-        <w:t xml:space="preserve">, a prescrição intercorrente se consumou </w:t>
-      </w:r>
-      <w:r>
-        <w:rPr>
-          <w:rFonts w:ascii="Arial" w:hAnsi="Arial" w:cs="Arial"/>
-          <w:color w:val="808080"/>
-          <w:sz w:val="28"/>
-          <w:szCs w:val="28"/>
-          <w:highlight w:val="yellow"/>
-        </w:rPr>
-        <w:t xml:space="preserve">em</w:t>
-      </w:r>
-      <w:r>
-        <w:rPr>
-          <w:rFonts w:ascii="Arial" w:hAnsi="Arial" w:cs="Arial"/>
-          <w:color w:val="000000" w:themeColor="text1"/>
-          <w:sz w:val="28"/>
-          <w:szCs w:val="28"/>
-          <w:highlight w:val="yellow"/>
-        </w:rPr>
-        <w:t xml:space="preserve"> </w:t>
-      </w:r>
-      <w:r>
-        <w:rPr>
-          <w:rFonts w:ascii="Arial" w:hAnsi="Arial" w:cs="Arial"/>
-          <w:color w:val="000000" w:themeColor="text1"/>
-          <w:sz w:val="28"/>
-          <w:szCs w:val="28"/>
-          <w:highlight w:val="yellow"/>
-        </w:rPr>
-        <w:t xml:space="preserve">17/11</w:t>
-      </w:r>
-      <w:r>
-        <w:rPr>
-          <w:rFonts w:ascii="Arial" w:hAnsi="Arial" w:cs="Arial"/>
-          <w:color w:val="000000" w:themeColor="text1"/>
-          <w:sz w:val="28"/>
-          <w:szCs w:val="28"/>
-          <w:highlight w:val="yellow"/>
-        </w:rPr>
-        <w:t xml:space="preserve">/2025.</w:t>
-      </w:r>
-    </w:p>
-    <w:p>
-      <w:pPr>
-        <w:spacing w:after="0" w:line="360" w:lineRule="auto"/>
-        <w:ind w:firstLine="2268"/>
-        <w:jc w:val="both"/>
-        <w:rPr>
-          <w:rFonts w:ascii="Arial" w:hAnsi="Arial" w:cs="Arial"/>
-          <w:color w:val="000000" w:themeColor="text1"/>
-          <w:sz w:val="28"/>
-          <w:szCs w:val="28"/>
-        </w:rPr>
-      </w:pPr>
-    </w:p>
-    <w:p>
-      <w:pPr>
-        <w:spacing w:after="0" w:line="360" w:lineRule="auto"/>
-        <w:ind w:firstLine="2268"/>
-        <w:jc w:val="both"/>
-        <w:rPr>
-          <w:rFonts w:ascii="Arial" w:hAnsi="Arial" w:cs="Arial"/>
-          <w:color w:val="000000" w:themeColor="text1"/>
-          <w:sz w:val="28"/>
-          <w:szCs w:val="28"/>
-        </w:rPr>
-      </w:pPr>
-      <w:r>
-        <w:rPr>
-          <w:rFonts w:ascii="Arial" w:hAnsi="Arial" w:cs="Arial"/>
-          <w:color w:val="000000" w:themeColor="text1"/>
-          <w:sz w:val="28"/>
-          <w:szCs w:val="28"/>
-          <w:highlight w:val="yellow"/>
-        </w:rPr>
-        <w:t xml:space="preserve">Dito isso, diligências formais e infrutíferas, incapazes de obter constrição patrimonial</w:t>
-      </w:r>
-      <w:r>
-        <w:rPr>
-          <w:rFonts w:ascii="Arial" w:hAnsi="Arial" w:cs="Arial"/>
-          <w:color w:val="000000" w:themeColor="text1"/>
-          <w:sz w:val="28"/>
-          <w:szCs w:val="28"/>
-          <w:highlight w:val="yellow"/>
-        </w:rPr>
-        <w:t xml:space="preserve"> </w:t>
-      </w:r>
-      <w:r>
-        <w:rPr>
-          <w:rFonts w:ascii="Arial" w:hAnsi="Arial" w:cs="Arial"/>
-          <w:color w:val="000000" w:themeColor="text1"/>
-          <w:sz w:val="28"/>
-          <w:szCs w:val="28"/>
-          <w:highlight w:val="yellow"/>
-        </w:rPr>
-        <w:t xml:space="preserve">minimamente efetiva, não são aptas a interromper a prescrição intercorrente</w:t>
-      </w:r>
-      <w:r>
-        <w:rPr>
-          <w:rFonts w:ascii="Arial" w:hAnsi="Arial" w:cs="Arial"/>
-          <w:color w:val="000000" w:themeColor="text1"/>
-          <w:sz w:val="28"/>
-          <w:szCs w:val="28"/>
-          <w:highlight w:val="yellow"/>
-        </w:rPr>
-        <w:t xml:space="preserve">.</w:t>
-      </w:r>
-    </w:p>
-    <w:p>
-      <w:pPr>
-        <w:spacing w:after="0" w:line="360" w:lineRule="auto"/>
-        <w:ind w:firstLine="2268"/>
-        <w:jc w:val="both"/>
-        <w:rPr>
-          <w:rFonts w:ascii="Arial" w:hAnsi="Arial" w:cs="Arial"/>
-          <w:color w:val="000000" w:themeColor="text1"/>
-          <w:sz w:val="28"/>
-          <w:szCs w:val="28"/>
-        </w:rPr>
-      </w:pPr>
-    </w:p>
-    <w:p>
-      <w:pPr>
-        <w:spacing w:after="0" w:line="360" w:lineRule="auto"/>
-        <w:ind w:firstLine="2268"/>
-        <w:jc w:val="both"/>
-        <w:rPr>
-          <w:rFonts w:ascii="Arial" w:hAnsi="Arial" w:cs="Arial"/>
-          <w:color w:val="000000" w:themeColor="text1"/>
-          <w:sz w:val="28"/>
-          <w:szCs w:val="28"/>
-        </w:rPr>
-      </w:pPr>
-      <w:r>
-        <w:rPr>
-          <w:rFonts w:ascii="Arial" w:hAnsi="Arial" w:cs="Arial"/>
-          <w:color w:val="808080"/>
-          <w:sz w:val="28"/>
-          <w:szCs w:val="28"/>
-        </w:rPr>
-        <w:t xml:space="preserve">Nesse</w:t>
-      </w:r>
-      <w:r>
-        <w:rPr>
-          <w:rFonts w:ascii="Arial" w:hAnsi="Arial" w:cs="Arial"/>
-          <w:color w:val="000000" w:themeColor="text1"/>
-          <w:sz w:val="28"/>
-          <w:szCs w:val="28"/>
-        </w:rPr>
-        <w:t xml:space="preserve"> </w:t>
-      </w:r>
-      <w:r>
-        <w:rPr>
-          <w:rFonts w:ascii="Arial" w:hAnsi="Arial" w:cs="Arial"/>
-          <w:color w:val="808080"/>
-          <w:sz w:val="28"/>
-          <w:szCs w:val="28"/>
-        </w:rPr>
-        <w:t xml:space="preserve">sentido</w:t>
-      </w:r>
-      <w:r>
-        <w:rPr>
-          <w:rFonts w:ascii="Arial" w:hAnsi="Arial" w:cs="Arial"/>
-          <w:color w:val="000000" w:themeColor="text1"/>
-          <w:sz w:val="28"/>
-          <w:szCs w:val="28"/>
-        </w:rPr>
-        <w:t xml:space="preserve">:</w:t>
-      </w:r>
-    </w:p>
-    <w:p>
-      <w:pPr>
-        <w:spacing w:after="0" w:line="360" w:lineRule="auto"/>
-        <w:jc w:val="both"/>
-        <w:rPr>
-          <w:rFonts w:ascii="Arial" w:hAnsi="Arial" w:cs="Arial"/>
-          <w:color w:val="000000" w:themeColor="text1"/>
-          <w:sz w:val="26"/>
-          <w:szCs w:val="26"/>
-        </w:rPr>
-      </w:pPr>
-    </w:p>
-    <w:p>
-      <w:pPr>
-        <w:spacing w:after="0" w:line="360" w:lineRule="auto"/>
-        <w:ind w:left="2268"/>
-        <w:jc w:val="both"/>
+          <w:color w:val="000000" w:themeColor="text1"/>
+          <w:sz w:val="26"/>
+          <w:szCs w:val="26"/>
+        </w:rPr>
+        <w:t xml:space="preserve">A prescrição intercorrente aplica-se à execução de cédula de crédito bancário, </w:t>
+      </w:r>
+      <w:r>
         <w:rPr>
           <w:rFonts w:ascii="Arial" w:hAnsi="Arial" w:cs="Arial"/>
           <w:i/>
           <w:iCs/>
           <w:color w:val="000000" w:themeColor="text1"/>
-          <w:sz w:val="28"/>
-          <w:szCs w:val="28"/>
-        </w:rPr>
-      </w:pPr>
-      <w:commentRangeStart w:id="17"/>
+          <w:sz w:val="26"/>
+          <w:szCs w:val="26"/>
+          <w:u w:val="single"/>
+        </w:rPr>
+        <w:t xml:space="preserve">com prazo de três (3) anos</w:t>
+      </w:r>
       <w:r>
         <w:rPr>
           <w:rFonts w:ascii="Arial" w:hAnsi="Arial" w:cs="Arial"/>
@@ -6480,7 +6227,7 @@
           <w:sz w:val="26"/>
           <w:szCs w:val="26"/>
         </w:rPr>
-        <w:t xml:space="preserve">“</w:t>
+        <w:t xml:space="preserve"> </w:t>
       </w:r>
       <w:r>
         <w:rPr>
@@ -6491,7 +6238,7 @@
           <w:sz w:val="26"/>
           <w:szCs w:val="26"/>
         </w:rPr>
-        <w:t xml:space="preserve">(...) A prescrição intercorrente </w:t>
+        <w:t xml:space="preserve">(...)</w:t>
       </w:r>
       <w:r>
         <w:rPr>
@@ -6501,9 +6248,8 @@
           <w:color w:val="000000" w:themeColor="text1"/>
           <w:sz w:val="26"/>
           <w:szCs w:val="26"/>
-          <w:u w:val="single"/>
-        </w:rPr>
-        <w:t xml:space="preserve">somente é afastada por ato executivo útil e eficaz</w:t>
+        </w:rPr>
+        <w:t xml:space="preserve">.</w:t>
       </w:r>
       <w:r>
         <w:rPr>
@@ -6514,39 +6260,770 @@
           <w:sz w:val="26"/>
           <w:szCs w:val="26"/>
         </w:rPr>
-        <w:t xml:space="preserve">, não sendo suficiente o mero peticionamento ou diligências infrutíferas.</w:t>
-      </w:r>
-      <w:r>
-        <w:rPr>
-          <w:rFonts w:ascii="Arial" w:hAnsi="Arial" w:cs="Arial"/>
-          <w:i/>
-          <w:color w:val="000000" w:themeColor="text1"/>
-          <w:sz w:val="26"/>
-          <w:szCs w:val="26"/>
-        </w:rPr>
-        <w:t xml:space="preserve">” </w:t>
+        <w:t xml:space="preserve">” (Acórdão 2073134, 0703646-12.2017.8.07.0001, Relator(a): JANSEN FIALHO DE ALMEIDA, 4ª TURMA CÍVEL, data de julgamento: 27/11/2025, publicado no DJe: 11/12/2025)</w:t>
       </w:r>
       <w:r>
         <w:rPr>
           <w:rFonts w:ascii="Arial" w:hAnsi="Arial" w:cs="Arial"/>
           <w:i/>
           <w:iCs/>
-          <w:color w:val="000000" w:themeColor="text1"/>
-          <w:sz w:val="26"/>
-          <w:szCs w:val="26"/>
-        </w:rPr>
-        <w:t xml:space="preserve">(Acórdão 2103829, 0085184-37.2009.8.07.0001, Relator(a): AISTON HENRIQUE DE SOUSA, 4ª TURMA CÍVEL, data de julgamento: 11/03/2026</w:t>
+          <w:color w:val="808080"/>
+          <w:sz w:val="26"/>
+          <w:szCs w:val="26"/>
+        </w:rPr>
+        <w:t xml:space="preserve"> – Grifei</w:t>
+      </w:r>
+    </w:p>
+    <w:p>
+      <w:pPr>
+        <w:spacing w:after="0" w:line="360" w:lineRule="auto"/>
+        <w:jc w:val="both"/>
+        <w:rPr>
+          <w:rFonts w:ascii="Arial" w:hAnsi="Arial" w:cs="Arial"/>
+          <w:color w:val="000000" w:themeColor="text1"/>
+          <w:sz w:val="26"/>
+          <w:szCs w:val="26"/>
+        </w:rPr>
+      </w:pPr>
+    </w:p>
+    <w:p>
+      <w:pPr>
+        <w:spacing w:after="0" w:line="360" w:lineRule="auto"/>
+        <w:ind w:firstLine="2268"/>
+        <w:jc w:val="both"/>
+        <w:rPr>
+          <w:rFonts w:ascii="Arial" w:hAnsi="Arial" w:cs="Arial"/>
+          <w:color w:val="000000" w:themeColor="text1"/>
+          <w:sz w:val="28"/>
+          <w:szCs w:val="28"/>
+        </w:rPr>
+      </w:pPr>
+      <w:commentRangeStart w:id="16"/>
+      <w:r>
+        <w:rPr>
+          <w:rFonts w:ascii="Arial" w:hAnsi="Arial" w:cs="Arial"/>
+          <w:color w:val="808080"/>
+          <w:sz w:val="28"/>
+          <w:szCs w:val="28"/>
+        </w:rPr>
+        <w:t xml:space="preserve">A</w:t>
+      </w:r>
+      <w:r>
+        <w:rPr>
+          <w:rFonts w:ascii="Arial" w:hAnsi="Arial" w:cs="Arial"/>
+          <w:color w:val="000000" w:themeColor="text1"/>
+          <w:sz w:val="28"/>
+          <w:szCs w:val="28"/>
+        </w:rPr>
+        <w:t xml:space="preserve"> execução</w:t>
+      </w:r>
+      <w:r>
+        <w:rPr>
+          <w:rFonts w:ascii="Arial" w:hAnsi="Arial" w:cs="Arial"/>
+          <w:color w:val="808080"/>
+          <w:sz w:val="28"/>
+          <w:szCs w:val="28"/>
+        </w:rPr>
+        <w:t xml:space="preserve">,</w:t>
+      </w:r>
+      <w:r>
+        <w:rPr>
+          <w:rFonts w:ascii="Arial" w:hAnsi="Arial" w:cs="Arial"/>
+          <w:color w:val="000000" w:themeColor="text1"/>
+          <w:sz w:val="28"/>
+          <w:szCs w:val="28"/>
+        </w:rPr>
+        <w:t xml:space="preserve"> proposta em </w:t>
+      </w:r>
+      <w:r>
+        <w:rPr>
+          <w:rFonts w:ascii="Arial" w:hAnsi="Arial" w:cs="Arial"/>
+          <w:color w:val="000000" w:themeColor="text1"/>
+          <w:sz w:val="28"/>
+          <w:szCs w:val="28"/>
+        </w:rPr>
+        <w:t xml:space="preserve">16/</w:t>
+      </w:r>
+      <w:r>
+        <w:rPr>
+          <w:rFonts w:ascii="Arial" w:hAnsi="Arial" w:cs="Arial"/>
+          <w:color w:val="808080"/>
+          <w:sz w:val="28"/>
+          <w:szCs w:val="28"/>
+        </w:rPr>
+        <w:t xml:space="preserve">07</w:t>
+      </w:r>
+      <w:r>
+        <w:rPr>
+          <w:rFonts w:ascii="Arial" w:hAnsi="Arial" w:cs="Arial"/>
+          <w:color w:val="000000" w:themeColor="text1"/>
+          <w:sz w:val="28"/>
+          <w:szCs w:val="28"/>
+        </w:rPr>
+        <w:t xml:space="preserve">/</w:t>
+      </w:r>
+      <w:r>
+        <w:rPr>
+          <w:rFonts w:ascii="Arial" w:hAnsi="Arial" w:cs="Arial"/>
+          <w:color w:val="808080"/>
+          <w:sz w:val="28"/>
+          <w:szCs w:val="28"/>
+        </w:rPr>
+        <w:t xml:space="preserve">2013, foi suspensa em 04/11/2021 por ausência de bens penhoráveis. O prazo voltou a correr em 17/11/2022 e, sem bens localizados, </w:t>
+      </w:r>
+      <w:r>
+        <w:rPr>
+          <w:rFonts w:ascii="Arial" w:hAnsi="Arial" w:cs="Arial"/>
+          <w:color w:val="808080"/>
+          <w:sz w:val="28"/>
+          <w:szCs w:val="28"/>
+          <w:highlight w:val="yellow"/>
+        </w:rPr>
+        <w:t xml:space="preserve">a prescrição intercorrente se consumou em 17/11/2025</w:t>
+      </w:r>
+      <w:r>
+        <w:rPr>
+          <w:rFonts w:ascii="Arial" w:hAnsi="Arial" w:cs="Arial"/>
+          <w:color w:val="000000" w:themeColor="text1"/>
+          <w:sz w:val="28"/>
+          <w:szCs w:val="28"/>
+        </w:rPr>
+        <w:t xml:space="preserve"> (</w:t>
+      </w:r>
+      <w:r>
+        <w:rPr>
+          <w:rFonts w:ascii="Arial" w:hAnsi="Arial" w:cs="Arial"/>
+          <w:color w:val="808080"/>
+          <w:sz w:val="28"/>
+          <w:szCs w:val="28"/>
+        </w:rPr>
+        <w:t xml:space="preserve">CPC 921 III e § 1º; </w:t>
+      </w:r>
+      <w:r>
+        <w:rPr>
+          <w:rFonts w:ascii="Arial" w:hAnsi="Arial" w:cs="Arial"/>
+          <w:color w:val="000000" w:themeColor="text1"/>
+          <w:sz w:val="28"/>
+          <w:szCs w:val="28"/>
+        </w:rPr>
+        <w:t xml:space="preserve">ID </w:t>
+      </w:r>
+      <w:r>
+        <w:rPr>
+          <w:rFonts w:ascii="Arial" w:hAnsi="Arial" w:cs="Arial"/>
+          <w:color w:val="808080"/>
+          <w:sz w:val="28"/>
+          <w:szCs w:val="28"/>
+        </w:rPr>
+        <w:t xml:space="preserve">89383849 e 89383854</w:t>
+      </w:r>
+      <w:r>
+        <w:rPr>
+          <w:rFonts w:ascii="Arial" w:hAnsi="Arial" w:cs="Arial"/>
+          <w:color w:val="000000" w:themeColor="text1"/>
+          <w:sz w:val="28"/>
+          <w:szCs w:val="28"/>
+        </w:rPr>
+        <w:t xml:space="preserve">).</w:t>
+      </w:r>
+      <w:commentRangeEnd w:id="16"/>
+      <w:r>
+        <w:rPr>
+          <w:rStyle w:val="CommentReference"/>
+        </w:rPr>
+        <w:commentReference w:id="16"/>
+      </w:r>
+    </w:p>
+    <w:p>
+      <w:pPr>
+        <w:spacing w:after="0" w:line="360" w:lineRule="auto"/>
+        <w:ind w:firstLine="2268"/>
+        <w:jc w:val="both"/>
+        <w:rPr>
+          <w:rFonts w:ascii="Arial" w:hAnsi="Arial" w:cs="Arial"/>
+          <w:color w:val="000000" w:themeColor="text1"/>
+          <w:sz w:val="28"/>
+          <w:szCs w:val="28"/>
+        </w:rPr>
+      </w:pPr>
+    </w:p>
+    <w:p>
+      <w:pPr>
+        <w:spacing w:after="0" w:line="360" w:lineRule="auto"/>
+        <w:ind w:firstLine="2268"/>
+        <w:jc w:val="both"/>
+        <w:rPr>
+          <w:rFonts w:ascii="Arial" w:hAnsi="Arial" w:cs="Arial"/>
+          <w:color w:val="000000" w:themeColor="text1"/>
+          <w:sz w:val="28"/>
+          <w:szCs w:val="28"/>
+        </w:rPr>
+      </w:pPr>
+      <w:commentRangeStart w:id="17"/>
+      <w:r>
+        <w:rPr>
+          <w:rFonts w:ascii="Arial" w:hAnsi="Arial" w:cs="Arial"/>
+          <w:color w:val="808080"/>
+          <w:sz w:val="28"/>
+          <w:szCs w:val="28"/>
+        </w:rPr>
+        <w:t xml:space="preserve">Em</w:t>
+      </w:r>
+      <w:r>
+        <w:rPr>
+          <w:rFonts w:ascii="Arial" w:hAnsi="Arial" w:cs="Arial"/>
+          <w:color w:val="000000" w:themeColor="text1"/>
+          <w:sz w:val="28"/>
+          <w:szCs w:val="28"/>
+        </w:rPr>
+        <w:t xml:space="preserve"> </w:t>
+      </w:r>
+      <w:r>
+        <w:rPr>
+          <w:rFonts w:ascii="Arial" w:hAnsi="Arial" w:cs="Arial"/>
+          <w:color w:val="808080"/>
+          <w:sz w:val="28"/>
+          <w:szCs w:val="28"/>
+        </w:rPr>
+        <w:t xml:space="preserve">07/07/2025</w:t>
+      </w:r>
+      <w:r>
+        <w:rPr>
+          <w:rFonts w:ascii="Arial" w:hAnsi="Arial" w:cs="Arial"/>
+          <w:color w:val="000000" w:themeColor="text1"/>
+          <w:sz w:val="28"/>
+          <w:szCs w:val="28"/>
+        </w:rPr>
+        <w:t xml:space="preserve">, </w:t>
+      </w:r>
+      <w:r>
+        <w:rPr>
+          <w:rFonts w:ascii="Arial" w:hAnsi="Arial" w:cs="Arial"/>
+          <w:color w:val="808080"/>
+          <w:sz w:val="28"/>
+          <w:szCs w:val="28"/>
+        </w:rPr>
+        <w:t xml:space="preserve">o</w:t>
+      </w:r>
+      <w:r>
+        <w:rPr>
+          <w:rFonts w:ascii="Arial" w:hAnsi="Arial" w:cs="Arial"/>
+          <w:color w:val="000000" w:themeColor="text1"/>
+          <w:sz w:val="28"/>
+          <w:szCs w:val="28"/>
+        </w:rPr>
+        <w:t xml:space="preserve"> </w:t>
+      </w:r>
+      <w:r>
+        <w:rPr>
+          <w:rFonts w:ascii="Arial" w:hAnsi="Arial" w:cs="Arial"/>
+          <w:color w:val="808080"/>
+          <w:sz w:val="28"/>
+          <w:szCs w:val="28"/>
+        </w:rPr>
+        <w:t xml:space="preserve">exequente requereu novas buscas nos sistemas SISBAJUD, RENAJUD</w:t>
+      </w:r>
+      <w:r>
+        <w:rPr>
+          <w:rFonts w:ascii="Arial" w:hAnsi="Arial" w:cs="Arial"/>
+          <w:color w:val="000000" w:themeColor="text1"/>
+          <w:sz w:val="28"/>
+          <w:szCs w:val="28"/>
+        </w:rPr>
+        <w:t xml:space="preserve"> e </w:t>
+      </w:r>
+      <w:r>
+        <w:rPr>
+          <w:rFonts w:ascii="Arial" w:hAnsi="Arial" w:cs="Arial"/>
+          <w:color w:val="808080"/>
+          <w:sz w:val="28"/>
+          <w:szCs w:val="28"/>
+        </w:rPr>
+        <w:t xml:space="preserve">INFOJUD</w:t>
+      </w:r>
+      <w:r>
+        <w:rPr>
+          <w:rFonts w:ascii="Arial" w:hAnsi="Arial" w:cs="Arial"/>
+          <w:color w:val="000000" w:themeColor="text1"/>
+          <w:sz w:val="28"/>
+          <w:szCs w:val="28"/>
+        </w:rPr>
+        <w:t xml:space="preserve">, </w:t>
+      </w:r>
+      <w:r>
+        <w:rPr>
+          <w:rFonts w:ascii="Arial" w:hAnsi="Arial" w:cs="Arial"/>
+          <w:color w:val="808080"/>
+          <w:sz w:val="28"/>
+          <w:szCs w:val="28"/>
+        </w:rPr>
+        <w:t xml:space="preserve">indeferidas por falta</w:t>
+      </w:r>
+      <w:r>
+        <w:rPr>
+          <w:rFonts w:ascii="Arial" w:hAnsi="Arial" w:cs="Arial"/>
+          <w:color w:val="000000" w:themeColor="text1"/>
+          <w:sz w:val="28"/>
+          <w:szCs w:val="28"/>
+        </w:rPr>
+        <w:t xml:space="preserve"> de </w:t>
+      </w:r>
+      <w:r>
+        <w:rPr>
+          <w:rFonts w:ascii="Arial" w:hAnsi="Arial" w:cs="Arial"/>
+          <w:color w:val="808080"/>
+          <w:sz w:val="28"/>
+          <w:szCs w:val="28"/>
+        </w:rPr>
+        <w:t xml:space="preserve">demonstração</w:t>
+      </w:r>
+      <w:r>
+        <w:rPr>
+          <w:rFonts w:ascii="Arial" w:hAnsi="Arial" w:cs="Arial"/>
+          <w:color w:val="000000" w:themeColor="text1"/>
+          <w:sz w:val="28"/>
+          <w:szCs w:val="28"/>
+        </w:rPr>
+        <w:t xml:space="preserve"> </w:t>
+      </w:r>
+      <w:r>
+        <w:rPr>
+          <w:rFonts w:ascii="Arial" w:hAnsi="Arial" w:cs="Arial"/>
+          <w:color w:val="808080"/>
+          <w:sz w:val="28"/>
+          <w:szCs w:val="28"/>
+        </w:rPr>
+        <w:t xml:space="preserve">de</w:t>
+      </w:r>
+      <w:r>
+        <w:rPr>
+          <w:rFonts w:ascii="Arial" w:hAnsi="Arial" w:cs="Arial"/>
+          <w:color w:val="000000" w:themeColor="text1"/>
+          <w:sz w:val="28"/>
+          <w:szCs w:val="28"/>
+        </w:rPr>
+        <w:t xml:space="preserve"> </w:t>
+      </w:r>
+      <w:r>
+        <w:rPr>
+          <w:rFonts w:ascii="Arial" w:hAnsi="Arial" w:cs="Arial"/>
+          <w:color w:val="808080"/>
+          <w:sz w:val="28"/>
+          <w:szCs w:val="28"/>
+        </w:rPr>
+        <w:t xml:space="preserve">possibilidade</w:t>
+      </w:r>
+      <w:r>
+        <w:rPr>
+          <w:rFonts w:ascii="Arial" w:hAnsi="Arial" w:cs="Arial"/>
+          <w:color w:val="000000" w:themeColor="text1"/>
+          <w:sz w:val="28"/>
+          <w:szCs w:val="28"/>
+        </w:rPr>
+        <w:t xml:space="preserve"> </w:t>
+      </w:r>
+      <w:r>
+        <w:rPr>
+          <w:rFonts w:ascii="Arial" w:hAnsi="Arial" w:cs="Arial"/>
+          <w:color w:val="808080"/>
+          <w:sz w:val="28"/>
+          <w:szCs w:val="28"/>
+        </w:rPr>
+        <w:t xml:space="preserve">de</w:t>
+      </w:r>
+      <w:r>
+        <w:rPr>
+          <w:rFonts w:ascii="Arial" w:hAnsi="Arial" w:cs="Arial"/>
+          <w:color w:val="000000" w:themeColor="text1"/>
+          <w:sz w:val="28"/>
+          <w:szCs w:val="28"/>
+        </w:rPr>
+        <w:t xml:space="preserve"> </w:t>
+      </w:r>
+      <w:r>
+        <w:rPr>
+          <w:rFonts w:ascii="Arial" w:hAnsi="Arial" w:cs="Arial"/>
+          <w:color w:val="808080"/>
+          <w:sz w:val="28"/>
+          <w:szCs w:val="28"/>
+        </w:rPr>
+        <w:t xml:space="preserve">êxito; a reconsideração, de 14/11/2025</w:t>
+      </w:r>
+      <w:r>
+        <w:rPr>
+          <w:rFonts w:ascii="Arial" w:hAnsi="Arial" w:cs="Arial"/>
+          <w:color w:val="000000" w:themeColor="text1"/>
+          <w:sz w:val="28"/>
+          <w:szCs w:val="28"/>
+        </w:rPr>
+        <w:t xml:space="preserve">, não </w:t>
+      </w:r>
+      <w:r>
+        <w:rPr>
+          <w:rFonts w:ascii="Arial" w:hAnsi="Arial" w:cs="Arial"/>
+          <w:color w:val="808080"/>
+          <w:sz w:val="28"/>
+          <w:szCs w:val="28"/>
+        </w:rPr>
+        <w:t xml:space="preserve">resultou</w:t>
+      </w:r>
+      <w:r>
+        <w:rPr>
+          <w:rFonts w:ascii="Arial" w:hAnsi="Arial" w:cs="Arial"/>
+          <w:color w:val="000000" w:themeColor="text1"/>
+          <w:sz w:val="28"/>
+          <w:szCs w:val="28"/>
+        </w:rPr>
+        <w:t xml:space="preserve"> </w:t>
+      </w:r>
+      <w:r>
+        <w:rPr>
+          <w:rFonts w:ascii="Arial" w:hAnsi="Arial" w:cs="Arial"/>
+          <w:color w:val="808080"/>
+          <w:sz w:val="28"/>
+          <w:szCs w:val="28"/>
+        </w:rPr>
+        <w:t xml:space="preserve">em</w:t>
+      </w:r>
+      <w:r>
+        <w:rPr>
+          <w:rFonts w:ascii="Arial" w:hAnsi="Arial" w:cs="Arial"/>
+          <w:color w:val="000000" w:themeColor="text1"/>
+          <w:sz w:val="28"/>
+          <w:szCs w:val="28"/>
+        </w:rPr>
+        <w:t xml:space="preserve"> </w:t>
+      </w:r>
+      <w:r>
+        <w:rPr>
+          <w:rFonts w:ascii="Arial" w:hAnsi="Arial" w:cs="Arial"/>
+          <w:color w:val="808080"/>
+          <w:sz w:val="28"/>
+          <w:szCs w:val="28"/>
+        </w:rPr>
+        <w:t xml:space="preserve">constrição</w:t>
+      </w:r>
+      <w:r>
+        <w:rPr>
+          <w:rFonts w:ascii="Arial" w:hAnsi="Arial" w:cs="Arial"/>
+          <w:color w:val="000000" w:themeColor="text1"/>
+          <w:sz w:val="28"/>
+          <w:szCs w:val="28"/>
+        </w:rPr>
+        <w:t xml:space="preserve"> </w:t>
+      </w:r>
+      <w:r>
+        <w:rPr>
+          <w:rFonts w:ascii="Arial" w:hAnsi="Arial" w:cs="Arial"/>
+          <w:color w:val="808080"/>
+          <w:sz w:val="28"/>
+          <w:szCs w:val="28"/>
+        </w:rPr>
+        <w:t xml:space="preserve">(ID</w:t>
+      </w:r>
+      <w:r>
+        <w:rPr>
+          <w:rFonts w:ascii="Arial" w:hAnsi="Arial" w:cs="Arial"/>
+          <w:color w:val="000000" w:themeColor="text1"/>
+          <w:sz w:val="28"/>
+          <w:szCs w:val="28"/>
+        </w:rPr>
+        <w:t xml:space="preserve"> </w:t>
+      </w:r>
+      <w:r>
+        <w:rPr>
+          <w:rFonts w:ascii="Arial" w:hAnsi="Arial" w:cs="Arial"/>
+          <w:color w:val="808080"/>
+          <w:sz w:val="28"/>
+          <w:szCs w:val="28"/>
+        </w:rPr>
+        <w:t xml:space="preserve">89383855,</w:t>
+      </w:r>
+      <w:r>
+        <w:rPr>
+          <w:rFonts w:ascii="Arial" w:hAnsi="Arial" w:cs="Arial"/>
+          <w:color w:val="000000" w:themeColor="text1"/>
+          <w:sz w:val="28"/>
+          <w:szCs w:val="28"/>
+        </w:rPr>
+        <w:t xml:space="preserve"> </w:t>
+      </w:r>
+      <w:r>
+        <w:rPr>
+          <w:rFonts w:ascii="Arial" w:hAnsi="Arial" w:cs="Arial"/>
+          <w:color w:val="808080"/>
+          <w:sz w:val="28"/>
+          <w:szCs w:val="28"/>
+        </w:rPr>
+        <w:t xml:space="preserve">89383858</w:t>
+      </w:r>
+      <w:r>
+        <w:rPr>
+          <w:rFonts w:ascii="Arial" w:hAnsi="Arial" w:cs="Arial"/>
+          <w:color w:val="000000" w:themeColor="text1"/>
+          <w:sz w:val="28"/>
+          <w:szCs w:val="28"/>
+        </w:rPr>
+        <w:t xml:space="preserve"> </w:t>
+      </w:r>
+      <w:r>
+        <w:rPr>
+          <w:rFonts w:ascii="Arial" w:hAnsi="Arial" w:cs="Arial"/>
+          <w:color w:val="808080"/>
+          <w:sz w:val="28"/>
+          <w:szCs w:val="28"/>
+        </w:rPr>
+        <w:t xml:space="preserve">e 89383861)</w:t>
+      </w:r>
+      <w:r>
+        <w:rPr>
+          <w:rFonts w:ascii="Arial" w:hAnsi="Arial" w:cs="Arial"/>
+          <w:color w:val="000000" w:themeColor="text1"/>
+          <w:sz w:val="28"/>
+          <w:szCs w:val="28"/>
+        </w:rPr>
+        <w:t xml:space="preserve">.</w:t>
+      </w:r>
+      <w:commentRangeEnd w:id="17"/>
+      <w:r>
+        <w:rPr>
+          <w:rStyle w:val="CommentReference"/>
+        </w:rPr>
+        <w:commentReference w:id="17"/>
+      </w:r>
+    </w:p>
+    <w:p>
+      <w:pPr>
+        <w:spacing w:after="0" w:line="360" w:lineRule="auto"/>
+        <w:ind w:firstLine="2268"/>
+        <w:jc w:val="both"/>
+        <w:rPr>
+          <w:rFonts w:ascii="Arial" w:hAnsi="Arial" w:cs="Arial"/>
+          <w:color w:val="000000" w:themeColor="text1"/>
+          <w:sz w:val="28"/>
+          <w:szCs w:val="28"/>
+        </w:rPr>
+      </w:pPr>
+    </w:p>
+    <w:p>
+      <w:pPr>
+        <w:spacing w:after="0" w:line="360" w:lineRule="auto"/>
+        <w:ind w:firstLine="2268"/>
+        <w:jc w:val="both"/>
+        <w:rPr>
+          <w:rFonts w:ascii="Arial" w:hAnsi="Arial" w:cs="Arial"/>
+          <w:color w:val="000000" w:themeColor="text1"/>
+          <w:sz w:val="28"/>
+          <w:szCs w:val="28"/>
+        </w:rPr>
+      </w:pPr>
+      <w:commentRangeStart w:id="18"/>
+      <w:r>
+        <w:rPr>
+          <w:rFonts w:ascii="Arial" w:hAnsi="Arial" w:cs="Arial"/>
+          <w:color w:val="808080"/>
+          <w:sz w:val="28"/>
+          <w:szCs w:val="28"/>
+        </w:rPr>
+        <w:t xml:space="preserve">Por</w:t>
+      </w:r>
+      <w:r>
+        <w:rPr>
+          <w:rFonts w:ascii="Arial" w:hAnsi="Arial" w:cs="Arial"/>
+          <w:color w:val="000000" w:themeColor="text1"/>
+          <w:sz w:val="28"/>
+          <w:szCs w:val="28"/>
+        </w:rPr>
+        <w:t xml:space="preserve"> </w:t>
+      </w:r>
+      <w:r>
+        <w:rPr>
+          <w:rFonts w:ascii="Arial" w:hAnsi="Arial" w:cs="Arial"/>
+          <w:color w:val="808080"/>
+          <w:sz w:val="28"/>
+          <w:szCs w:val="28"/>
+        </w:rPr>
+        <w:t xml:space="preserve">isso</w:t>
+      </w:r>
+      <w:r>
+        <w:rPr>
+          <w:rFonts w:ascii="Arial" w:hAnsi="Arial" w:cs="Arial"/>
+          <w:color w:val="000000" w:themeColor="text1"/>
+          <w:sz w:val="28"/>
+          <w:szCs w:val="28"/>
+        </w:rPr>
+        <w:t xml:space="preserve">,</w:t>
+      </w:r>
+      <w:r>
+        <w:rPr>
+          <w:rFonts w:ascii="Arial" w:hAnsi="Arial" w:cs="Arial"/>
+          <w:color w:val="000000" w:themeColor="text1"/>
+          <w:sz w:val="28"/>
+          <w:szCs w:val="28"/>
+        </w:rPr>
+        <w:t xml:space="preserve"> o prazo </w:t>
+      </w:r>
+      <w:r>
+        <w:rPr>
+          <w:rFonts w:ascii="Arial" w:hAnsi="Arial" w:cs="Arial"/>
+          <w:color w:val="808080"/>
+          <w:sz w:val="28"/>
+          <w:szCs w:val="28"/>
+        </w:rPr>
+        <w:t xml:space="preserve">não foi interrompido</w:t>
+      </w:r>
+      <w:r>
+        <w:rPr>
+          <w:rFonts w:ascii="Arial" w:hAnsi="Arial" w:cs="Arial"/>
+          <w:color w:val="000000" w:themeColor="text1"/>
+          <w:sz w:val="28"/>
+          <w:szCs w:val="28"/>
+        </w:rPr>
+        <w:t xml:space="preserve">, </w:t>
+      </w:r>
+      <w:r>
+        <w:rPr>
+          <w:rFonts w:ascii="Arial" w:hAnsi="Arial" w:cs="Arial"/>
+          <w:color w:val="808080"/>
+          <w:sz w:val="28"/>
+          <w:szCs w:val="28"/>
+        </w:rPr>
+        <w:t xml:space="preserve">conforme</w:t>
+      </w:r>
+      <w:r>
+        <w:rPr>
+          <w:rFonts w:ascii="Arial" w:hAnsi="Arial" w:cs="Arial"/>
+          <w:color w:val="000000" w:themeColor="text1"/>
+          <w:sz w:val="28"/>
+          <w:szCs w:val="28"/>
+        </w:rPr>
+        <w:t xml:space="preserve"> </w:t>
+      </w:r>
+      <w:r>
+        <w:rPr>
+          <w:rFonts w:ascii="Arial" w:hAnsi="Arial" w:cs="Arial"/>
+          <w:color w:val="808080"/>
+          <w:sz w:val="28"/>
+          <w:szCs w:val="28"/>
+        </w:rPr>
+        <w:t xml:space="preserve">o</w:t>
+      </w:r>
+      <w:r>
+        <w:rPr>
+          <w:rFonts w:ascii="Arial" w:hAnsi="Arial" w:cs="Arial"/>
+          <w:color w:val="000000" w:themeColor="text1"/>
+          <w:sz w:val="28"/>
+          <w:szCs w:val="28"/>
+        </w:rPr>
+        <w:t xml:space="preserve"> Tema </w:t>
+      </w:r>
+      <w:r>
+        <w:rPr>
+          <w:rFonts w:ascii="Arial" w:hAnsi="Arial" w:cs="Arial"/>
+          <w:color w:val="808080"/>
+          <w:sz w:val="28"/>
+          <w:szCs w:val="28"/>
+        </w:rPr>
+        <w:t xml:space="preserve">Repetitivo</w:t>
+      </w:r>
+      <w:r>
+        <w:rPr>
+          <w:rFonts w:ascii="Arial" w:hAnsi="Arial" w:cs="Arial"/>
+          <w:color w:val="000000" w:themeColor="text1"/>
+          <w:sz w:val="28"/>
+          <w:szCs w:val="28"/>
+        </w:rPr>
+        <w:t xml:space="preserve"> </w:t>
+      </w:r>
+      <w:r>
+        <w:rPr>
+          <w:rFonts w:ascii="Arial" w:hAnsi="Arial" w:cs="Arial"/>
+          <w:color w:val="808080"/>
+          <w:sz w:val="28"/>
+          <w:szCs w:val="28"/>
+        </w:rPr>
+        <w:t xml:space="preserve">568/</w:t>
+      </w:r>
+      <w:r>
+        <w:rPr>
+          <w:rFonts w:ascii="Arial" w:hAnsi="Arial" w:cs="Arial"/>
+          <w:color w:val="000000" w:themeColor="text1"/>
+          <w:sz w:val="28"/>
+          <w:szCs w:val="28"/>
+        </w:rPr>
+        <w:t xml:space="preserve">S</w:t>
+      </w:r>
+      <w:r>
+        <w:rPr>
+          <w:rFonts w:ascii="Arial" w:hAnsi="Arial" w:cs="Arial"/>
+          <w:color w:val="000000" w:themeColor="text1"/>
+          <w:sz w:val="28"/>
+          <w:szCs w:val="28"/>
+        </w:rPr>
+        <w:t xml:space="preserve">TJ</w:t>
+      </w:r>
+      <w:r>
+        <w:rPr>
+          <w:rFonts w:ascii="Arial" w:hAnsi="Arial" w:cs="Arial"/>
+          <w:color w:val="000000" w:themeColor="text1"/>
+          <w:sz w:val="28"/>
+          <w:szCs w:val="28"/>
+        </w:rPr>
+        <w:t xml:space="preserve">:</w:t>
+      </w:r>
+      <w:commentRangeEnd w:id="18"/>
+      <w:r>
+        <w:rPr>
+          <w:rStyle w:val="CommentReference"/>
+        </w:rPr>
+        <w:commentReference w:id="18"/>
+      </w:r>
+    </w:p>
+    <w:p>
+      <w:pPr>
+        <w:spacing w:after="0" w:line="360" w:lineRule="auto"/>
+        <w:ind w:firstLine="2268"/>
+        <w:jc w:val="both"/>
+        <w:rPr>
+          <w:rFonts w:ascii="Arial" w:hAnsi="Arial" w:cs="Arial"/>
+          <w:color w:val="000000" w:themeColor="text1"/>
+          <w:sz w:val="28"/>
+          <w:szCs w:val="28"/>
+        </w:rPr>
+      </w:pPr>
+    </w:p>
+    <w:p>
+      <w:pPr>
+        <w:spacing w:after="0" w:line="360" w:lineRule="auto"/>
+        <w:ind w:left="2268"/>
+        <w:jc w:val="both"/>
+        <w:rPr>
+          <w:rFonts w:ascii="Arial" w:hAnsi="Arial" w:cs="Arial"/>
+          <w:color w:val="000000" w:themeColor="text1"/>
+          <w:sz w:val="26"/>
+          <w:szCs w:val="26"/>
+        </w:rPr>
+      </w:pPr>
+      <w:commentRangeStart w:id="19"/>
+      <w:r>
+        <w:rPr>
+          <w:rFonts w:ascii="Arial" w:hAnsi="Arial" w:cs="Arial"/>
+          <w:color w:val="000000" w:themeColor="text1"/>
+          <w:sz w:val="26"/>
+          <w:szCs w:val="26"/>
+        </w:rPr>
+        <w:t xml:space="preserve">“</w:t>
       </w:r>
       <w:r>
         <w:rPr>
           <w:rFonts w:ascii="Arial" w:hAnsi="Arial" w:cs="Arial"/>
           <w:i/>
           <w:iCs/>
-          <w:color w:val="808080"/>
-          <w:sz w:val="26"/>
-          <w:szCs w:val="26"/>
-        </w:rPr>
-        <w:t xml:space="preserve">.)</w:t>
+          <w:color w:val="000000" w:themeColor="text1"/>
+          <w:sz w:val="26"/>
+          <w:szCs w:val="26"/>
+        </w:rPr>
+        <w:t xml:space="preserve">A efetiva constrição patrimonial e a efetiva citação (ainda que por edital) são aptas a interromper o curso da prescrição intercorrente, não bastando para tal o mero peticionamento em juízo, requerendo, v.g., a feitura da penhora sobre ativos financeiros ou sobre outros bens</w:t>
       </w:r>
       <w:r>
         <w:rPr>
@@ -6557,761 +7034,265 @@
           <w:sz w:val="26"/>
           <w:szCs w:val="26"/>
         </w:rPr>
+        <w:t xml:space="preserve">.</w:t>
+      </w:r>
+      <w:r>
+        <w:rPr>
+          <w:rFonts w:ascii="Arial" w:hAnsi="Arial" w:cs="Arial"/>
+          <w:color w:val="000000" w:themeColor="text1"/>
+          <w:sz w:val="26"/>
+          <w:szCs w:val="26"/>
+        </w:rPr>
+        <w:t xml:space="preserve">”</w:t>
+      </w:r>
+      <w:r>
+        <w:rPr>
+          <w:rFonts w:ascii="Arial" w:hAnsi="Arial" w:cs="Arial"/>
+          <w:color w:val="808080"/>
+          <w:sz w:val="26"/>
+          <w:szCs w:val="26"/>
+        </w:rPr>
         <w:t xml:space="preserve"> </w:t>
       </w:r>
       <w:r>
         <w:rPr>
           <w:rFonts w:ascii="Arial" w:hAnsi="Arial" w:cs="Arial"/>
           <w:i/>
-          <w:iCs/>
-          <w:color w:val="808080"/>
-          <w:sz w:val="26"/>
-          <w:szCs w:val="26"/>
-        </w:rPr>
-        <w:t xml:space="preserve">–</w:t>
-      </w:r>
-      <w:r>
-        <w:rPr>
-          <w:rFonts w:ascii="Arial" w:hAnsi="Arial" w:cs="Arial"/>
-          <w:i/>
-          <w:iCs/>
-          <w:color w:val="000000" w:themeColor="text1"/>
-          <w:sz w:val="26"/>
-          <w:szCs w:val="26"/>
+          <w:color w:val="808080"/>
+          <w:sz w:val="26"/>
+          <w:szCs w:val="26"/>
+        </w:rPr>
+        <w:t xml:space="preserve">(REsp n. 1.340.553/RS, relator Ministro Mauro Campbell Marques, Primeira Seção, julgado em 12/9/2018, DJe de 16/10/2018.)</w:t>
+      </w:r>
+      <w:commentRangeEnd w:id="19"/>
+      <w:r>
+        <w:rPr>
+          <w:rStyle w:val="CommentReference"/>
+        </w:rPr>
+        <w:commentReference w:id="19"/>
+      </w:r>
+    </w:p>
+    <w:p>
+      <w:pPr>
+        <w:spacing w:after="0" w:line="360" w:lineRule="auto"/>
+        <w:ind w:left="2268"/>
+        <w:jc w:val="both"/>
+        <w:rPr>
+          <w:rFonts w:ascii="Arial" w:hAnsi="Arial" w:cs="Arial"/>
+          <w:color w:val="000000" w:themeColor="text1"/>
+          <w:sz w:val="26"/>
+          <w:szCs w:val="26"/>
+        </w:rPr>
+      </w:pPr>
+    </w:p>
+    <w:p>
+      <w:pPr>
+        <w:spacing w:after="0" w:line="360" w:lineRule="auto"/>
+        <w:ind w:firstLine="2268"/>
+        <w:jc w:val="both"/>
+        <w:rPr>
+          <w:rFonts w:ascii="Arial" w:hAnsi="Arial" w:cs="Arial"/>
+          <w:color w:val="000000" w:themeColor="text1"/>
+          <w:sz w:val="28"/>
+          <w:szCs w:val="28"/>
+        </w:rPr>
+      </w:pPr>
+      <w:commentRangeStart w:id="20"/>
+      <w:r>
+        <w:rPr>
+          <w:rFonts w:ascii="Arial" w:hAnsi="Arial" w:cs="Arial"/>
+          <w:color w:val="000000" w:themeColor="text1"/>
+          <w:sz w:val="28"/>
+          <w:szCs w:val="28"/>
+          <w:highlight w:val="yellow"/>
+        </w:rPr>
+        <w:t xml:space="preserve">Portanto, </w:t>
+      </w:r>
+      <w:r>
+        <w:rPr>
+          <w:rFonts w:ascii="Arial" w:hAnsi="Arial" w:cs="Arial"/>
+          <w:color w:val="808080"/>
+          <w:sz w:val="28"/>
+          <w:szCs w:val="28"/>
+          <w:highlight w:val="yellow"/>
+        </w:rPr>
+        <w:t xml:space="preserve">sem</w:t>
+      </w:r>
+      <w:r>
+        <w:rPr>
+          <w:rFonts w:ascii="Arial" w:hAnsi="Arial" w:cs="Arial"/>
+          <w:color w:val="000000" w:themeColor="text1"/>
+          <w:sz w:val="28"/>
+          <w:szCs w:val="28"/>
+          <w:highlight w:val="yellow"/>
+        </w:rPr>
+        <w:t xml:space="preserve"> efetiva penhora </w:t>
+      </w:r>
+      <w:r>
+        <w:rPr>
+          <w:rFonts w:ascii="Arial" w:hAnsi="Arial" w:cs="Arial"/>
+          <w:color w:val="808080"/>
+          <w:sz w:val="28"/>
+          <w:szCs w:val="28"/>
+          <w:highlight w:val="yellow"/>
+        </w:rPr>
+        <w:t xml:space="preserve">no</w:t>
+      </w:r>
+      <w:r>
+        <w:rPr>
+          <w:rFonts w:ascii="Arial" w:hAnsi="Arial" w:cs="Arial"/>
+          <w:color w:val="000000" w:themeColor="text1"/>
+          <w:sz w:val="28"/>
+          <w:szCs w:val="28"/>
+          <w:highlight w:val="yellow"/>
+        </w:rPr>
+        <w:t xml:space="preserve"> prazo da prescrição intercorrente, correta a sentença</w:t>
+      </w:r>
+      <w:r>
+        <w:rPr>
+          <w:rFonts w:ascii="Arial" w:hAnsi="Arial" w:cs="Arial"/>
+          <w:color w:val="808080"/>
+          <w:sz w:val="28"/>
+          <w:szCs w:val="28"/>
+          <w:highlight w:val="yellow"/>
+        </w:rPr>
+        <w:t xml:space="preserve">,</w:t>
+      </w:r>
+      <w:r>
+        <w:rPr>
+          <w:rFonts w:ascii="Arial" w:hAnsi="Arial" w:cs="Arial"/>
+          <w:color w:val="000000" w:themeColor="text1"/>
+          <w:sz w:val="28"/>
+          <w:szCs w:val="28"/>
+          <w:highlight w:val="yellow"/>
         </w:rPr>
         <w:t xml:space="preserve"> </w:t>
       </w:r>
       <w:r>
         <w:rPr>
           <w:rFonts w:ascii="Arial" w:hAnsi="Arial" w:cs="Arial"/>
-          <w:i/>
-          <w:iCs/>
-          <w:color w:val="808080"/>
-          <w:sz w:val="26"/>
-          <w:szCs w:val="26"/>
-        </w:rPr>
-        <w:t xml:space="preserve">Grifei</w:t>
-      </w:r>
-      <w:commentRangeEnd w:id="17"/>
+          <w:color w:val="808080"/>
+          <w:sz w:val="28"/>
+          <w:szCs w:val="28"/>
+          <w:highlight w:val="yellow"/>
+        </w:rPr>
+        <w:t xml:space="preserve">sendo</w:t>
+      </w:r>
+      <w:r>
+        <w:rPr>
+          <w:rFonts w:ascii="Arial" w:hAnsi="Arial" w:cs="Arial"/>
+          <w:color w:val="000000" w:themeColor="text1"/>
+          <w:sz w:val="28"/>
+          <w:szCs w:val="28"/>
+          <w:highlight w:val="yellow"/>
+        </w:rPr>
+        <w:t xml:space="preserve"> </w:t>
+      </w:r>
+      <w:r>
+        <w:rPr>
+          <w:rFonts w:ascii="Arial" w:hAnsi="Arial" w:cs="Arial"/>
+          <w:color w:val="808080"/>
+          <w:sz w:val="28"/>
+          <w:szCs w:val="28"/>
+          <w:highlight w:val="yellow"/>
+        </w:rPr>
+        <w:t xml:space="preserve">desnecessária</w:t>
+      </w:r>
+      <w:r>
+        <w:rPr>
+          <w:rFonts w:ascii="Arial" w:hAnsi="Arial" w:cs="Arial"/>
+          <w:color w:val="000000" w:themeColor="text1"/>
+          <w:sz w:val="28"/>
+          <w:szCs w:val="28"/>
+          <w:highlight w:val="yellow"/>
+        </w:rPr>
+        <w:t xml:space="preserve"> </w:t>
+      </w:r>
+      <w:r>
+        <w:rPr>
+          <w:rFonts w:ascii="Arial" w:hAnsi="Arial" w:cs="Arial"/>
+          <w:color w:val="808080"/>
+          <w:sz w:val="28"/>
+          <w:szCs w:val="28"/>
+          <w:highlight w:val="yellow"/>
+        </w:rPr>
+        <w:t xml:space="preserve">nova</w:t>
+      </w:r>
+      <w:r>
+        <w:rPr>
+          <w:rFonts w:ascii="Arial" w:hAnsi="Arial" w:cs="Arial"/>
+          <w:color w:val="000000" w:themeColor="text1"/>
+          <w:sz w:val="28"/>
+          <w:szCs w:val="28"/>
+          <w:highlight w:val="yellow"/>
+        </w:rPr>
+        <w:t xml:space="preserve"> </w:t>
+      </w:r>
+      <w:r>
+        <w:rPr>
+          <w:rFonts w:ascii="Arial" w:hAnsi="Arial" w:cs="Arial"/>
+          <w:color w:val="808080"/>
+          <w:sz w:val="28"/>
+          <w:szCs w:val="28"/>
+          <w:highlight w:val="yellow"/>
+        </w:rPr>
+        <w:t xml:space="preserve">manifestação</w:t>
+      </w:r>
+      <w:r>
+        <w:rPr>
+          <w:rFonts w:ascii="Arial" w:hAnsi="Arial" w:cs="Arial"/>
+          <w:color w:val="000000" w:themeColor="text1"/>
+          <w:sz w:val="28"/>
+          <w:szCs w:val="28"/>
+          <w:highlight w:val="yellow"/>
+        </w:rPr>
+        <w:t xml:space="preserve"> </w:t>
+      </w:r>
+      <w:r>
+        <w:rPr>
+          <w:rFonts w:ascii="Arial" w:hAnsi="Arial" w:cs="Arial"/>
+          <w:color w:val="808080"/>
+          <w:sz w:val="28"/>
+          <w:szCs w:val="28"/>
+          <w:highlight w:val="yellow"/>
+        </w:rPr>
+        <w:t xml:space="preserve">do Juízo de origem</w:t>
+      </w:r>
+      <w:r>
+        <w:rPr>
+          <w:rFonts w:ascii="Arial" w:hAnsi="Arial" w:cs="Arial"/>
+          <w:color w:val="000000" w:themeColor="text1"/>
+          <w:sz w:val="28"/>
+          <w:szCs w:val="28"/>
+          <w:highlight w:val="yellow"/>
+        </w:rPr>
+        <w:t xml:space="preserve">.</w:t>
+      </w:r>
+      <w:commentRangeEnd w:id="20"/>
       <w:r>
         <w:rPr>
           <w:rStyle w:val="CommentReference"/>
         </w:rPr>
-        <w:commentReference w:id="17"/>
-      </w:r>
-    </w:p>
-    <w:p>
-      <w:pPr>
-        <w:spacing w:after="0" w:line="360" w:lineRule="auto"/>
-        <w:ind w:left="2268"/>
-        <w:jc w:val="both"/>
-        <w:rPr>
-          <w:rFonts w:ascii="Arial" w:hAnsi="Arial" w:cs="Arial"/>
-          <w:color w:val="000000" w:themeColor="text1"/>
-          <w:sz w:val="28"/>
-          <w:szCs w:val="28"/>
-        </w:rPr>
-      </w:pPr>
+        <w:commentReference w:id="20"/>
+      </w:r>
     </w:p>
     <w:p>
       <w:pPr>
         <w:spacing w:after="0" w:line="360" w:lineRule="auto"/>
         <w:ind w:firstLine="2268"/>
         <w:jc w:val="both"/>
-        <w:rPr/>
-      </w:pPr>
-      <w:commentRangeStart w:id="18"/>
-      <w:r>
-        <w:rPr>
-          <w:rFonts w:ascii="Arial" w:hAnsi="Arial" w:cs="Arial"/>
-          <w:color w:val="808080"/>
-          <w:sz w:val="28"/>
-          <w:szCs w:val="28"/>
-        </w:rPr>
-        <w:t xml:space="preserve">No</w:t>
-      </w:r>
-      <w:r>
-        <w:rPr>
-          <w:rFonts w:ascii="Arial" w:hAnsi="Arial" w:cs="Arial"/>
-          <w:color w:val="000000" w:themeColor="text1"/>
-          <w:sz w:val="28"/>
-          <w:szCs w:val="28"/>
-        </w:rPr>
-        <w:t xml:space="preserve"> mais</w:t>
-      </w:r>
-      <w:r>
-        <w:rPr>
-          <w:rFonts w:ascii="Arial" w:hAnsi="Arial" w:cs="Arial"/>
-          <w:color w:val="808080"/>
-          <w:sz w:val="28"/>
-          <w:szCs w:val="28"/>
-        </w:rPr>
-        <w:t xml:space="preserve">,</w:t>
-      </w:r>
-      <w:r>
-        <w:rPr>
-          <w:rFonts w:ascii="Arial" w:hAnsi="Arial" w:cs="Arial"/>
-          <w:color w:val="000000" w:themeColor="text1"/>
-          <w:sz w:val="28"/>
-          <w:szCs w:val="28"/>
-        </w:rPr>
-        <w:t xml:space="preserve"> a </w:t>
-      </w:r>
-      <w:r>
-        <w:rPr>
-          <w:rFonts w:ascii="Arial" w:hAnsi="Arial" w:cs="Arial"/>
-          <w:color w:val="808080"/>
-          <w:sz w:val="28"/>
-          <w:szCs w:val="28"/>
-        </w:rPr>
-        <w:t xml:space="preserve">reiteração</w:t>
-      </w:r>
-      <w:r>
-        <w:rPr>
-          <w:rFonts w:ascii="Arial" w:hAnsi="Arial" w:cs="Arial"/>
-          <w:color w:val="000000" w:themeColor="text1"/>
-          <w:sz w:val="28"/>
-          <w:szCs w:val="28"/>
-        </w:rPr>
-        <w:t xml:space="preserve"> </w:t>
-      </w:r>
-      <w:r>
-        <w:rPr>
-          <w:rFonts w:ascii="Arial" w:hAnsi="Arial" w:cs="Arial"/>
-          <w:color w:val="808080"/>
-          <w:sz w:val="28"/>
-          <w:szCs w:val="28"/>
-        </w:rPr>
-        <w:t xml:space="preserve">das</w:t>
-      </w:r>
-      <w:r>
-        <w:rPr>
-          <w:rFonts w:ascii="Arial" w:hAnsi="Arial" w:cs="Arial"/>
-          <w:color w:val="000000" w:themeColor="text1"/>
-          <w:sz w:val="28"/>
-          <w:szCs w:val="28"/>
-        </w:rPr>
-        <w:t xml:space="preserve"> </w:t>
-      </w:r>
-      <w:r>
-        <w:rPr>
-          <w:rFonts w:ascii="Arial" w:hAnsi="Arial" w:cs="Arial"/>
-          <w:color w:val="808080"/>
-          <w:sz w:val="28"/>
-          <w:szCs w:val="28"/>
-        </w:rPr>
-        <w:t xml:space="preserve">buscas</w:t>
-      </w:r>
-      <w:r>
-        <w:rPr>
-          <w:rFonts w:ascii="Arial" w:hAnsi="Arial" w:cs="Arial"/>
-          <w:color w:val="000000" w:themeColor="text1"/>
-          <w:sz w:val="28"/>
-          <w:szCs w:val="28"/>
-        </w:rPr>
-        <w:t xml:space="preserve"> nos sistemas SISBAJUD, RENAJUD e INFOJUD em </w:t>
-      </w:r>
-      <w:r>
-        <w:rPr>
-          <w:rFonts w:ascii="Arial" w:hAnsi="Arial" w:cs="Arial"/>
-          <w:color w:val="000000" w:themeColor="text1"/>
-          <w:sz w:val="28"/>
-          <w:szCs w:val="28"/>
-        </w:rPr>
-        <w:t xml:space="preserve">7/</w:t>
-      </w:r>
-      <w:r>
-        <w:rPr>
-          <w:rFonts w:ascii="Arial" w:hAnsi="Arial" w:cs="Arial"/>
-          <w:color w:val="808080"/>
-          <w:sz w:val="28"/>
-          <w:szCs w:val="28"/>
-        </w:rPr>
-        <w:t xml:space="preserve">7/25</w:t>
-      </w:r>
-      <w:r>
-        <w:rPr>
-          <w:rFonts w:ascii="Arial" w:hAnsi="Arial" w:cs="Arial"/>
-          <w:color w:val="000000" w:themeColor="text1"/>
-          <w:sz w:val="28"/>
-          <w:szCs w:val="28"/>
-        </w:rPr>
-        <w:t xml:space="preserve"> </w:t>
-      </w:r>
-      <w:r>
-        <w:rPr>
-          <w:rFonts w:ascii="Arial" w:hAnsi="Arial" w:cs="Arial"/>
-          <w:color w:val="808080"/>
-          <w:sz w:val="28"/>
-          <w:szCs w:val="28"/>
-        </w:rPr>
-        <w:t xml:space="preserve">foi</w:t>
-      </w:r>
-      <w:r>
-        <w:rPr>
-          <w:rFonts w:ascii="Arial" w:hAnsi="Arial" w:cs="Arial"/>
-          <w:color w:val="000000" w:themeColor="text1"/>
-          <w:sz w:val="28"/>
-          <w:szCs w:val="28"/>
-        </w:rPr>
-        <w:t xml:space="preserve"> </w:t>
-      </w:r>
-      <w:r>
-        <w:rPr>
-          <w:rFonts w:ascii="Arial" w:hAnsi="Arial" w:cs="Arial"/>
-          <w:color w:val="808080"/>
-          <w:sz w:val="28"/>
-          <w:szCs w:val="28"/>
-        </w:rPr>
-        <w:t xml:space="preserve">indeferida</w:t>
-      </w:r>
-      <w:r>
-        <w:rPr>
-          <w:rFonts w:ascii="Arial" w:hAnsi="Arial" w:cs="Arial"/>
-          <w:color w:val="000000" w:themeColor="text1"/>
-          <w:sz w:val="28"/>
-          <w:szCs w:val="28"/>
-        </w:rPr>
-        <w:t xml:space="preserve"> (</w:t>
-      </w:r>
-      <w:r>
-        <w:rPr>
-          <w:rFonts w:ascii="Arial" w:hAnsi="Arial" w:cs="Arial"/>
-          <w:color w:val="808080"/>
-          <w:sz w:val="28"/>
-          <w:szCs w:val="28"/>
-        </w:rPr>
-        <w:t xml:space="preserve">ID</w:t>
-      </w:r>
-      <w:r>
-        <w:rPr>
-          <w:rFonts w:ascii="Arial" w:hAnsi="Arial" w:cs="Arial"/>
-          <w:color w:val="000000" w:themeColor="text1"/>
-          <w:sz w:val="28"/>
-          <w:szCs w:val="28"/>
-        </w:rPr>
-        <w:t xml:space="preserve"> 89383855 e 89383858)</w:t>
-      </w:r>
-      <w:r>
-        <w:rPr>
-          <w:rFonts w:ascii="Arial" w:hAnsi="Arial" w:cs="Arial"/>
-          <w:color w:val="808080"/>
-          <w:sz w:val="28"/>
-          <w:szCs w:val="28"/>
-        </w:rPr>
-        <w:t xml:space="preserve">.</w:t>
-      </w:r>
-    </w:p>
-    <w:p>
-      <w:pPr>
-        <w:spacing w:after="0" w:line="360" w:lineRule="auto"/>
-        <w:ind w:firstLine="2268"/>
-        <w:jc w:val="both"/>
-        <w:rPr/>
-      </w:pPr>
-    </w:p>
-    <w:p>
-      <w:pPr>
-        <w:spacing w:after="0" w:line="360" w:lineRule="auto"/>
-        <w:ind w:firstLine="2268"/>
-        <w:jc w:val="both"/>
-        <w:rPr>
-          <w:rFonts w:ascii="Arial" w:hAnsi="Arial" w:cs="Arial"/>
-          <w:color w:val="000000" w:themeColor="text1"/>
-          <w:sz w:val="28"/>
-          <w:szCs w:val="28"/>
-        </w:rPr>
-      </w:pPr>
-      <w:r>
-        <w:rPr>
-          <w:rFonts w:ascii="Arial" w:hAnsi="Arial" w:cs="Arial"/>
-          <w:color w:val="808080"/>
-          <w:sz w:val="28"/>
-          <w:szCs w:val="28"/>
-        </w:rPr>
-        <w:t xml:space="preserve">Por</w:t>
-      </w:r>
-      <w:r>
-        <w:rPr>
-          <w:rFonts w:ascii="Arial" w:hAnsi="Arial" w:cs="Arial"/>
-          <w:color w:val="000000" w:themeColor="text1"/>
-          <w:sz w:val="28"/>
-          <w:szCs w:val="28"/>
-        </w:rPr>
-        <w:t xml:space="preserve"> </w:t>
-      </w:r>
-      <w:r>
-        <w:rPr>
-          <w:rFonts w:ascii="Arial" w:hAnsi="Arial" w:cs="Arial"/>
-          <w:color w:val="808080"/>
-          <w:sz w:val="28"/>
-          <w:szCs w:val="28"/>
-        </w:rPr>
-        <w:t xml:space="preserve">isso</w:t>
-      </w:r>
-      <w:r>
-        <w:rPr>
-          <w:rFonts w:ascii="Arial" w:hAnsi="Arial" w:cs="Arial"/>
-          <w:color w:val="000000" w:themeColor="text1"/>
-          <w:sz w:val="28"/>
-          <w:szCs w:val="28"/>
-        </w:rPr>
-        <w:t xml:space="preserve">, não </w:t>
-      </w:r>
-      <w:r>
-        <w:rPr>
-          <w:rFonts w:ascii="Arial" w:hAnsi="Arial" w:cs="Arial"/>
-          <w:color w:val="808080"/>
-          <w:sz w:val="28"/>
-          <w:szCs w:val="28"/>
-        </w:rPr>
-        <w:t xml:space="preserve">interrompe</w:t>
-      </w:r>
-      <w:r>
-        <w:rPr>
-          <w:rFonts w:ascii="Arial" w:hAnsi="Arial" w:cs="Arial"/>
-          <w:color w:val="000000" w:themeColor="text1"/>
-          <w:sz w:val="28"/>
-          <w:szCs w:val="28"/>
-        </w:rPr>
-        <w:t xml:space="preserve"> o prazo prescricional</w:t>
-      </w:r>
-      <w:r>
-        <w:rPr>
-          <w:rFonts w:ascii="Arial" w:hAnsi="Arial" w:cs="Arial"/>
-          <w:color w:val="000000" w:themeColor="text1"/>
-          <w:sz w:val="28"/>
-          <w:szCs w:val="28"/>
-        </w:rPr>
-        <w:t xml:space="preserve">, </w:t>
-      </w:r>
-      <w:r>
-        <w:rPr>
-          <w:rFonts w:ascii="Arial" w:hAnsi="Arial" w:cs="Arial"/>
-          <w:color w:val="808080"/>
-          <w:sz w:val="28"/>
-          <w:szCs w:val="28"/>
-        </w:rPr>
-        <w:t xml:space="preserve">conforme</w:t>
-      </w:r>
-      <w:r>
-        <w:rPr>
-          <w:rFonts w:ascii="Arial" w:hAnsi="Arial" w:cs="Arial"/>
-          <w:color w:val="000000" w:themeColor="text1"/>
-          <w:sz w:val="28"/>
-          <w:szCs w:val="28"/>
-        </w:rPr>
-        <w:t xml:space="preserve"> </w:t>
-      </w:r>
-      <w:r>
-        <w:rPr>
-          <w:rFonts w:ascii="Arial" w:hAnsi="Arial" w:cs="Arial"/>
-          <w:color w:val="808080"/>
-          <w:sz w:val="28"/>
-          <w:szCs w:val="28"/>
-        </w:rPr>
-        <w:t xml:space="preserve">a</w:t>
-      </w:r>
-      <w:r>
-        <w:rPr>
-          <w:rFonts w:ascii="Arial" w:hAnsi="Arial" w:cs="Arial"/>
-          <w:color w:val="000000" w:themeColor="text1"/>
-          <w:sz w:val="28"/>
-          <w:szCs w:val="28"/>
-        </w:rPr>
-        <w:t xml:space="preserve"> </w:t>
-      </w:r>
-      <w:r>
-        <w:rPr>
-          <w:rFonts w:ascii="Arial" w:hAnsi="Arial" w:cs="Arial"/>
-          <w:color w:val="808080"/>
-          <w:sz w:val="28"/>
-          <w:szCs w:val="28"/>
-        </w:rPr>
-        <w:t xml:space="preserve">tese</w:t>
-      </w:r>
-      <w:r>
-        <w:rPr>
-          <w:rFonts w:ascii="Arial" w:hAnsi="Arial" w:cs="Arial"/>
-          <w:color w:val="000000" w:themeColor="text1"/>
-          <w:sz w:val="28"/>
-          <w:szCs w:val="28"/>
-        </w:rPr>
-        <w:t xml:space="preserve"> </w:t>
-      </w:r>
-      <w:r>
-        <w:rPr>
-          <w:rFonts w:ascii="Arial" w:hAnsi="Arial" w:cs="Arial"/>
-          <w:color w:val="808080"/>
-          <w:sz w:val="28"/>
-          <w:szCs w:val="28"/>
-        </w:rPr>
-        <w:t xml:space="preserve">fixada pelo c. STJ no</w:t>
-      </w:r>
-      <w:r>
-        <w:rPr>
-          <w:rFonts w:ascii="Arial" w:hAnsi="Arial" w:cs="Arial"/>
-          <w:color w:val="000000" w:themeColor="text1"/>
-          <w:sz w:val="28"/>
-          <w:szCs w:val="28"/>
-        </w:rPr>
-        <w:t xml:space="preserve"> Tema </w:t>
-      </w:r>
-      <w:r>
-        <w:rPr>
-          <w:rFonts w:ascii="Arial" w:hAnsi="Arial" w:cs="Arial"/>
-          <w:color w:val="808080"/>
-          <w:sz w:val="28"/>
-          <w:szCs w:val="28"/>
-        </w:rPr>
-        <w:t xml:space="preserve">Repetitivo</w:t>
-      </w:r>
-      <w:r>
-        <w:rPr>
-          <w:rFonts w:ascii="Arial" w:hAnsi="Arial" w:cs="Arial"/>
-          <w:color w:val="000000" w:themeColor="text1"/>
-          <w:sz w:val="28"/>
-          <w:szCs w:val="28"/>
-        </w:rPr>
-        <w:t xml:space="preserve"> </w:t>
-      </w:r>
-      <w:r>
-        <w:rPr>
-          <w:rFonts w:ascii="Arial" w:hAnsi="Arial" w:cs="Arial"/>
-          <w:color w:val="808080"/>
-          <w:sz w:val="28"/>
-          <w:szCs w:val="28"/>
-        </w:rPr>
-        <w:t xml:space="preserve">568</w:t>
-      </w:r>
-      <w:r>
-        <w:rPr>
-          <w:rFonts w:ascii="Arial" w:hAnsi="Arial" w:cs="Arial"/>
-          <w:color w:val="000000" w:themeColor="text1"/>
-          <w:sz w:val="28"/>
-          <w:szCs w:val="28"/>
-        </w:rPr>
-        <w:t xml:space="preserve">:</w:t>
-      </w:r>
-      <w:commentRangeEnd w:id="18"/>
-      <w:r>
-        <w:rPr>
-          <w:rStyle w:val="CommentReference"/>
-        </w:rPr>
-        <w:commentReference w:id="18"/>
-      </w:r>
-    </w:p>
-    <w:p>
-      <w:pPr>
-        <w:spacing w:after="0" w:line="360" w:lineRule="auto"/>
-        <w:ind w:firstLine="2268"/>
-        <w:jc w:val="both"/>
-        <w:rPr>
-          <w:rFonts w:ascii="Arial" w:hAnsi="Arial" w:cs="Arial"/>
-          <w:color w:val="000000" w:themeColor="text1"/>
-          <w:sz w:val="28"/>
-          <w:szCs w:val="28"/>
-        </w:rPr>
-      </w:pPr>
-    </w:p>
-    <w:p>
-      <w:pPr>
-        <w:spacing w:after="0" w:line="360" w:lineRule="auto"/>
-        <w:ind w:left="2268"/>
-        <w:jc w:val="both"/>
-        <w:rPr>
-          <w:rFonts w:ascii="Arial" w:hAnsi="Arial" w:cs="Arial"/>
-          <w:color w:val="000000" w:themeColor="text1"/>
-          <w:sz w:val="26"/>
-          <w:szCs w:val="26"/>
-        </w:rPr>
-      </w:pPr>
-      <w:commentRangeStart w:id="19"/>
-      <w:r>
-        <w:rPr>
-          <w:rFonts w:ascii="Arial" w:hAnsi="Arial" w:cs="Arial"/>
-          <w:color w:val="000000" w:themeColor="text1"/>
-          <w:sz w:val="26"/>
-          <w:szCs w:val="26"/>
-        </w:rPr>
-        <w:t xml:space="preserve">“</w:t>
-      </w:r>
-      <w:r>
-        <w:rPr>
-          <w:rFonts w:ascii="Arial" w:hAnsi="Arial" w:cs="Arial"/>
-          <w:i/>
-          <w:iCs/>
-          <w:color w:val="000000" w:themeColor="text1"/>
-          <w:sz w:val="26"/>
-          <w:szCs w:val="26"/>
-        </w:rPr>
-        <w:t xml:space="preserve">A efetiva constrição patrimonial e a efetiva citação (ainda que por edital) são aptas a interromper o curso da prescrição intercorrente, não bastando para tal o mero peticionamento em juízo, requerendo, v.g., a feitura da penhora sobre ativos financeiros ou sobre outros bens</w:t>
-      </w:r>
-      <w:r>
-        <w:rPr>
-          <w:rFonts w:ascii="Arial" w:hAnsi="Arial" w:cs="Arial"/>
-          <w:i/>
-          <w:iCs/>
-          <w:color w:val="000000" w:themeColor="text1"/>
-          <w:sz w:val="26"/>
-          <w:szCs w:val="26"/>
-        </w:rPr>
-        <w:t xml:space="preserve">.</w:t>
-      </w:r>
-      <w:r>
-        <w:rPr>
-          <w:rFonts w:ascii="Arial" w:hAnsi="Arial" w:cs="Arial"/>
-          <w:color w:val="000000" w:themeColor="text1"/>
-          <w:sz w:val="26"/>
-          <w:szCs w:val="26"/>
-        </w:rPr>
-        <w:t xml:space="preserve">”</w:t>
-      </w:r>
-      <w:r>
-        <w:rPr>
-          <w:rFonts w:ascii="Arial" w:hAnsi="Arial" w:cs="Arial"/>
-          <w:color w:val="808080"/>
-          <w:sz w:val="26"/>
-          <w:szCs w:val="26"/>
-        </w:rPr>
-        <w:t xml:space="preserve"> </w:t>
-      </w:r>
-      <w:r>
-        <w:rPr>
-          <w:rFonts w:ascii="Arial" w:hAnsi="Arial" w:cs="Arial"/>
-          <w:i/>
-          <w:color w:val="808080"/>
-          <w:sz w:val="26"/>
-          <w:szCs w:val="26"/>
-        </w:rPr>
-        <w:t xml:space="preserve">(REsp n. 1.340.553/RS, relator Ministro Mauro Campbell Marques, Primeira Seção, julgado em 12/9/2018, DJe de 16/10/2018.)</w:t>
-      </w:r>
-      <w:commentRangeEnd w:id="19"/>
-      <w:r>
-        <w:rPr>
-          <w:rStyle w:val="CommentReference"/>
-        </w:rPr>
-        <w:commentReference w:id="19"/>
-      </w:r>
-    </w:p>
-    <w:p>
-      <w:pPr>
-        <w:spacing w:after="0" w:line="360" w:lineRule="auto"/>
-        <w:ind w:left="2268"/>
-        <w:jc w:val="both"/>
-        <w:rPr>
-          <w:rFonts w:ascii="Arial" w:hAnsi="Arial" w:cs="Arial"/>
-          <w:color w:val="000000" w:themeColor="text1"/>
-          <w:sz w:val="26"/>
-          <w:szCs w:val="26"/>
-        </w:rPr>
-      </w:pPr>
-    </w:p>
-    <w:p>
-      <w:pPr>
-        <w:spacing w:after="0" w:line="360" w:lineRule="auto"/>
-        <w:ind w:firstLine="2268"/>
-        <w:jc w:val="both"/>
-        <w:rPr>
-          <w:rFonts w:ascii="Arial" w:hAnsi="Arial" w:cs="Arial"/>
-          <w:color w:val="000000" w:themeColor="text1"/>
-          <w:sz w:val="28"/>
-          <w:szCs w:val="28"/>
-        </w:rPr>
-      </w:pPr>
-      <w:commentRangeStart w:id="20"/>
-      <w:r>
-        <w:rPr>
-          <w:rFonts w:ascii="Arial" w:hAnsi="Arial" w:cs="Arial"/>
-          <w:color w:val="000000" w:themeColor="text1"/>
-          <w:sz w:val="28"/>
-          <w:szCs w:val="28"/>
-          <w:highlight w:val="yellow"/>
-        </w:rPr>
-        <w:t xml:space="preserve">Portanto, não tendo havido efetiva penhora durante o transcurso do prazo da prescrição intercorrente, correta a sentença que reconheceu a sua consumação.</w:t>
-      </w:r>
-      <w:commentRangeEnd w:id="20"/>
-      <w:r>
-        <w:rPr>
-          <w:rStyle w:val="CommentReference"/>
-        </w:rPr>
-        <w:commentReference w:id="20"/>
-      </w:r>
-    </w:p>
-    <w:p>
-      <w:pPr>
-        <w:spacing w:after="0" w:line="360" w:lineRule="auto"/>
-        <w:ind w:firstLine="2268"/>
-        <w:jc w:val="both"/>
-        <w:rPr>
-          <w:rFonts w:ascii="Arial" w:hAnsi="Arial" w:cs="Arial"/>
-          <w:color w:val="000000" w:themeColor="text1"/>
-          <w:sz w:val="28"/>
-          <w:szCs w:val="28"/>
-        </w:rPr>
-      </w:pPr>
-    </w:p>
-    <w:p>
-      <w:pPr>
-        <w:spacing w:after="0" w:line="360" w:lineRule="auto"/>
-        <w:ind w:firstLine="2268"/>
-        <w:jc w:val="both"/>
-        <w:rPr>
-          <w:rFonts w:ascii="Arial" w:hAnsi="Arial" w:cs="Arial"/>
-          <w:color w:val="000000" w:themeColor="text1"/>
-          <w:sz w:val="28"/>
-          <w:szCs w:val="28"/>
-        </w:rPr>
-      </w:pPr>
-      <w:r>
-        <w:rPr>
-          <w:rFonts w:ascii="Arial" w:hAnsi="Arial" w:cs="Arial"/>
-          <w:color w:val="000000" w:themeColor="text1"/>
-          <w:sz w:val="28"/>
-          <w:szCs w:val="28"/>
-        </w:rPr>
-        <w:t xml:space="preserve">Por fim, não cabe </w:t>
-      </w:r>
-      <w:r>
-        <w:rPr>
-          <w:rFonts w:ascii="Arial" w:hAnsi="Arial" w:cs="Arial"/>
-          <w:color w:val="808080"/>
-          <w:sz w:val="28"/>
-          <w:szCs w:val="28"/>
-        </w:rPr>
-        <w:t xml:space="preserve">determinar</w:t>
-      </w:r>
-      <w:r>
-        <w:rPr>
-          <w:rFonts w:ascii="Arial" w:hAnsi="Arial" w:cs="Arial"/>
-          <w:color w:val="000000" w:themeColor="text1"/>
-          <w:sz w:val="28"/>
-          <w:szCs w:val="28"/>
-        </w:rPr>
-        <w:t xml:space="preserve"> nova manifestação</w:t>
-      </w:r>
-      <w:r>
-        <w:rPr>
-          <w:rFonts w:ascii="Arial" w:hAnsi="Arial" w:cs="Arial"/>
-          <w:color w:val="000000" w:themeColor="text1"/>
-          <w:sz w:val="28"/>
-          <w:szCs w:val="28"/>
-        </w:rPr>
-        <w:t xml:space="preserve"> </w:t>
-      </w:r>
-      <w:r>
-        <w:rPr>
-          <w:rFonts w:ascii="Arial" w:hAnsi="Arial" w:cs="Arial"/>
-          <w:color w:val="808080"/>
-          <w:sz w:val="28"/>
-          <w:szCs w:val="28"/>
-        </w:rPr>
-        <w:t xml:space="preserve">do</w:t>
-      </w:r>
-      <w:r>
-        <w:rPr>
-          <w:rFonts w:ascii="Arial" w:hAnsi="Arial" w:cs="Arial"/>
-          <w:color w:val="000000" w:themeColor="text1"/>
-          <w:sz w:val="28"/>
-          <w:szCs w:val="28"/>
-        </w:rPr>
-        <w:t xml:space="preserve"> Juízo de origem</w:t>
-      </w:r>
-      <w:r>
-        <w:rPr>
-          <w:rFonts w:ascii="Arial" w:hAnsi="Arial" w:cs="Arial"/>
-          <w:color w:val="000000" w:themeColor="text1"/>
-          <w:sz w:val="28"/>
-          <w:szCs w:val="28"/>
-        </w:rPr>
-        <w:t xml:space="preserve"> </w:t>
-      </w:r>
-      <w:r>
-        <w:rPr>
-          <w:rFonts w:ascii="Arial" w:hAnsi="Arial" w:cs="Arial"/>
-          <w:color w:val="808080"/>
-          <w:sz w:val="28"/>
-          <w:szCs w:val="28"/>
-        </w:rPr>
-        <w:t xml:space="preserve">sobre</w:t>
-      </w:r>
-      <w:r>
-        <w:rPr>
-          <w:rFonts w:ascii="Arial" w:hAnsi="Arial" w:cs="Arial"/>
-          <w:color w:val="000000" w:themeColor="text1"/>
-          <w:sz w:val="28"/>
-          <w:szCs w:val="28"/>
-        </w:rPr>
-        <w:t xml:space="preserve"> </w:t>
-      </w:r>
-      <w:r>
-        <w:rPr>
-          <w:rFonts w:ascii="Arial" w:hAnsi="Arial" w:cs="Arial"/>
-          <w:color w:val="808080"/>
-          <w:sz w:val="28"/>
-          <w:szCs w:val="28"/>
-        </w:rPr>
-        <w:t xml:space="preserve">as</w:t>
-      </w:r>
-      <w:r>
-        <w:rPr>
-          <w:rFonts w:ascii="Arial" w:hAnsi="Arial" w:cs="Arial"/>
-          <w:color w:val="000000" w:themeColor="text1"/>
-          <w:sz w:val="28"/>
-          <w:szCs w:val="28"/>
-        </w:rPr>
-        <w:t xml:space="preserve"> diligências requeridas e indeferidas, </w:t>
-      </w:r>
-      <w:r>
-        <w:rPr>
-          <w:rFonts w:ascii="Arial" w:hAnsi="Arial" w:cs="Arial"/>
-          <w:color w:val="808080"/>
-          <w:sz w:val="28"/>
-          <w:szCs w:val="28"/>
-        </w:rPr>
-        <w:t xml:space="preserve">pois</w:t>
-      </w:r>
-      <w:r>
-        <w:rPr>
-          <w:rFonts w:ascii="Arial" w:hAnsi="Arial" w:cs="Arial"/>
-          <w:color w:val="000000" w:themeColor="text1"/>
-          <w:sz w:val="28"/>
-          <w:szCs w:val="28"/>
-        </w:rPr>
-        <w:t xml:space="preserve"> são indiferentes </w:t>
-      </w:r>
-      <w:r>
-        <w:rPr>
-          <w:rFonts w:ascii="Arial" w:hAnsi="Arial" w:cs="Arial"/>
-          <w:color w:val="808080"/>
-          <w:sz w:val="28"/>
-          <w:szCs w:val="28"/>
-        </w:rPr>
-        <w:t xml:space="preserve">à</w:t>
-      </w:r>
-      <w:r>
-        <w:rPr>
-          <w:rFonts w:ascii="Arial" w:hAnsi="Arial" w:cs="Arial"/>
-          <w:color w:val="000000" w:themeColor="text1"/>
-          <w:sz w:val="28"/>
-          <w:szCs w:val="28"/>
-        </w:rPr>
-        <w:t xml:space="preserve"> conclusão alcançada</w:t>
-      </w:r>
-      <w:r>
-        <w:rPr>
-          <w:rFonts w:ascii="Arial" w:hAnsi="Arial" w:cs="Arial"/>
-          <w:color w:val="000000" w:themeColor="text1"/>
-          <w:sz w:val="28"/>
-          <w:szCs w:val="28"/>
-        </w:rPr>
-        <w:t xml:space="preserve">.</w:t>
-      </w:r>
-    </w:p>
-    <w:p>
-      <w:pPr>
-        <w:spacing w:after="0" w:line="360" w:lineRule="auto"/>
-        <w:jc w:val="both"/>
+        <w:rPr>
+          <w:rFonts w:ascii="Arial" w:hAnsi="Arial" w:cs="Arial"/>
+          <w:color w:val="000000" w:themeColor="text1"/>
+          <w:sz w:val="28"/>
+          <w:szCs w:val="28"/>
+        </w:rPr>
+      </w:pPr>
+    </w:p>
+    <w:p>
+      <w:pPr>
+        <w:spacing w:after="0" w:line="360" w:lineRule="auto"/>
+        <w:jc w:val="center"/>
         <w:rPr>
           <w:rFonts w:ascii="Arial" w:hAnsi="Arial" w:cs="Arial"/>
           <w:b/>
@@ -7321,11 +7302,7 @@
           <w:szCs w:val="28"/>
         </w:rPr>
       </w:pPr>
-    </w:p>
-    <w:p>
-      <w:pPr>
-        <w:spacing w:after="0" w:line="360" w:lineRule="auto"/>
-        <w:jc w:val="center"/>
+      <w:r>
         <w:rPr>
           <w:rFonts w:ascii="Arial" w:hAnsi="Arial" w:cs="Arial"/>
           <w:b/>
@@ -7334,7 +7311,44 @@
           <w:sz w:val="28"/>
           <w:szCs w:val="28"/>
         </w:rPr>
-      </w:pPr>
+        <w:t>DISPOSITIVO</w:t>
+      </w:r>
+    </w:p>
+    <w:p>
+      <w:pPr>
+        <w:spacing w:after="0" w:line="360" w:lineRule="auto"/>
+        <w:ind w:firstLine="2268"/>
+        <w:jc w:val="both"/>
+        <w:rPr>
+          <w:rFonts w:ascii="Arial" w:hAnsi="Arial" w:cs="Arial"/>
+          <w:color w:val="000000" w:themeColor="text1"/>
+          <w:sz w:val="28"/>
+          <w:szCs w:val="28"/>
+        </w:rPr>
+      </w:pPr>
+    </w:p>
+    <w:p>
+      <w:pPr>
+        <w:spacing w:after="0" w:line="360" w:lineRule="auto"/>
+        <w:ind w:firstLine="2268"/>
+        <w:jc w:val="both"/>
+        <w:rPr>
+          <w:rFonts w:ascii="Arial" w:hAnsi="Arial" w:cs="Arial"/>
+          <w:color w:val="000000" w:themeColor="text1"/>
+          <w:sz w:val="28"/>
+          <w:szCs w:val="28"/>
+          <w:u w:val="single"/>
+        </w:rPr>
+      </w:pPr>
+      <w:r>
+        <w:rPr>
+          <w:rFonts w:ascii="Arial" w:hAnsi="Arial" w:cs="Arial"/>
+          <w:color w:val="000000" w:themeColor="text1"/>
+          <w:sz w:val="28"/>
+          <w:szCs w:val="28"/>
+        </w:rPr>
+        <w:t xml:space="preserve">Ante o exposto, </w:t>
+      </w:r>
       <w:r>
         <w:rPr>
           <w:rFonts w:ascii="Arial" w:hAnsi="Arial" w:cs="Arial"/>
@@ -7344,7 +7358,34 @@
           <w:sz w:val="28"/>
           <w:szCs w:val="28"/>
         </w:rPr>
-        <w:t>DISPOSITIVO</w:t>
+        <w:t>nego provimento</w:t>
+      </w:r>
+      <w:r>
+        <w:rPr>
+          <w:rFonts w:ascii="Arial" w:hAnsi="Arial" w:cs="Arial"/>
+          <w:color w:val="000000" w:themeColor="text1"/>
+          <w:sz w:val="28"/>
+          <w:szCs w:val="28"/>
+        </w:rPr>
+        <w:t xml:space="preserve"> ao apelo do exequente, </w:t>
+      </w:r>
+      <w:r>
+        <w:rPr>
+          <w:rFonts w:ascii="Arial" w:hAnsi="Arial" w:cs="Arial"/>
+          <w:color w:val="000000" w:themeColor="text1"/>
+          <w:sz w:val="28"/>
+          <w:szCs w:val="28"/>
+        </w:rPr>
+        <w:t>BRB – Banco de Brasília</w:t>
+      </w:r>
+      <w:r>
+        <w:rPr>
+          <w:rFonts w:ascii="Arial" w:hAnsi="Arial" w:cs="Arial"/>
+          <w:color w:val="000000" w:themeColor="text1"/>
+          <w:sz w:val="28"/>
+          <w:szCs w:val="28"/>
+        </w:rPr>
+        <w:t xml:space="preserve"> S.A.</w:t>
       </w:r>
     </w:p>
     <w:p>
@@ -7354,7 +7395,6 @@
         <w:jc w:val="both"/>
         <w:rPr>
           <w:rFonts w:ascii="Arial" w:hAnsi="Arial" w:cs="Arial"/>
-          <w:color w:val="000000" w:themeColor="text1"/>
           <w:sz w:val="28"/>
           <w:szCs w:val="28"/>
         </w:rPr>
@@ -7367,79 +7407,6 @@
         <w:jc w:val="both"/>
         <w:rPr>
           <w:rFonts w:ascii="Arial" w:hAnsi="Arial" w:cs="Arial"/>
-          <w:color w:val="000000" w:themeColor="text1"/>
-          <w:sz w:val="28"/>
-          <w:szCs w:val="28"/>
-          <w:u w:val="single"/>
-        </w:rPr>
-      </w:pPr>
-      <w:r>
-        <w:rPr>
-          <w:rFonts w:ascii="Arial" w:hAnsi="Arial" w:cs="Arial"/>
-          <w:color w:val="000000" w:themeColor="text1"/>
-          <w:sz w:val="28"/>
-          <w:szCs w:val="28"/>
-        </w:rPr>
-        <w:t xml:space="preserve">Ante o exposto, </w:t>
-      </w:r>
-      <w:r>
-        <w:rPr>
-          <w:rFonts w:ascii="Arial" w:hAnsi="Arial" w:cs="Arial"/>
-          <w:b/>
-          <w:bCs/>
-          <w:color w:val="000000" w:themeColor="text1"/>
-          <w:sz w:val="28"/>
-          <w:szCs w:val="28"/>
-        </w:rPr>
-        <w:t>nego provimento</w:t>
-      </w:r>
-      <w:r>
-        <w:rPr>
-          <w:rFonts w:ascii="Arial" w:hAnsi="Arial" w:cs="Arial"/>
-          <w:color w:val="000000" w:themeColor="text1"/>
-          <w:sz w:val="28"/>
-          <w:szCs w:val="28"/>
-        </w:rPr>
-        <w:t xml:space="preserve"> ao apelo do exequente, </w:t>
-      </w:r>
-      <w:r>
-        <w:rPr>
-          <w:rFonts w:ascii="Arial" w:hAnsi="Arial" w:cs="Arial"/>
-          <w:color w:val="000000" w:themeColor="text1"/>
-          <w:sz w:val="28"/>
-          <w:szCs w:val="28"/>
-        </w:rPr>
-        <w:t>BRB – Banco de Brasília</w:t>
-      </w:r>
-      <w:r>
-        <w:rPr>
-          <w:rFonts w:ascii="Arial" w:hAnsi="Arial" w:cs="Arial"/>
-          <w:color w:val="000000" w:themeColor="text1"/>
-          <w:sz w:val="28"/>
-          <w:szCs w:val="28"/>
-        </w:rPr>
-        <w:t xml:space="preserve"> S.A.</w:t>
-      </w:r>
-    </w:p>
-    <w:p>
-      <w:pPr>
-        <w:spacing w:after="0" w:line="360" w:lineRule="auto"/>
-        <w:ind w:firstLine="2268"/>
-        <w:jc w:val="both"/>
-        <w:rPr>
-          <w:rFonts w:ascii="Arial" w:hAnsi="Arial" w:cs="Arial"/>
-          <w:sz w:val="28"/>
-          <w:szCs w:val="28"/>
-        </w:rPr>
-      </w:pPr>
-    </w:p>
-    <w:p>
-      <w:pPr>
-        <w:spacing w:after="0" w:line="360" w:lineRule="auto"/>
-        <w:ind w:firstLine="2268"/>
-        <w:jc w:val="both"/>
-        <w:rPr>
-          <w:rFonts w:ascii="Arial" w:hAnsi="Arial" w:cs="Arial"/>
           <w:sz w:val="28"/>
           <w:szCs w:val="28"/>
         </w:rPr>
@@ -7460,7 +7427,7 @@
           <w:sz w:val="28"/>
           <w:szCs w:val="28"/>
         </w:rPr>
-        <w:t xml:space="preserve">, pois a r. sentença não fixou honorários</w:t>
+        <w:t xml:space="preserve">, pois a sentença não os fixou</w:t>
       </w:r>
       <w:r>
         <w:rPr>
@@ -8214,7 +8181,7 @@
       </w:r>
     </w:p>
   </w:comment>
-  <w:comment w:id="4" w:author="Assessor GDSXSR" w:initials="RG" w:date="2026-10-29T21:14:59Z">
+  <w:comment w:id="4" w:author="Assessor GDSXSR" w:initials="RG" w:date="2026-10-30T19:44:37Z">
     <w:p>
       <w:pPr>
         <w:pStyle w:val="CommentText"/>
@@ -8230,7 +8197,7 @@
       </w:r>
     </w:p>
   </w:comment>
-  <w:comment w:id="5" w:author="Assessor GDSXSR" w:initials="RG" w:date="2026-10-29T21:14:59Z">
+  <w:comment w:id="5" w:author="Assessor GDSXSR" w:initials="RG" w:date="2026-10-30T19:44:37Z">
     <w:p>
       <w:pPr>
         <w:pStyle w:val="CommentText"/>
@@ -8246,7 +8213,7 @@
       </w:r>
     </w:p>
   </w:comment>
-  <w:comment w:id="6" w:author="Assessor GDSXSR" w:initials="RG" w:date="2026-10-29T21:14:59Z">
+  <w:comment w:id="6" w:author="Assessor GDSXSR" w:initials="RG" w:date="2026-10-30T19:44:37Z">
     <w:p>
       <w:pPr>
         <w:pStyle w:val="CommentText"/>
@@ -8262,7 +8229,7 @@
       </w:r>
     </w:p>
   </w:comment>
-  <w:comment w:id="7" w:author="Assessor GDSXSR" w:initials="RG" w:date="2026-10-29T21:14:59Z">
+  <w:comment w:id="7" w:author="Assessor GDSXSR" w:initials="RG" w:date="2026-10-30T19:44:37Z">
     <w:p>
       <w:pPr>
         <w:pStyle w:val="CommentText"/>
@@ -8278,7 +8245,7 @@
       </w:r>
     </w:p>
   </w:comment>
-  <w:comment w:id="8" w:author="Assessor GDSXSR" w:initials="RG" w:date="2026-10-29T21:14:59Z">
+  <w:comment w:id="8" w:author="Assessor GDSXSR" w:initials="RG" w:date="2026-10-30T19:44:37Z">
     <w:p>
       <w:pPr>
         <w:pStyle w:val="CommentText"/>
@@ -8290,11 +8257,11 @@
         <w:annotationRef/>
       </w:r>
       <w:r>
-        <w:t>ASSESSOR GDSXSR — Refiz os rodapés na forma compacta e conforme o voto (C-20, C-33, C-67): dispositivos em ordem por diploma, com CPC 85 § 11 e sem o art. 921, § 5º (aplicado na sentença, não no voto); jurisprudência na ordem do corpo, com identificação completa. Saíram da lista os Acórdãos 2121895 (5ª Turma), 1950428 (5ª Turma) e 1950219 (1ª Turma), retirados do corpo (C-65, C-67); não foram conferidos no JurisDF. Pendência (C-52): o iajus confirmou, pelo número CNJ, os acórdãos da 4ª Turma 0703646-12.2017.8.07.0001 (Rel. Jansen, j. 27/11/2025) e 0085184-37.2009.8.07.0001 (Rel. Aiston, j. 11/03/2026), mas não devolve número de acórdão nem DJe; conferir no JurisDF o nº 2073134 e o DJe 11/12/2025 (ambos da minuta) e o nº 2103829 e o DJe. O REsp nº 1.340.553/RS, o relator e o DJe do Tema 568 seguem o modelo APC 0013934-65; o iajus confirma o tema, a tese e o julgamento em 12/9/2018.</w:t>
+        <w:t>ASSESSOR GDSXSR — Refiz os rodapés na forma compacta e conforme o voto (C-20, C-33, C-67): dispositivos em ordem por diploma, com CPC 85 § 11 e sem o art. 921, § 5º (aplicado na sentença, não no voto); jurisprudência na ordem do corpo, com identificação completa. Saíram da lista os Acórdãos 2121895 e 1950428 (5ª Turma), 1950219 (1ª Turma) e 2103829 (4ª Turma, Rel. Aiston, 0085184-37.2009.8.07.0001, j. 11/03/2026), retirados do corpo para manter um precedente por tese (C-65, C-67); não foram conferidos no JurisDF. Pendência (C-52): o iajus confirmou, pelo número CNJ, o acórdão da 4ª Turma 0703646-12.2017.8.07.0001 (Rel. Jansen, j. 27/11/2025), mas não devolve número de acórdão nem DJe; conferir no JurisDF o nº 2073134 e o DJe 11/12/2025 (ambos da minuta). O REsp nº 1.340.553/RS, o relator e o DJe do Tema 568 seguem o modelo APC 0013934-65; o iajus confirma o tema, a tese e o julgamento em 12/9/2018.</w:t>
       </w:r>
     </w:p>
   </w:comment>
-  <w:comment w:id="9" w:author="Assessor GDSXSR" w:initials="RG" w:date="2026-10-29T21:14:59Z">
+  <w:comment w:id="9" w:author="Assessor GDSXSR" w:initials="RG" w:date="2026-10-30T19:44:37Z">
     <w:p>
       <w:pPr>
         <w:pStyle w:val="CommentText"/>
@@ -8306,11 +8273,11 @@
         <w:annotationRef/>
       </w:r>
       <w:r>
-        <w:t>ASSESSOR GDSXSR — Pendência (C-22, C-52): o nome "Edioni da Costa Lima", o gênero e a vara não constam do material recebido (a sentença anexa não traz assinatura); conferir no PJe.</w:t>
+        <w:t>ASSESSOR GDSXSR — Conferido nos autos de origem: a sentença (ID 89383872) é assinada por Edioni da Costa Lima, da 2ª Vara de Execução de Títulos Extrajudiciais e Conflitos Arbitrais de Brasília. Pendência (C-52): o gênero da magistrada(o) não consta dos autos; conferir antes de usar "Dra."/"Dr.".</w:t>
       </w:r>
     </w:p>
   </w:comment>
-  <w:comment w:id="10" w:author="Assessor GDSXSR" w:initials="RG" w:date="2026-10-29T21:14:59Z">
+  <w:comment w:id="10" w:author="Assessor GDSXSR" w:initials="RG" w:date="2026-10-30T19:44:37Z">
     <w:p>
       <w:pPr>
         <w:pStyle w:val="CommentText"/>
@@ -8326,7 +8293,7 @@
       </w:r>
     </w:p>
   </w:comment>
-  <w:comment w:id="11" w:author="Assessor GDSXSR" w:initials="RG" w:date="2026-10-29T21:14:59Z">
+  <w:comment w:id="11" w:author="Assessor GDSXSR" w:initials="RG" w:date="2026-10-30T19:44:37Z">
     <w:p>
       <w:pPr>
         <w:pStyle w:val="CommentText"/>
@@ -8342,7 +8309,7 @@
       </w:r>
     </w:p>
   </w:comment>
-  <w:comment w:id="12" w:author="Assessor GDSXSR" w:initials="RG" w:date="2026-10-29T21:14:59Z">
+  <w:comment w:id="12" w:author="Assessor GDSXSR" w:initials="RG" w:date="2026-10-30T19:44:37Z">
     <w:p>
       <w:pPr>
         <w:pStyle w:val="CommentText"/>
@@ -8358,7 +8325,7 @@
       </w:r>
     </w:p>
   </w:comment>
-  <w:comment w:id="13" w:author="Assessor GDSXSR" w:initials="RG" w:date="2026-10-29T21:14:59Z">
+  <w:comment w:id="13" w:author="Assessor GDSXSR" w:initials="RG" w:date="2026-10-30T19:44:37Z">
     <w:p>
       <w:pPr>
         <w:pStyle w:val="CommentText"/>
@@ -8374,7 +8341,7 @@
       </w:r>
     </w:p>
   </w:comment>
-  <w:comment w:id="14" w:author="Assessor GDSXSR" w:initials="RG" w:date="2026-10-29T21:14:59Z">
+  <w:comment w:id="14" w:author="Assessor GDSXSR" w:initials="RG" w:date="2026-10-30T19:44:37Z">
     <w:p>
       <w:pPr>
         <w:pStyle w:val="CommentText"/>
@@ -8386,11 +8353,11 @@
         <w:annotationRef/>
       </w:r>
       <w:r>
-        <w:t>ASSESSOR GDSXSR — Tirei a identificação do diploma de dentro das aspas, que passou para a frase de introdução (C-66 a), e troquei "IDs" por "ID" (C-25). Pendência (C-52, C-72): corrigi "contra ao aceitante" para "contra o aceitante" no art. 70 da LUG (Decreto 57.663/1966, Anexo I), mas não consegui abrir o Anexo I no iajus nem no Planalto (bloqueado no ambiente); conferir o texto. Lei 10.931/2004, art. 44, e CC, art. 206, § 3º, VIII, foram conferidos no iajus (Planalto) e conferem.</w:t>
+        <w:t>ASSESSOR GDSXSR — Concisão (C-02): fundi a abertura e a frase do prazo e tirei do corpo a transcrição do art. 44 da Lei 10.931/2004, norma acessória que só remete à legislação cambial (C-66); fica aqui (C-63): “Art. 44. Aplica-se às Cédulas de Crédito Bancário, no que não contrariar o disposto nesta Lei, a legislação cambial, dispensado o protesto para garantir o direito de cobrança contra endossantes, seus avalistas e terceiros garantidores.” Mantive no corpo os arts. 70 da LUG e 206 do CC, que sustentam o prazo trienal. Troquei "IDs" por "ID" (C-25). Os autos (ID 89383862) confirmam o fundamento: o despacho de 15/01/2026 aplica o art. 44 da Lei 10.931/2004 e o prazo trienal. Pendência (C-52, C-72): corrigi "contra ao aceitante" para "contra o aceitante" no art. 70 da LUG (Decreto 57.663/1966, Anexo I), mas não consegui abrir o Anexo I no iajus nem no Planalto (bloqueado no ambiente); conferir o texto. Lei 10.931/2004, art. 44, e CC, art. 206, § 3º, VIII, foram conferidos no iajus (Planalto) e conferem.</w:t>
       </w:r>
     </w:p>
   </w:comment>
-  <w:comment w:id="15" w:author="Assessor GDSXSR" w:initials="RG" w:date="2026-10-29T21:14:59Z">
+  <w:comment w:id="15" w:author="Assessor GDSXSR" w:initials="RG" w:date="2026-10-30T19:44:37Z">
     <w:p>
       <w:pPr>
         <w:pStyle w:val="CommentText"/>
@@ -8406,7 +8373,7 @@
       </w:r>
     </w:p>
   </w:comment>
-  <w:comment w:id="16" w:author="Assessor GDSXSR" w:initials="RG" w:date="2026-10-29T21:14:59Z">
+  <w:comment w:id="16" w:author="Assessor GDSXSR" w:initials="RG" w:date="2026-10-30T19:44:37Z">
     <w:p>
       <w:pPr>
         <w:pStyle w:val="CommentText"/>
@@ -8418,11 +8385,11 @@
         <w:annotationRef/>
       </w:r>
       <w:r>
-        <w:t>ASSESSOR GDSXSR — Fundi os parágrafos curtos de fatos (C-11, C-13), usei "executado" (a autuação traz um só executado) e retirei "minimamente". Texto literal (C-63), CPC, art. 921: “III - quando não for localizado o executado ou bens penhoráveis; (...) § 1º Na hipótese do inciso III, o juiz suspenderá a execução pelo prazo de 1 (um) ano, durante o qual se suspenderá a prescrição.” (fonte: Planalto, via iajus). Ponto de atenção (C-64): a suspensão é de 04/11/2021, depois da Lei 14.195/2021, que deu ao § 4º a redação vigente: “O termo inicial da prescrição no curso do processo será a ciência da primeira tentativa infrutífera de localização do devedor ou de bens penhoráveis, e será suspensa, por uma única vez, pelo prazo máximo previsto no § 1º deste artigo.” O voto mantém o termo da sentença (17/11/2022, depois do ano de suspensão), mais favorável ao exequente, de modo que o resultado não muda; a data da primeira tentativa infrutífera não consta do material recebido.</w:t>
+        <w:t>ASSESSOR GDSXSR — Fundi em um só parágrafo os cinco parágrafos curtos de fatos (C-02, C-11, C-13) e usei "executado" (a autuação traz um só executado). Datas conferidas nos autos de origem: suspensão de 04/11/2021 (ID 89383849), certidão do fim da suspensão em 17/11/2022 (ID 89383854). Texto literal (C-63), CPC, art. 921: “III - quando não for localizado o executado ou bens penhoráveis; (...) § 1º Na hipótese do inciso III, o juiz suspenderá a execução pelo prazo de 1 (um) ano, durante o qual se suspenderá a prescrição.” (fonte: Planalto, via iajus). Ponto de atenção (C-64): a suspensão é de 04/11/2021, depois da Lei 14.195/2021, que deu ao § 4º a redação vigente: “O termo inicial da prescrição no curso do processo será a ciência da primeira tentativa infrutífera de localização do devedor ou de bens penhoráveis, e será suspensa, por uma única vez, pelo prazo máximo previsto no § 1º deste artigo.” O voto mantém o termo da sentença (17/11/2022, depois do ano de suspensão), mais favorável ao exequente, de modo que o resultado não muda; a data da primeira tentativa infrutífera não consta do material recebido.</w:t>
       </w:r>
     </w:p>
   </w:comment>
-  <w:comment w:id="17" w:author="Assessor GDSXSR" w:initials="RG" w:date="2026-10-29T21:14:59Z">
+  <w:comment w:id="17" w:author="Assessor GDSXSR" w:initials="RG" w:date="2026-10-30T19:44:37Z">
     <w:p>
       <w:pPr>
         <w:pStyle w:val="CommentText"/>
@@ -8434,11 +8401,11 @@
         <w:annotationRef/>
       </w:r>
       <w:r>
-        <w:t>ASSESSOR GDSXSR — Pendência (C-52, C-67): o iajus confirma o acórdão da 4ª Turma (0085184-37.2009.8.07.0001, Rel. Aiston, j. 11/03/2026) e a tese "A prescrição intercorrente somente é afastada por ato executivo útil e eficaz, não sendo suficiente o mero peticionamento ou diligências infrutíferas", mas não devolve o número do acórdão nem o DJe; a minuta trazia "publicado no DJe: Invalid date", que retirei. Conferir no JurisDF o nº 2103829 e o DJe.</w:t>
+        <w:t>ASSESSOR GDSXSR — Concisão (C-02, C-65): substituí o parágrafo "Dito isso, diligências formais e infrutíferas…" pelos fatos dos autos de origem (abaixo) e retirei o Acórdão 2103829 (4ª Turma, Rel. Aiston, 0085184-37.2009.8.07.0001, j. 11/03/2026), que repetia a tese do Tema 568, apresentado em seguida. O iajus confirmava o julgado e a tese, mas não devolvia o número do acórdão nem o DJe (a minuta trazia "DJe: Invalid date"); com a retirada, a pendência de conferência deixa de existir.</w:t>
       </w:r>
     </w:p>
   </w:comment>
-  <w:comment w:id="18" w:author="Assessor GDSXSR" w:initials="RG" w:date="2026-10-29T21:14:59Z">
+  <w:comment w:id="18" w:author="Assessor GDSXSR" w:initials="RG" w:date="2026-10-30T19:44:37Z">
     <w:p>
       <w:pPr>
         <w:pStyle w:val="CommentText"/>
@@ -8450,11 +8417,11 @@
         <w:annotationRef/>
       </w:r>
       <w:r>
-        <w:t>ASSESSOR GDSXSR — Reescrevi o parágrafo, que atribuía a transcrição também a "julgados desta egrégia Corte" (agora só o Tema 568), e troquei "IDs" por "ID" (C-25). Pendência (C-52): a minuta traz "7/725"; escrevi "7/7/25" por erro de digitação evidente, mas a data não consta do material recebido; conferir no ID 89383855.</w:t>
+        <w:t>ASSESSOR GDSXSR — Complementei com os autos de origem (C-03): o pedido de novas buscas é de 07/07/2025 (ID 89383855; confirma o "7/725" da minuta); foi indeferido em 09/09/2025 por falta de demonstração de possibilidade de êxito que justifique a reiteração (ID 89383858); a reconsideração, de 14/11/2025 (ID 89383861), não resultou em constrição: o despacho de 15/01/2026 (ID 89383862) apenas abriu vista sobre a prescrição (CPC 921 § 5º). Troquei "IDs" por "ID" (C-25) e passei o ID para o fim do período (C-20).</w:t>
       </w:r>
     </w:p>
   </w:comment>
-  <w:comment w:id="19" w:author="Assessor GDSXSR" w:initials="RG" w:date="2026-10-29T21:14:59Z">
+  <w:comment w:id="19" w:author="Assessor GDSXSR" w:initials="RG" w:date="2026-10-30T19:44:37Z">
     <w:p>
       <w:pPr>
         <w:pStyle w:val="CommentText"/>
@@ -8470,7 +8437,7 @@
       </w:r>
     </w:p>
   </w:comment>
-  <w:comment w:id="20" w:author="Assessor GDSXSR" w:initials="RG" w:date="2026-10-29T21:14:59Z">
+  <w:comment w:id="20" w:author="Assessor GDSXSR" w:initials="RG" w:date="2026-10-30T19:44:37Z">
     <w:p>
       <w:pPr>
         <w:pStyle w:val="CommentText"/>
@@ -8486,7 +8453,7 @@
       </w:r>
     </w:p>
   </w:comment>
-  <w:comment w:id="21" w:author="Assessor GDSXSR" w:initials="RG" w:date="2026-10-29T21:14:59Z">
+  <w:comment w:id="21" w:author="Assessor GDSXSR" w:initials="RG" w:date="2026-10-30T19:44:37Z">
     <w:p>
       <w:pPr>
         <w:pStyle w:val="CommentText"/>
